--- a/Requerimientos_2/Modelado y Lógica La Ingeniería del Cerebro.docx
+++ b/Requerimientos_2/Modelado y Lógica La Ingeniería del Cerebro.docx
@@ -409,764 +409,1301 @@
           <w:szCs w:val="20"/>
           <w:rtl w:val="0"/>
         </w:rPr>
-        <w:t xml:space="preserve">Algoritmo Gestion_Usuarios_Roles</w:t>
-      </w:r>
-    </w:p>
-    <w:p>
-      <w:pPr>
-        <w:spacing w:after="200" w:line="240" w:lineRule="auto"/>
-        <w:rPr>
-          <w:rFonts w:ascii="Quattrocento Sans" w:cs="Quattrocento Sans" w:eastAsia="Quattrocento Sans" w:hAnsi="Quattrocento Sans"/>
-          <w:sz w:val="20"/>
-          <w:szCs w:val="20"/>
-        </w:rPr>
-      </w:pPr>
-      <w:r>
-        <w:rPr>
-          <w:rFonts w:ascii="Quattrocento Sans" w:cs="Quattrocento Sans" w:eastAsia="Quattrocento Sans" w:hAnsi="Quattrocento Sans"/>
-          <w:sz w:val="20"/>
-          <w:szCs w:val="20"/>
-          <w:rtl w:val="0"/>
-        </w:rPr>
-        <w:tab/>
-        <w:t xml:space="preserve">/// Requisitos de Información:</w:t>
-      </w:r>
-    </w:p>
-    <w:p>
-      <w:pPr>
-        <w:spacing w:after="200" w:line="240" w:lineRule="auto"/>
-        <w:rPr>
-          <w:rFonts w:ascii="Quattrocento Sans" w:cs="Quattrocento Sans" w:eastAsia="Quattrocento Sans" w:hAnsi="Quattrocento Sans"/>
-          <w:sz w:val="20"/>
-          <w:szCs w:val="20"/>
-        </w:rPr>
-      </w:pPr>
-      <w:r>
-        <w:rPr>
-          <w:rFonts w:ascii="Quattrocento Sans" w:cs="Quattrocento Sans" w:eastAsia="Quattrocento Sans" w:hAnsi="Quattrocento Sans"/>
-          <w:sz w:val="20"/>
-          <w:szCs w:val="20"/>
-          <w:rtl w:val="0"/>
-        </w:rPr>
-        <w:tab/>
-        <w:t xml:space="preserve">/// - Tabla roles: id_rol (PK), nombre_rol, descripcion, permisos, estado</w:t>
-      </w:r>
-    </w:p>
-    <w:p>
-      <w:pPr>
-        <w:spacing w:after="200" w:line="240" w:lineRule="auto"/>
-        <w:rPr>
-          <w:rFonts w:ascii="Quattrocento Sans" w:cs="Quattrocento Sans" w:eastAsia="Quattrocento Sans" w:hAnsi="Quattrocento Sans"/>
-          <w:sz w:val="20"/>
-          <w:szCs w:val="20"/>
-        </w:rPr>
-      </w:pPr>
-      <w:r>
-        <w:rPr>
-          <w:rFonts w:ascii="Quattrocento Sans" w:cs="Quattrocento Sans" w:eastAsia="Quattrocento Sans" w:hAnsi="Quattrocento Sans"/>
-          <w:sz w:val="20"/>
-          <w:szCs w:val="20"/>
-          <w:rtl w:val="0"/>
-        </w:rPr>
-        <w:tab/>
-        <w:t xml:space="preserve">/// - Tabla usuarios: id_usuario (PK), documento, nombres, apellidos, correo, contrasena_hash, rol_id (FK), estado, fecha_registro</w:t>
-      </w:r>
-    </w:p>
-    <w:p>
-      <w:pPr>
-        <w:spacing w:after="200" w:line="240" w:lineRule="auto"/>
-        <w:rPr>
-          <w:rFonts w:ascii="Quattrocento Sans" w:cs="Quattrocento Sans" w:eastAsia="Quattrocento Sans" w:hAnsi="Quattrocento Sans"/>
-          <w:sz w:val="20"/>
-          <w:szCs w:val="20"/>
-        </w:rPr>
-      </w:pPr>
-      <w:r>
-        <w:rPr>
-          <w:rFonts w:ascii="Quattrocento Sans" w:cs="Quattrocento Sans" w:eastAsia="Quattrocento Sans" w:hAnsi="Quattrocento Sans"/>
-          <w:sz w:val="20"/>
-          <w:szCs w:val="20"/>
-          <w:rtl w:val="0"/>
-        </w:rPr>
-        <w:tab/>
-      </w:r>
-    </w:p>
-    <w:p>
-      <w:pPr>
-        <w:spacing w:after="200" w:line="240" w:lineRule="auto"/>
-        <w:rPr>
-          <w:rFonts w:ascii="Quattrocento Sans" w:cs="Quattrocento Sans" w:eastAsia="Quattrocento Sans" w:hAnsi="Quattrocento Sans"/>
-          <w:sz w:val="20"/>
-          <w:szCs w:val="20"/>
-        </w:rPr>
-      </w:pPr>
-      <w:r>
-        <w:rPr>
-          <w:rFonts w:ascii="Quattrocento Sans" w:cs="Quattrocento Sans" w:eastAsia="Quattrocento Sans" w:hAnsi="Quattrocento Sans"/>
-          <w:sz w:val="20"/>
-          <w:szCs w:val="20"/>
-          <w:rtl w:val="0"/>
-        </w:rPr>
-        <w:tab/>
-        <w:t xml:space="preserve">// Dimensiones (3,10) y (6) para garantizar compatibilidad total con Base 0 y Base 1 en PSeInt</w:t>
-      </w:r>
-    </w:p>
-    <w:p>
-      <w:pPr>
-        <w:spacing w:after="200" w:line="240" w:lineRule="auto"/>
-        <w:rPr>
-          <w:rFonts w:ascii="Quattrocento Sans" w:cs="Quattrocento Sans" w:eastAsia="Quattrocento Sans" w:hAnsi="Quattrocento Sans"/>
-          <w:sz w:val="20"/>
-          <w:szCs w:val="20"/>
-        </w:rPr>
-      </w:pPr>
-      <w:r>
-        <w:rPr>
-          <w:rFonts w:ascii="Quattrocento Sans" w:cs="Quattrocento Sans" w:eastAsia="Quattrocento Sans" w:hAnsi="Quattrocento Sans"/>
-          <w:sz w:val="20"/>
-          <w:szCs w:val="20"/>
-          <w:rtl w:val="0"/>
-        </w:rPr>
-        <w:tab/>
-        <w:t xml:space="preserve">Dimension tabla_usuarios(3,10), rol(6)</w:t>
-      </w:r>
-    </w:p>
-    <w:p>
-      <w:pPr>
-        <w:spacing w:after="200" w:line="240" w:lineRule="auto"/>
-        <w:rPr>
-          <w:rFonts w:ascii="Quattrocento Sans" w:cs="Quattrocento Sans" w:eastAsia="Quattrocento Sans" w:hAnsi="Quattrocento Sans"/>
-          <w:sz w:val="20"/>
-          <w:szCs w:val="20"/>
-        </w:rPr>
-      </w:pPr>
-      <w:r>
-        <w:rPr>
-          <w:rFonts w:ascii="Quattrocento Sans" w:cs="Quattrocento Sans" w:eastAsia="Quattrocento Sans" w:hAnsi="Quattrocento Sans"/>
-          <w:sz w:val="20"/>
-          <w:szCs w:val="20"/>
-          <w:rtl w:val="0"/>
-        </w:rPr>
-        <w:tab/>
-      </w:r>
-    </w:p>
-    <w:p>
-      <w:pPr>
-        <w:spacing w:after="200" w:line="240" w:lineRule="auto"/>
-        <w:rPr>
-          <w:rFonts w:ascii="Quattrocento Sans" w:cs="Quattrocento Sans" w:eastAsia="Quattrocento Sans" w:hAnsi="Quattrocento Sans"/>
-          <w:sz w:val="20"/>
-          <w:szCs w:val="20"/>
-        </w:rPr>
-      </w:pPr>
-      <w:r>
-        <w:rPr>
-          <w:rFonts w:ascii="Quattrocento Sans" w:cs="Quattrocento Sans" w:eastAsia="Quattrocento Sans" w:hAnsi="Quattrocento Sans"/>
-          <w:sz w:val="20"/>
-          <w:szCs w:val="20"/>
-          <w:rtl w:val="0"/>
-        </w:rPr>
-        <w:tab/>
-        <w:t xml:space="preserve">// Vector que simula un rol existente en el sistema (RI-01)</w:t>
-      </w:r>
-    </w:p>
-    <w:p>
-      <w:pPr>
-        <w:spacing w:after="200" w:line="240" w:lineRule="auto"/>
-        <w:rPr>
-          <w:rFonts w:ascii="Quattrocento Sans" w:cs="Quattrocento Sans" w:eastAsia="Quattrocento Sans" w:hAnsi="Quattrocento Sans"/>
-          <w:sz w:val="20"/>
-          <w:szCs w:val="20"/>
-        </w:rPr>
-      </w:pPr>
-      <w:r>
-        <w:rPr>
-          <w:rFonts w:ascii="Quattrocento Sans" w:cs="Quattrocento Sans" w:eastAsia="Quattrocento Sans" w:hAnsi="Quattrocento Sans"/>
-          <w:sz w:val="20"/>
-          <w:szCs w:val="20"/>
-          <w:rtl w:val="0"/>
-        </w:rPr>
-        <w:tab/>
-        <w:t xml:space="preserve">rol(1)="1"</w:t>
-      </w:r>
-    </w:p>
-    <w:p>
-      <w:pPr>
-        <w:spacing w:after="200" w:line="240" w:lineRule="auto"/>
-        <w:rPr>
-          <w:rFonts w:ascii="Quattrocento Sans" w:cs="Quattrocento Sans" w:eastAsia="Quattrocento Sans" w:hAnsi="Quattrocento Sans"/>
-          <w:sz w:val="20"/>
-          <w:szCs w:val="20"/>
-        </w:rPr>
-      </w:pPr>
-      <w:r>
-        <w:rPr>
-          <w:rFonts w:ascii="Quattrocento Sans" w:cs="Quattrocento Sans" w:eastAsia="Quattrocento Sans" w:hAnsi="Quattrocento Sans"/>
-          <w:sz w:val="20"/>
-          <w:szCs w:val="20"/>
-          <w:rtl w:val="0"/>
-        </w:rPr>
-        <w:tab/>
-        <w:t xml:space="preserve">rol(2)="Administrador"</w:t>
-      </w:r>
-    </w:p>
-    <w:p>
-      <w:pPr>
-        <w:spacing w:after="200" w:line="240" w:lineRule="auto"/>
-        <w:rPr>
-          <w:rFonts w:ascii="Quattrocento Sans" w:cs="Quattrocento Sans" w:eastAsia="Quattrocento Sans" w:hAnsi="Quattrocento Sans"/>
-          <w:sz w:val="20"/>
-          <w:szCs w:val="20"/>
-        </w:rPr>
-      </w:pPr>
-      <w:r>
-        <w:rPr>
-          <w:rFonts w:ascii="Quattrocento Sans" w:cs="Quattrocento Sans" w:eastAsia="Quattrocento Sans" w:hAnsi="Quattrocento Sans"/>
-          <w:sz w:val="20"/>
-          <w:szCs w:val="20"/>
-          <w:rtl w:val="0"/>
-        </w:rPr>
-        <w:tab/>
-        <w:t xml:space="preserve">rol(3)="Gestion total del sistema"</w:t>
-      </w:r>
-    </w:p>
-    <w:p>
-      <w:pPr>
-        <w:spacing w:after="200" w:line="240" w:lineRule="auto"/>
-        <w:rPr>
-          <w:rFonts w:ascii="Quattrocento Sans" w:cs="Quattrocento Sans" w:eastAsia="Quattrocento Sans" w:hAnsi="Quattrocento Sans"/>
-          <w:sz w:val="20"/>
-          <w:szCs w:val="20"/>
-        </w:rPr>
-      </w:pPr>
-      <w:r>
-        <w:rPr>
-          <w:rFonts w:ascii="Quattrocento Sans" w:cs="Quattrocento Sans" w:eastAsia="Quattrocento Sans" w:hAnsi="Quattrocento Sans"/>
-          <w:sz w:val="20"/>
-          <w:szCs w:val="20"/>
-          <w:rtl w:val="0"/>
-        </w:rPr>
-        <w:tab/>
-        <w:t xml:space="preserve">rol(4)="all_permissions"</w:t>
-      </w:r>
-    </w:p>
-    <w:p>
-      <w:pPr>
-        <w:spacing w:after="200" w:line="240" w:lineRule="auto"/>
-        <w:rPr>
-          <w:rFonts w:ascii="Quattrocento Sans" w:cs="Quattrocento Sans" w:eastAsia="Quattrocento Sans" w:hAnsi="Quattrocento Sans"/>
-          <w:sz w:val="20"/>
-          <w:szCs w:val="20"/>
-        </w:rPr>
-      </w:pPr>
-      <w:r>
-        <w:rPr>
-          <w:rFonts w:ascii="Quattrocento Sans" w:cs="Quattrocento Sans" w:eastAsia="Quattrocento Sans" w:hAnsi="Quattrocento Sans"/>
-          <w:sz w:val="20"/>
-          <w:szCs w:val="20"/>
-          <w:rtl w:val="0"/>
-        </w:rPr>
-        <w:tab/>
-        <w:t xml:space="preserve">rol(5)="Activo"</w:t>
-      </w:r>
-    </w:p>
-    <w:p>
-      <w:pPr>
-        <w:spacing w:after="200" w:line="240" w:lineRule="auto"/>
-        <w:rPr>
-          <w:rFonts w:ascii="Quattrocento Sans" w:cs="Quattrocento Sans" w:eastAsia="Quattrocento Sans" w:hAnsi="Quattrocento Sans"/>
-          <w:sz w:val="20"/>
-          <w:szCs w:val="20"/>
-        </w:rPr>
-      </w:pPr>
-      <w:r>
-        <w:rPr>
-          <w:rFonts w:ascii="Quattrocento Sans" w:cs="Quattrocento Sans" w:eastAsia="Quattrocento Sans" w:hAnsi="Quattrocento Sans"/>
-          <w:sz w:val="20"/>
-          <w:szCs w:val="20"/>
-          <w:rtl w:val="0"/>
-        </w:rPr>
-        <w:tab/>
-      </w:r>
-    </w:p>
-    <w:p>
-      <w:pPr>
-        <w:spacing w:after="200" w:line="240" w:lineRule="auto"/>
-        <w:rPr>
-          <w:rFonts w:ascii="Quattrocento Sans" w:cs="Quattrocento Sans" w:eastAsia="Quattrocento Sans" w:hAnsi="Quattrocento Sans"/>
-          <w:sz w:val="20"/>
-          <w:szCs w:val="20"/>
-        </w:rPr>
-      </w:pPr>
-      <w:r>
-        <w:rPr>
-          <w:rFonts w:ascii="Quattrocento Sans" w:cs="Quattrocento Sans" w:eastAsia="Quattrocento Sans" w:hAnsi="Quattrocento Sans"/>
-          <w:sz w:val="20"/>
-          <w:szCs w:val="20"/>
-          <w:rtl w:val="0"/>
-        </w:rPr>
-        <w:tab/>
-        <w:t xml:space="preserve">// Encabezados de la matriz de usuarios según RI-02 (9 atributos)</w:t>
-      </w:r>
-    </w:p>
-    <w:p>
-      <w:pPr>
-        <w:spacing w:after="200" w:line="240" w:lineRule="auto"/>
-        <w:rPr>
-          <w:rFonts w:ascii="Quattrocento Sans" w:cs="Quattrocento Sans" w:eastAsia="Quattrocento Sans" w:hAnsi="Quattrocento Sans"/>
-          <w:sz w:val="20"/>
-          <w:szCs w:val="20"/>
-        </w:rPr>
-      </w:pPr>
-      <w:r>
-        <w:rPr>
-          <w:rFonts w:ascii="Quattrocento Sans" w:cs="Quattrocento Sans" w:eastAsia="Quattrocento Sans" w:hAnsi="Quattrocento Sans"/>
-          <w:sz w:val="20"/>
-          <w:szCs w:val="20"/>
-          <w:rtl w:val="0"/>
-        </w:rPr>
-        <w:tab/>
-        <w:t xml:space="preserve">tabla_usuarios(1,1)="id_usuario"</w:t>
-      </w:r>
-    </w:p>
-    <w:p>
-      <w:pPr>
-        <w:spacing w:after="200" w:line="240" w:lineRule="auto"/>
-        <w:rPr>
-          <w:rFonts w:ascii="Quattrocento Sans" w:cs="Quattrocento Sans" w:eastAsia="Quattrocento Sans" w:hAnsi="Quattrocento Sans"/>
-          <w:sz w:val="20"/>
-          <w:szCs w:val="20"/>
-        </w:rPr>
-      </w:pPr>
-      <w:r>
-        <w:rPr>
-          <w:rFonts w:ascii="Quattrocento Sans" w:cs="Quattrocento Sans" w:eastAsia="Quattrocento Sans" w:hAnsi="Quattrocento Sans"/>
-          <w:sz w:val="20"/>
-          <w:szCs w:val="20"/>
-          <w:rtl w:val="0"/>
-        </w:rPr>
-        <w:tab/>
-        <w:t xml:space="preserve">tabla_usuarios(1,2)="documento"</w:t>
-      </w:r>
-    </w:p>
-    <w:p>
-      <w:pPr>
-        <w:spacing w:after="200" w:line="240" w:lineRule="auto"/>
-        <w:rPr>
-          <w:rFonts w:ascii="Quattrocento Sans" w:cs="Quattrocento Sans" w:eastAsia="Quattrocento Sans" w:hAnsi="Quattrocento Sans"/>
-          <w:sz w:val="20"/>
-          <w:szCs w:val="20"/>
-        </w:rPr>
-      </w:pPr>
-      <w:r>
-        <w:rPr>
-          <w:rFonts w:ascii="Quattrocento Sans" w:cs="Quattrocento Sans" w:eastAsia="Quattrocento Sans" w:hAnsi="Quattrocento Sans"/>
-          <w:sz w:val="20"/>
-          <w:szCs w:val="20"/>
-          <w:rtl w:val="0"/>
-        </w:rPr>
-        <w:tab/>
-        <w:t xml:space="preserve">tabla_usuarios(1,3)="nombres"</w:t>
-      </w:r>
-    </w:p>
-    <w:p>
-      <w:pPr>
-        <w:spacing w:after="200" w:line="240" w:lineRule="auto"/>
-        <w:rPr>
-          <w:rFonts w:ascii="Quattrocento Sans" w:cs="Quattrocento Sans" w:eastAsia="Quattrocento Sans" w:hAnsi="Quattrocento Sans"/>
-          <w:sz w:val="20"/>
-          <w:szCs w:val="20"/>
-        </w:rPr>
-      </w:pPr>
-      <w:r>
-        <w:rPr>
-          <w:rFonts w:ascii="Quattrocento Sans" w:cs="Quattrocento Sans" w:eastAsia="Quattrocento Sans" w:hAnsi="Quattrocento Sans"/>
-          <w:sz w:val="20"/>
-          <w:szCs w:val="20"/>
-          <w:rtl w:val="0"/>
-        </w:rPr>
-        <w:tab/>
-        <w:t xml:space="preserve">tabla_usuarios(1,4)="apellidos"</w:t>
-      </w:r>
-    </w:p>
-    <w:p>
-      <w:pPr>
-        <w:spacing w:after="200" w:line="240" w:lineRule="auto"/>
-        <w:rPr>
-          <w:rFonts w:ascii="Quattrocento Sans" w:cs="Quattrocento Sans" w:eastAsia="Quattrocento Sans" w:hAnsi="Quattrocento Sans"/>
-          <w:sz w:val="20"/>
-          <w:szCs w:val="20"/>
-        </w:rPr>
-      </w:pPr>
-      <w:r>
-        <w:rPr>
-          <w:rFonts w:ascii="Quattrocento Sans" w:cs="Quattrocento Sans" w:eastAsia="Quattrocento Sans" w:hAnsi="Quattrocento Sans"/>
-          <w:sz w:val="20"/>
-          <w:szCs w:val="20"/>
-          <w:rtl w:val="0"/>
-        </w:rPr>
-        <w:tab/>
-        <w:t xml:space="preserve">tabla_usuarios(1,5)="correo"</w:t>
-      </w:r>
-    </w:p>
-    <w:p>
-      <w:pPr>
-        <w:spacing w:after="200" w:line="240" w:lineRule="auto"/>
-        <w:rPr>
-          <w:rFonts w:ascii="Quattrocento Sans" w:cs="Quattrocento Sans" w:eastAsia="Quattrocento Sans" w:hAnsi="Quattrocento Sans"/>
-          <w:sz w:val="20"/>
-          <w:szCs w:val="20"/>
-        </w:rPr>
-      </w:pPr>
-      <w:r>
-        <w:rPr>
-          <w:rFonts w:ascii="Quattrocento Sans" w:cs="Quattrocento Sans" w:eastAsia="Quattrocento Sans" w:hAnsi="Quattrocento Sans"/>
-          <w:sz w:val="20"/>
-          <w:szCs w:val="20"/>
-          <w:rtl w:val="0"/>
-        </w:rPr>
-        <w:tab/>
-        <w:t xml:space="preserve">tabla_usuarios(1,6)="contrasena_hash"</w:t>
-      </w:r>
-    </w:p>
-    <w:p>
-      <w:pPr>
-        <w:spacing w:after="200" w:line="240" w:lineRule="auto"/>
-        <w:rPr>
-          <w:rFonts w:ascii="Quattrocento Sans" w:cs="Quattrocento Sans" w:eastAsia="Quattrocento Sans" w:hAnsi="Quattrocento Sans"/>
-          <w:sz w:val="20"/>
-          <w:szCs w:val="20"/>
-        </w:rPr>
-      </w:pPr>
-      <w:r>
-        <w:rPr>
-          <w:rFonts w:ascii="Quattrocento Sans" w:cs="Quattrocento Sans" w:eastAsia="Quattrocento Sans" w:hAnsi="Quattrocento Sans"/>
-          <w:sz w:val="20"/>
-          <w:szCs w:val="20"/>
-          <w:rtl w:val="0"/>
-        </w:rPr>
-        <w:tab/>
-        <w:t xml:space="preserve">tabla_usuarios(1,7)="rol_id"</w:t>
-      </w:r>
-    </w:p>
-    <w:p>
-      <w:pPr>
-        <w:spacing w:after="200" w:line="240" w:lineRule="auto"/>
-        <w:rPr>
-          <w:rFonts w:ascii="Quattrocento Sans" w:cs="Quattrocento Sans" w:eastAsia="Quattrocento Sans" w:hAnsi="Quattrocento Sans"/>
-          <w:sz w:val="20"/>
-          <w:szCs w:val="20"/>
-        </w:rPr>
-      </w:pPr>
-      <w:r>
-        <w:rPr>
-          <w:rFonts w:ascii="Quattrocento Sans" w:cs="Quattrocento Sans" w:eastAsia="Quattrocento Sans" w:hAnsi="Quattrocento Sans"/>
-          <w:sz w:val="20"/>
-          <w:szCs w:val="20"/>
-          <w:rtl w:val="0"/>
-        </w:rPr>
-        <w:tab/>
-        <w:t xml:space="preserve">tabla_usuarios(1,8)="estado"</w:t>
-      </w:r>
-    </w:p>
-    <w:p>
-      <w:pPr>
-        <w:spacing w:after="200" w:line="240" w:lineRule="auto"/>
-        <w:rPr>
-          <w:rFonts w:ascii="Quattrocento Sans" w:cs="Quattrocento Sans" w:eastAsia="Quattrocento Sans" w:hAnsi="Quattrocento Sans"/>
-          <w:sz w:val="20"/>
-          <w:szCs w:val="20"/>
-        </w:rPr>
-      </w:pPr>
-      <w:r>
-        <w:rPr>
-          <w:rFonts w:ascii="Quattrocento Sans" w:cs="Quattrocento Sans" w:eastAsia="Quattrocento Sans" w:hAnsi="Quattrocento Sans"/>
-          <w:sz w:val="20"/>
-          <w:szCs w:val="20"/>
-          <w:rtl w:val="0"/>
-        </w:rPr>
-        <w:tab/>
-        <w:t xml:space="preserve">tabla_usuarios(1,9)="fecha_registro"</w:t>
-      </w:r>
-    </w:p>
-    <w:p>
-      <w:pPr>
-        <w:spacing w:after="200" w:line="240" w:lineRule="auto"/>
-        <w:rPr>
-          <w:rFonts w:ascii="Quattrocento Sans" w:cs="Quattrocento Sans" w:eastAsia="Quattrocento Sans" w:hAnsi="Quattrocento Sans"/>
-          <w:sz w:val="20"/>
-          <w:szCs w:val="20"/>
-        </w:rPr>
-      </w:pPr>
-      <w:r>
-        <w:rPr>
-          <w:rFonts w:ascii="Quattrocento Sans" w:cs="Quattrocento Sans" w:eastAsia="Quattrocento Sans" w:hAnsi="Quattrocento Sans"/>
-          <w:sz w:val="20"/>
-          <w:szCs w:val="20"/>
-          <w:rtl w:val="0"/>
-        </w:rPr>
-        <w:tab/>
-      </w:r>
-    </w:p>
-    <w:p>
-      <w:pPr>
-        <w:spacing w:after="200" w:line="240" w:lineRule="auto"/>
-        <w:rPr>
-          <w:rFonts w:ascii="Quattrocento Sans" w:cs="Quattrocento Sans" w:eastAsia="Quattrocento Sans" w:hAnsi="Quattrocento Sans"/>
-          <w:sz w:val="20"/>
-          <w:szCs w:val="20"/>
-        </w:rPr>
-      </w:pPr>
-      <w:r>
-        <w:rPr>
-          <w:rFonts w:ascii="Quattrocento Sans" w:cs="Quattrocento Sans" w:eastAsia="Quattrocento Sans" w:hAnsi="Quattrocento Sans"/>
-          <w:sz w:val="20"/>
-          <w:szCs w:val="20"/>
-          <w:rtl w:val="0"/>
-        </w:rPr>
-        <w:tab/>
-        <w:t xml:space="preserve">iterante=1</w:t>
-      </w:r>
-    </w:p>
-    <w:p>
-      <w:pPr>
-        <w:spacing w:after="200" w:line="240" w:lineRule="auto"/>
-        <w:rPr>
-          <w:rFonts w:ascii="Quattrocento Sans" w:cs="Quattrocento Sans" w:eastAsia="Quattrocento Sans" w:hAnsi="Quattrocento Sans"/>
-          <w:sz w:val="20"/>
-          <w:szCs w:val="20"/>
-        </w:rPr>
-      </w:pPr>
-      <w:r>
-        <w:rPr>
-          <w:rFonts w:ascii="Quattrocento Sans" w:cs="Quattrocento Sans" w:eastAsia="Quattrocento Sans" w:hAnsi="Quattrocento Sans"/>
-          <w:sz w:val="20"/>
-          <w:szCs w:val="20"/>
-          <w:rtl w:val="0"/>
-        </w:rPr>
-        <w:tab/>
-        <w:t xml:space="preserve">escribir " consultar datos del rol base escriba c"</w:t>
-      </w:r>
-    </w:p>
-    <w:p>
-      <w:pPr>
-        <w:spacing w:after="200" w:line="240" w:lineRule="auto"/>
-        <w:rPr>
-          <w:rFonts w:ascii="Quattrocento Sans" w:cs="Quattrocento Sans" w:eastAsia="Quattrocento Sans" w:hAnsi="Quattrocento Sans"/>
-          <w:sz w:val="20"/>
-          <w:szCs w:val="20"/>
-        </w:rPr>
-      </w:pPr>
-      <w:r>
-        <w:rPr>
-          <w:rFonts w:ascii="Quattrocento Sans" w:cs="Quattrocento Sans" w:eastAsia="Quattrocento Sans" w:hAnsi="Quattrocento Sans"/>
-          <w:sz w:val="20"/>
-          <w:szCs w:val="20"/>
-          <w:rtl w:val="0"/>
-        </w:rPr>
-        <w:tab/>
-        <w:t xml:space="preserve">escribir "escribir un registro de usuario escriba r"</w:t>
-      </w:r>
-    </w:p>
-    <w:p>
-      <w:pPr>
-        <w:spacing w:after="200" w:line="240" w:lineRule="auto"/>
-        <w:rPr>
-          <w:rFonts w:ascii="Quattrocento Sans" w:cs="Quattrocento Sans" w:eastAsia="Quattrocento Sans" w:hAnsi="Quattrocento Sans"/>
-          <w:sz w:val="20"/>
-          <w:szCs w:val="20"/>
-        </w:rPr>
-      </w:pPr>
-      <w:r>
-        <w:rPr>
-          <w:rFonts w:ascii="Quattrocento Sans" w:cs="Quattrocento Sans" w:eastAsia="Quattrocento Sans" w:hAnsi="Quattrocento Sans"/>
-          <w:sz w:val="20"/>
-          <w:szCs w:val="20"/>
-          <w:rtl w:val="0"/>
-        </w:rPr>
-        <w:tab/>
-        <w:t xml:space="preserve">leer respuesta</w:t>
-      </w:r>
-    </w:p>
-    <w:p>
-      <w:pPr>
-        <w:spacing w:after="200" w:line="240" w:lineRule="auto"/>
-        <w:rPr>
-          <w:rFonts w:ascii="Quattrocento Sans" w:cs="Quattrocento Sans" w:eastAsia="Quattrocento Sans" w:hAnsi="Quattrocento Sans"/>
-          <w:sz w:val="20"/>
-          <w:szCs w:val="20"/>
-        </w:rPr>
-      </w:pPr>
-      <w:r>
-        <w:rPr>
-          <w:rFonts w:ascii="Quattrocento Sans" w:cs="Quattrocento Sans" w:eastAsia="Quattrocento Sans" w:hAnsi="Quattrocento Sans"/>
-          <w:sz w:val="20"/>
-          <w:szCs w:val="20"/>
-          <w:rtl w:val="0"/>
-        </w:rPr>
-        <w:tab/>
-        <w:t xml:space="preserve">respuesta=Minusculas(respuesta)</w:t>
-      </w:r>
-    </w:p>
-    <w:p>
-      <w:pPr>
-        <w:spacing w:after="200" w:line="240" w:lineRule="auto"/>
-        <w:rPr>
-          <w:rFonts w:ascii="Quattrocento Sans" w:cs="Quattrocento Sans" w:eastAsia="Quattrocento Sans" w:hAnsi="Quattrocento Sans"/>
-          <w:sz w:val="20"/>
-          <w:szCs w:val="20"/>
-        </w:rPr>
-      </w:pPr>
-      <w:r>
-        <w:rPr>
-          <w:rFonts w:ascii="Quattrocento Sans" w:cs="Quattrocento Sans" w:eastAsia="Quattrocento Sans" w:hAnsi="Quattrocento Sans"/>
-          <w:sz w:val="20"/>
-          <w:szCs w:val="20"/>
-          <w:rtl w:val="0"/>
-        </w:rPr>
-        <w:tab/>
-      </w:r>
-    </w:p>
-    <w:p>
-      <w:pPr>
-        <w:spacing w:after="200" w:line="240" w:lineRule="auto"/>
-        <w:rPr>
-          <w:rFonts w:ascii="Quattrocento Sans" w:cs="Quattrocento Sans" w:eastAsia="Quattrocento Sans" w:hAnsi="Quattrocento Sans"/>
-          <w:sz w:val="20"/>
-          <w:szCs w:val="20"/>
-        </w:rPr>
-      </w:pPr>
-      <w:r>
-        <w:rPr>
-          <w:rFonts w:ascii="Quattrocento Sans" w:cs="Quattrocento Sans" w:eastAsia="Quattrocento Sans" w:hAnsi="Quattrocento Sans"/>
-          <w:sz w:val="20"/>
-          <w:szCs w:val="20"/>
-          <w:rtl w:val="0"/>
-        </w:rPr>
-        <w:tab/>
-        <w:t xml:space="preserve">si respuesta = "c" Entonces</w:t>
-      </w:r>
-    </w:p>
-    <w:p>
-      <w:pPr>
-        <w:spacing w:after="200" w:line="240" w:lineRule="auto"/>
-        <w:rPr>
-          <w:rFonts w:ascii="Quattrocento Sans" w:cs="Quattrocento Sans" w:eastAsia="Quattrocento Sans" w:hAnsi="Quattrocento Sans"/>
-          <w:sz w:val="20"/>
-          <w:szCs w:val="20"/>
-        </w:rPr>
-      </w:pPr>
-      <w:r>
-        <w:rPr>
-          <w:rFonts w:ascii="Quattrocento Sans" w:cs="Quattrocento Sans" w:eastAsia="Quattrocento Sans" w:hAnsi="Quattrocento Sans"/>
-          <w:sz w:val="20"/>
-          <w:szCs w:val="20"/>
-          <w:rtl w:val="0"/>
-        </w:rPr>
-        <w:tab/>
-        <w:tab/>
-      </w:r>
-    </w:p>
-    <w:p>
-      <w:pPr>
-        <w:spacing w:after="200" w:line="240" w:lineRule="auto"/>
-        <w:rPr>
-          <w:rFonts w:ascii="Quattrocento Sans" w:cs="Quattrocento Sans" w:eastAsia="Quattrocento Sans" w:hAnsi="Quattrocento Sans"/>
-          <w:sz w:val="20"/>
-          <w:szCs w:val="20"/>
-        </w:rPr>
-      </w:pPr>
-      <w:r>
-        <w:rPr>
-          <w:rFonts w:ascii="Quattrocento Sans" w:cs="Quattrocento Sans" w:eastAsia="Quattrocento Sans" w:hAnsi="Quattrocento Sans"/>
-          <w:sz w:val="20"/>
-          <w:szCs w:val="20"/>
-          <w:rtl w:val="0"/>
-        </w:rPr>
-        <w:tab/>
-        <w:tab/>
-        <w:t xml:space="preserve">Para iterante&lt;-1 Hasta 5  Hacer</w:t>
-      </w:r>
-    </w:p>
-    <w:p>
-      <w:pPr>
-        <w:spacing w:after="200" w:line="240" w:lineRule="auto"/>
-        <w:rPr>
-          <w:rFonts w:ascii="Quattrocento Sans" w:cs="Quattrocento Sans" w:eastAsia="Quattrocento Sans" w:hAnsi="Quattrocento Sans"/>
-          <w:sz w:val="20"/>
-          <w:szCs w:val="20"/>
-        </w:rPr>
-      </w:pPr>
-      <w:r>
-        <w:rPr>
-          <w:rFonts w:ascii="Quattrocento Sans" w:cs="Quattrocento Sans" w:eastAsia="Quattrocento Sans" w:hAnsi="Quattrocento Sans"/>
-          <w:sz w:val="20"/>
-          <w:szCs w:val="20"/>
-          <w:rtl w:val="0"/>
-        </w:rPr>
-        <w:tab/>
-        <w:tab/>
-        <w:tab/>
-        <w:t xml:space="preserve">escribir rol(iterante)," posicion del dato =&gt; ",iterante</w:t>
-      </w:r>
-    </w:p>
-    <w:p>
-      <w:pPr>
-        <w:spacing w:after="200" w:line="240" w:lineRule="auto"/>
-        <w:rPr>
-          <w:rFonts w:ascii="Quattrocento Sans" w:cs="Quattrocento Sans" w:eastAsia="Quattrocento Sans" w:hAnsi="Quattrocento Sans"/>
-          <w:sz w:val="20"/>
-          <w:szCs w:val="20"/>
-        </w:rPr>
-      </w:pPr>
-      <w:r>
-        <w:rPr>
-          <w:rFonts w:ascii="Quattrocento Sans" w:cs="Quattrocento Sans" w:eastAsia="Quattrocento Sans" w:hAnsi="Quattrocento Sans"/>
-          <w:sz w:val="20"/>
-          <w:szCs w:val="20"/>
-          <w:rtl w:val="0"/>
-        </w:rPr>
-        <w:tab/>
-        <w:tab/>
-        <w:t xml:space="preserve">Fin Para</w:t>
-      </w:r>
-    </w:p>
-    <w:p>
-      <w:pPr>
-        <w:spacing w:after="200" w:line="240" w:lineRule="auto"/>
-        <w:rPr>
-          <w:rFonts w:ascii="Quattrocento Sans" w:cs="Quattrocento Sans" w:eastAsia="Quattrocento Sans" w:hAnsi="Quattrocento Sans"/>
-          <w:sz w:val="20"/>
-          <w:szCs w:val="20"/>
-        </w:rPr>
-      </w:pPr>
-      <w:r>
-        <w:rPr>
-          <w:rFonts w:ascii="Quattrocento Sans" w:cs="Quattrocento Sans" w:eastAsia="Quattrocento Sans" w:hAnsi="Quattrocento Sans"/>
-          <w:sz w:val="20"/>
-          <w:szCs w:val="20"/>
-          <w:rtl w:val="0"/>
-        </w:rPr>
-        <w:tab/>
-        <w:tab/>
-      </w:r>
-    </w:p>
-    <w:p>
-      <w:pPr>
-        <w:spacing w:after="200" w:line="240" w:lineRule="auto"/>
-        <w:rPr>
-          <w:rFonts w:ascii="Quattrocento Sans" w:cs="Quattrocento Sans" w:eastAsia="Quattrocento Sans" w:hAnsi="Quattrocento Sans"/>
-          <w:sz w:val="20"/>
-          <w:szCs w:val="20"/>
-        </w:rPr>
-      </w:pPr>
-      <w:r>
-        <w:rPr>
-          <w:rFonts w:ascii="Quattrocento Sans" w:cs="Quattrocento Sans" w:eastAsia="Quattrocento Sans" w:hAnsi="Quattrocento Sans"/>
-          <w:sz w:val="20"/>
-          <w:szCs w:val="20"/>
-          <w:rtl w:val="0"/>
-        </w:rPr>
+        <w:t xml:space="preserve">Algoritmo GESTION_USUARIOS_STAY_CLEAN</w:t>
+      </w:r>
+    </w:p>
+    <w:p>
+      <w:pPr>
+        <w:spacing w:after="200" w:line="240" w:lineRule="auto"/>
+        <w:rPr>
+          <w:rFonts w:ascii="Quattrocento Sans" w:cs="Quattrocento Sans" w:eastAsia="Quattrocento Sans" w:hAnsi="Quattrocento Sans"/>
+          <w:sz w:val="20"/>
+          <w:szCs w:val="20"/>
+        </w:rPr>
+      </w:pPr>
+      <w:r>
+        <w:rPr>
+          <w:rFonts w:ascii="Quattrocento Sans" w:cs="Quattrocento Sans" w:eastAsia="Quattrocento Sans" w:hAnsi="Quattrocento Sans"/>
+          <w:sz w:val="20"/>
+          <w:szCs w:val="20"/>
+          <w:rtl w:val="0"/>
+        </w:rPr>
+        <w:tab/>
+      </w:r>
+    </w:p>
+    <w:p>
+      <w:pPr>
+        <w:spacing w:after="200" w:line="240" w:lineRule="auto"/>
+        <w:rPr>
+          <w:rFonts w:ascii="Quattrocento Sans" w:cs="Quattrocento Sans" w:eastAsia="Quattrocento Sans" w:hAnsi="Quattrocento Sans"/>
+          <w:sz w:val="20"/>
+          <w:szCs w:val="20"/>
+        </w:rPr>
+      </w:pPr>
+      <w:r>
+        <w:rPr>
+          <w:rFonts w:ascii="Quattrocento Sans" w:cs="Quattrocento Sans" w:eastAsia="Quattrocento Sans" w:hAnsi="Quattrocento Sans"/>
+          <w:sz w:val="20"/>
+          <w:szCs w:val="20"/>
+          <w:rtl w:val="0"/>
+        </w:rPr>
+        <w:tab/>
+        <w:t xml:space="preserve">Dimension documento(20)</w:t>
+      </w:r>
+    </w:p>
+    <w:p>
+      <w:pPr>
+        <w:spacing w:after="200" w:line="240" w:lineRule="auto"/>
+        <w:rPr>
+          <w:rFonts w:ascii="Quattrocento Sans" w:cs="Quattrocento Sans" w:eastAsia="Quattrocento Sans" w:hAnsi="Quattrocento Sans"/>
+          <w:sz w:val="20"/>
+          <w:szCs w:val="20"/>
+        </w:rPr>
+      </w:pPr>
+      <w:r>
+        <w:rPr>
+          <w:rFonts w:ascii="Quattrocento Sans" w:cs="Quattrocento Sans" w:eastAsia="Quattrocento Sans" w:hAnsi="Quattrocento Sans"/>
+          <w:sz w:val="20"/>
+          <w:szCs w:val="20"/>
+          <w:rtl w:val="0"/>
+        </w:rPr>
+        <w:tab/>
+        <w:t xml:space="preserve">Dimension nombre(20)</w:t>
+      </w:r>
+    </w:p>
+    <w:p>
+      <w:pPr>
+        <w:spacing w:after="200" w:line="240" w:lineRule="auto"/>
+        <w:rPr>
+          <w:rFonts w:ascii="Quattrocento Sans" w:cs="Quattrocento Sans" w:eastAsia="Quattrocento Sans" w:hAnsi="Quattrocento Sans"/>
+          <w:sz w:val="20"/>
+          <w:szCs w:val="20"/>
+        </w:rPr>
+      </w:pPr>
+      <w:r>
+        <w:rPr>
+          <w:rFonts w:ascii="Quattrocento Sans" w:cs="Quattrocento Sans" w:eastAsia="Quattrocento Sans" w:hAnsi="Quattrocento Sans"/>
+          <w:sz w:val="20"/>
+          <w:szCs w:val="20"/>
+          <w:rtl w:val="0"/>
+        </w:rPr>
+        <w:tab/>
+        <w:t xml:space="preserve">Dimension correo(20)</w:t>
+      </w:r>
+    </w:p>
+    <w:p>
+      <w:pPr>
+        <w:spacing w:after="200" w:line="240" w:lineRule="auto"/>
+        <w:rPr>
+          <w:rFonts w:ascii="Quattrocento Sans" w:cs="Quattrocento Sans" w:eastAsia="Quattrocento Sans" w:hAnsi="Quattrocento Sans"/>
+          <w:sz w:val="20"/>
+          <w:szCs w:val="20"/>
+        </w:rPr>
+      </w:pPr>
+      <w:r>
+        <w:rPr>
+          <w:rFonts w:ascii="Quattrocento Sans" w:cs="Quattrocento Sans" w:eastAsia="Quattrocento Sans" w:hAnsi="Quattrocento Sans"/>
+          <w:sz w:val="20"/>
+          <w:szCs w:val="20"/>
+          <w:rtl w:val="0"/>
+        </w:rPr>
+        <w:tab/>
+        <w:t xml:space="preserve">Dimension clave(20)</w:t>
+      </w:r>
+    </w:p>
+    <w:p>
+      <w:pPr>
+        <w:spacing w:after="200" w:line="240" w:lineRule="auto"/>
+        <w:rPr>
+          <w:rFonts w:ascii="Quattrocento Sans" w:cs="Quattrocento Sans" w:eastAsia="Quattrocento Sans" w:hAnsi="Quattrocento Sans"/>
+          <w:sz w:val="20"/>
+          <w:szCs w:val="20"/>
+        </w:rPr>
+      </w:pPr>
+      <w:r>
+        <w:rPr>
+          <w:rFonts w:ascii="Quattrocento Sans" w:cs="Quattrocento Sans" w:eastAsia="Quattrocento Sans" w:hAnsi="Quattrocento Sans"/>
+          <w:sz w:val="20"/>
+          <w:szCs w:val="20"/>
+          <w:rtl w:val="0"/>
+        </w:rPr>
+        <w:tab/>
+        <w:t xml:space="preserve">Dimension rol(20)</w:t>
+      </w:r>
+    </w:p>
+    <w:p>
+      <w:pPr>
+        <w:spacing w:after="200" w:line="240" w:lineRule="auto"/>
+        <w:rPr>
+          <w:rFonts w:ascii="Quattrocento Sans" w:cs="Quattrocento Sans" w:eastAsia="Quattrocento Sans" w:hAnsi="Quattrocento Sans"/>
+          <w:sz w:val="20"/>
+          <w:szCs w:val="20"/>
+        </w:rPr>
+      </w:pPr>
+      <w:r>
+        <w:rPr>
+          <w:rFonts w:ascii="Quattrocento Sans" w:cs="Quattrocento Sans" w:eastAsia="Quattrocento Sans" w:hAnsi="Quattrocento Sans"/>
+          <w:sz w:val="20"/>
+          <w:szCs w:val="20"/>
+          <w:rtl w:val="0"/>
+        </w:rPr>
+        <w:tab/>
+        <w:t xml:space="preserve">Dimension estado(20)</w:t>
+      </w:r>
+    </w:p>
+    <w:p>
+      <w:pPr>
+        <w:spacing w:after="200" w:line="240" w:lineRule="auto"/>
+        <w:rPr>
+          <w:rFonts w:ascii="Quattrocento Sans" w:cs="Quattrocento Sans" w:eastAsia="Quattrocento Sans" w:hAnsi="Quattrocento Sans"/>
+          <w:sz w:val="20"/>
+          <w:szCs w:val="20"/>
+        </w:rPr>
+      </w:pPr>
+      <w:r>
+        <w:rPr>
+          <w:rFonts w:ascii="Quattrocento Sans" w:cs="Quattrocento Sans" w:eastAsia="Quattrocento Sans" w:hAnsi="Quattrocento Sans"/>
+          <w:sz w:val="20"/>
+          <w:szCs w:val="20"/>
+          <w:rtl w:val="0"/>
+        </w:rPr>
+        <w:tab/>
+      </w:r>
+    </w:p>
+    <w:p>
+      <w:pPr>
+        <w:spacing w:after="200" w:line="240" w:lineRule="auto"/>
+        <w:rPr>
+          <w:rFonts w:ascii="Quattrocento Sans" w:cs="Quattrocento Sans" w:eastAsia="Quattrocento Sans" w:hAnsi="Quattrocento Sans"/>
+          <w:sz w:val="20"/>
+          <w:szCs w:val="20"/>
+        </w:rPr>
+      </w:pPr>
+      <w:r>
+        <w:rPr>
+          <w:rFonts w:ascii="Quattrocento Sans" w:cs="Quattrocento Sans" w:eastAsia="Quattrocento Sans" w:hAnsi="Quattrocento Sans"/>
+          <w:sz w:val="20"/>
+          <w:szCs w:val="20"/>
+          <w:rtl w:val="0"/>
+        </w:rPr>
+        <w:tab/>
+        <w:t xml:space="preserve">// Administrador por defecto</w:t>
+      </w:r>
+    </w:p>
+    <w:p>
+      <w:pPr>
+        <w:spacing w:after="200" w:line="240" w:lineRule="auto"/>
+        <w:rPr>
+          <w:rFonts w:ascii="Quattrocento Sans" w:cs="Quattrocento Sans" w:eastAsia="Quattrocento Sans" w:hAnsi="Quattrocento Sans"/>
+          <w:sz w:val="20"/>
+          <w:szCs w:val="20"/>
+        </w:rPr>
+      </w:pPr>
+      <w:r>
+        <w:rPr>
+          <w:rFonts w:ascii="Quattrocento Sans" w:cs="Quattrocento Sans" w:eastAsia="Quattrocento Sans" w:hAnsi="Quattrocento Sans"/>
+          <w:sz w:val="20"/>
+          <w:szCs w:val="20"/>
+          <w:rtl w:val="0"/>
+        </w:rPr>
+        <w:tab/>
+        <w:t xml:space="preserve">documento(1) &lt;- "1000"</w:t>
+      </w:r>
+    </w:p>
+    <w:p>
+      <w:pPr>
+        <w:spacing w:after="200" w:line="240" w:lineRule="auto"/>
+        <w:rPr>
+          <w:rFonts w:ascii="Quattrocento Sans" w:cs="Quattrocento Sans" w:eastAsia="Quattrocento Sans" w:hAnsi="Quattrocento Sans"/>
+          <w:sz w:val="20"/>
+          <w:szCs w:val="20"/>
+        </w:rPr>
+      </w:pPr>
+      <w:r>
+        <w:rPr>
+          <w:rFonts w:ascii="Quattrocento Sans" w:cs="Quattrocento Sans" w:eastAsia="Quattrocento Sans" w:hAnsi="Quattrocento Sans"/>
+          <w:sz w:val="20"/>
+          <w:szCs w:val="20"/>
+          <w:rtl w:val="0"/>
+        </w:rPr>
+        <w:tab/>
+        <w:t xml:space="preserve">nombre(1) &lt;- "Administrador General"</w:t>
+      </w:r>
+    </w:p>
+    <w:p>
+      <w:pPr>
+        <w:spacing w:after="200" w:line="240" w:lineRule="auto"/>
+        <w:rPr>
+          <w:rFonts w:ascii="Quattrocento Sans" w:cs="Quattrocento Sans" w:eastAsia="Quattrocento Sans" w:hAnsi="Quattrocento Sans"/>
+          <w:sz w:val="20"/>
+          <w:szCs w:val="20"/>
+        </w:rPr>
+      </w:pPr>
+      <w:r>
+        <w:rPr>
+          <w:rFonts w:ascii="Quattrocento Sans" w:cs="Quattrocento Sans" w:eastAsia="Quattrocento Sans" w:hAnsi="Quattrocento Sans"/>
+          <w:sz w:val="20"/>
+          <w:szCs w:val="20"/>
+          <w:rtl w:val="0"/>
+        </w:rPr>
+        <w:tab/>
+        <w:t xml:space="preserve">correo(1) &lt;- "admin@stayclean.com"</w:t>
+      </w:r>
+    </w:p>
+    <w:p>
+      <w:pPr>
+        <w:spacing w:after="200" w:line="240" w:lineRule="auto"/>
+        <w:rPr>
+          <w:rFonts w:ascii="Quattrocento Sans" w:cs="Quattrocento Sans" w:eastAsia="Quattrocento Sans" w:hAnsi="Quattrocento Sans"/>
+          <w:sz w:val="20"/>
+          <w:szCs w:val="20"/>
+        </w:rPr>
+      </w:pPr>
+      <w:r>
+        <w:rPr>
+          <w:rFonts w:ascii="Quattrocento Sans" w:cs="Quattrocento Sans" w:eastAsia="Quattrocento Sans" w:hAnsi="Quattrocento Sans"/>
+          <w:sz w:val="20"/>
+          <w:szCs w:val="20"/>
+          <w:rtl w:val="0"/>
+        </w:rPr>
+        <w:tab/>
+        <w:t xml:space="preserve">clave(1) &lt;- "admin123"</w:t>
+      </w:r>
+    </w:p>
+    <w:p>
+      <w:pPr>
+        <w:spacing w:after="200" w:line="240" w:lineRule="auto"/>
+        <w:rPr>
+          <w:rFonts w:ascii="Quattrocento Sans" w:cs="Quattrocento Sans" w:eastAsia="Quattrocento Sans" w:hAnsi="Quattrocento Sans"/>
+          <w:sz w:val="20"/>
+          <w:szCs w:val="20"/>
+        </w:rPr>
+      </w:pPr>
+      <w:r>
+        <w:rPr>
+          <w:rFonts w:ascii="Quattrocento Sans" w:cs="Quattrocento Sans" w:eastAsia="Quattrocento Sans" w:hAnsi="Quattrocento Sans"/>
+          <w:sz w:val="20"/>
+          <w:szCs w:val="20"/>
+          <w:rtl w:val="0"/>
+        </w:rPr>
+        <w:tab/>
+        <w:t xml:space="preserve">rol(1) &lt;- "Administrador"</w:t>
+      </w:r>
+    </w:p>
+    <w:p>
+      <w:pPr>
+        <w:spacing w:after="200" w:line="240" w:lineRule="auto"/>
+        <w:rPr>
+          <w:rFonts w:ascii="Quattrocento Sans" w:cs="Quattrocento Sans" w:eastAsia="Quattrocento Sans" w:hAnsi="Quattrocento Sans"/>
+          <w:sz w:val="20"/>
+          <w:szCs w:val="20"/>
+        </w:rPr>
+      </w:pPr>
+      <w:r>
+        <w:rPr>
+          <w:rFonts w:ascii="Quattrocento Sans" w:cs="Quattrocento Sans" w:eastAsia="Quattrocento Sans" w:hAnsi="Quattrocento Sans"/>
+          <w:sz w:val="20"/>
+          <w:szCs w:val="20"/>
+          <w:rtl w:val="0"/>
+        </w:rPr>
+        <w:tab/>
+        <w:t xml:space="preserve">estado(1) &lt;- "Activo"</w:t>
+      </w:r>
+    </w:p>
+    <w:p>
+      <w:pPr>
+        <w:spacing w:after="200" w:line="240" w:lineRule="auto"/>
+        <w:rPr>
+          <w:rFonts w:ascii="Quattrocento Sans" w:cs="Quattrocento Sans" w:eastAsia="Quattrocento Sans" w:hAnsi="Quattrocento Sans"/>
+          <w:sz w:val="20"/>
+          <w:szCs w:val="20"/>
+        </w:rPr>
+      </w:pPr>
+      <w:r>
+        <w:rPr>
+          <w:rFonts w:ascii="Quattrocento Sans" w:cs="Quattrocento Sans" w:eastAsia="Quattrocento Sans" w:hAnsi="Quattrocento Sans"/>
+          <w:sz w:val="20"/>
+          <w:szCs w:val="20"/>
+          <w:rtl w:val="0"/>
+        </w:rPr>
+        <w:tab/>
+      </w:r>
+    </w:p>
+    <w:p>
+      <w:pPr>
+        <w:spacing w:after="200" w:line="240" w:lineRule="auto"/>
+        <w:rPr>
+          <w:rFonts w:ascii="Quattrocento Sans" w:cs="Quattrocento Sans" w:eastAsia="Quattrocento Sans" w:hAnsi="Quattrocento Sans"/>
+          <w:sz w:val="20"/>
+          <w:szCs w:val="20"/>
+        </w:rPr>
+      </w:pPr>
+      <w:r>
+        <w:rPr>
+          <w:rFonts w:ascii="Quattrocento Sans" w:cs="Quattrocento Sans" w:eastAsia="Quattrocento Sans" w:hAnsi="Quattrocento Sans"/>
+          <w:sz w:val="20"/>
+          <w:szCs w:val="20"/>
+          <w:rtl w:val="0"/>
+        </w:rPr>
+        <w:tab/>
+        <w:t xml:space="preserve">contador &lt;- 2</w:t>
+      </w:r>
+    </w:p>
+    <w:p>
+      <w:pPr>
+        <w:spacing w:after="200" w:line="240" w:lineRule="auto"/>
+        <w:rPr>
+          <w:rFonts w:ascii="Quattrocento Sans" w:cs="Quattrocento Sans" w:eastAsia="Quattrocento Sans" w:hAnsi="Quattrocento Sans"/>
+          <w:sz w:val="20"/>
+          <w:szCs w:val="20"/>
+        </w:rPr>
+      </w:pPr>
+      <w:r>
+        <w:rPr>
+          <w:rFonts w:ascii="Quattrocento Sans" w:cs="Quattrocento Sans" w:eastAsia="Quattrocento Sans" w:hAnsi="Quattrocento Sans"/>
+          <w:sz w:val="20"/>
+          <w:szCs w:val="20"/>
+          <w:rtl w:val="0"/>
+        </w:rPr>
+        <w:tab/>
+        <w:t xml:space="preserve">menuOp &lt;- 0</w:t>
+      </w:r>
+    </w:p>
+    <w:p>
+      <w:pPr>
+        <w:spacing w:after="200" w:line="240" w:lineRule="auto"/>
+        <w:rPr>
+          <w:rFonts w:ascii="Quattrocento Sans" w:cs="Quattrocento Sans" w:eastAsia="Quattrocento Sans" w:hAnsi="Quattrocento Sans"/>
+          <w:sz w:val="20"/>
+          <w:szCs w:val="20"/>
+        </w:rPr>
+      </w:pPr>
+      <w:r>
+        <w:rPr>
+          <w:rFonts w:ascii="Quattrocento Sans" w:cs="Quattrocento Sans" w:eastAsia="Quattrocento Sans" w:hAnsi="Quattrocento Sans"/>
+          <w:sz w:val="20"/>
+          <w:szCs w:val="20"/>
+          <w:rtl w:val="0"/>
+        </w:rPr>
+        <w:tab/>
+      </w:r>
+    </w:p>
+    <w:p>
+      <w:pPr>
+        <w:spacing w:after="200" w:line="240" w:lineRule="auto"/>
+        <w:rPr>
+          <w:rFonts w:ascii="Quattrocento Sans" w:cs="Quattrocento Sans" w:eastAsia="Quattrocento Sans" w:hAnsi="Quattrocento Sans"/>
+          <w:sz w:val="20"/>
+          <w:szCs w:val="20"/>
+        </w:rPr>
+      </w:pPr>
+      <w:r>
+        <w:rPr>
+          <w:rFonts w:ascii="Quattrocento Sans" w:cs="Quattrocento Sans" w:eastAsia="Quattrocento Sans" w:hAnsi="Quattrocento Sans"/>
+          <w:sz w:val="20"/>
+          <w:szCs w:val="20"/>
+          <w:rtl w:val="0"/>
+        </w:rPr>
+        <w:tab/>
+        <w:t xml:space="preserve">Mientras menuOp &lt;&gt; 5 Hacer</w:t>
+      </w:r>
+    </w:p>
+    <w:p>
+      <w:pPr>
+        <w:spacing w:after="200" w:line="240" w:lineRule="auto"/>
+        <w:rPr>
+          <w:rFonts w:ascii="Quattrocento Sans" w:cs="Quattrocento Sans" w:eastAsia="Quattrocento Sans" w:hAnsi="Quattrocento Sans"/>
+          <w:sz w:val="20"/>
+          <w:szCs w:val="20"/>
+        </w:rPr>
+      </w:pPr>
+      <w:r>
+        <w:rPr>
+          <w:rFonts w:ascii="Quattrocento Sans" w:cs="Quattrocento Sans" w:eastAsia="Quattrocento Sans" w:hAnsi="Quattrocento Sans"/>
+          <w:sz w:val="20"/>
+          <w:szCs w:val="20"/>
+          <w:rtl w:val="0"/>
+        </w:rPr>
+        <w:tab/>
+        <w:tab/>
+      </w:r>
+    </w:p>
+    <w:p>
+      <w:pPr>
+        <w:spacing w:after="200" w:line="240" w:lineRule="auto"/>
+        <w:rPr>
+          <w:rFonts w:ascii="Quattrocento Sans" w:cs="Quattrocento Sans" w:eastAsia="Quattrocento Sans" w:hAnsi="Quattrocento Sans"/>
+          <w:sz w:val="20"/>
+          <w:szCs w:val="20"/>
+        </w:rPr>
+      </w:pPr>
+      <w:r>
+        <w:rPr>
+          <w:rFonts w:ascii="Quattrocento Sans" w:cs="Quattrocento Sans" w:eastAsia="Quattrocento Sans" w:hAnsi="Quattrocento Sans"/>
+          <w:sz w:val="20"/>
+          <w:szCs w:val="20"/>
+          <w:rtl w:val="0"/>
+        </w:rPr>
+        <w:tab/>
+        <w:tab/>
+        <w:t xml:space="preserve">Escribir ""</w:t>
+      </w:r>
+    </w:p>
+    <w:p>
+      <w:pPr>
+        <w:spacing w:after="200" w:line="240" w:lineRule="auto"/>
+        <w:rPr>
+          <w:rFonts w:ascii="Quattrocento Sans" w:cs="Quattrocento Sans" w:eastAsia="Quattrocento Sans" w:hAnsi="Quattrocento Sans"/>
+          <w:sz w:val="20"/>
+          <w:szCs w:val="20"/>
+        </w:rPr>
+      </w:pPr>
+      <w:r>
+        <w:rPr>
+          <w:rFonts w:ascii="Quattrocento Sans" w:cs="Quattrocento Sans" w:eastAsia="Quattrocento Sans" w:hAnsi="Quattrocento Sans"/>
+          <w:sz w:val="20"/>
+          <w:szCs w:val="20"/>
+          <w:rtl w:val="0"/>
+        </w:rPr>
+        <w:tab/>
+        <w:tab/>
+        <w:t xml:space="preserve">Escribir "======================================"</w:t>
+      </w:r>
+    </w:p>
+    <w:p>
+      <w:pPr>
+        <w:spacing w:after="200" w:line="240" w:lineRule="auto"/>
+        <w:rPr>
+          <w:rFonts w:ascii="Quattrocento Sans" w:cs="Quattrocento Sans" w:eastAsia="Quattrocento Sans" w:hAnsi="Quattrocento Sans"/>
+          <w:sz w:val="20"/>
+          <w:szCs w:val="20"/>
+        </w:rPr>
+      </w:pPr>
+      <w:r>
+        <w:rPr>
+          <w:rFonts w:ascii="Quattrocento Sans" w:cs="Quattrocento Sans" w:eastAsia="Quattrocento Sans" w:hAnsi="Quattrocento Sans"/>
+          <w:sz w:val="20"/>
+          <w:szCs w:val="20"/>
+          <w:rtl w:val="0"/>
+        </w:rPr>
+        <w:tab/>
+        <w:tab/>
+        <w:t xml:space="preserve">Escribir "            STAY CLEAN"</w:t>
+      </w:r>
+    </w:p>
+    <w:p>
+      <w:pPr>
+        <w:spacing w:after="200" w:line="240" w:lineRule="auto"/>
+        <w:rPr>
+          <w:rFonts w:ascii="Quattrocento Sans" w:cs="Quattrocento Sans" w:eastAsia="Quattrocento Sans" w:hAnsi="Quattrocento Sans"/>
+          <w:sz w:val="20"/>
+          <w:szCs w:val="20"/>
+        </w:rPr>
+      </w:pPr>
+      <w:r>
+        <w:rPr>
+          <w:rFonts w:ascii="Quattrocento Sans" w:cs="Quattrocento Sans" w:eastAsia="Quattrocento Sans" w:hAnsi="Quattrocento Sans"/>
+          <w:sz w:val="20"/>
+          <w:szCs w:val="20"/>
+          <w:rtl w:val="0"/>
+        </w:rPr>
+        <w:tab/>
+        <w:tab/>
+        <w:t xml:space="preserve">Escribir "======================================"</w:t>
+      </w:r>
+    </w:p>
+    <w:p>
+      <w:pPr>
+        <w:spacing w:after="200" w:line="240" w:lineRule="auto"/>
+        <w:rPr>
+          <w:rFonts w:ascii="Quattrocento Sans" w:cs="Quattrocento Sans" w:eastAsia="Quattrocento Sans" w:hAnsi="Quattrocento Sans"/>
+          <w:sz w:val="20"/>
+          <w:szCs w:val="20"/>
+        </w:rPr>
+      </w:pPr>
+      <w:r>
+        <w:rPr>
+          <w:rFonts w:ascii="Quattrocento Sans" w:cs="Quattrocento Sans" w:eastAsia="Quattrocento Sans" w:hAnsi="Quattrocento Sans"/>
+          <w:sz w:val="20"/>
+          <w:szCs w:val="20"/>
+          <w:rtl w:val="0"/>
+        </w:rPr>
+        <w:tab/>
+        <w:tab/>
+        <w:t xml:space="preserve">Escribir "1. Registrarse"</w:t>
+      </w:r>
+    </w:p>
+    <w:p>
+      <w:pPr>
+        <w:spacing w:after="200" w:line="240" w:lineRule="auto"/>
+        <w:rPr>
+          <w:rFonts w:ascii="Quattrocento Sans" w:cs="Quattrocento Sans" w:eastAsia="Quattrocento Sans" w:hAnsi="Quattrocento Sans"/>
+          <w:sz w:val="20"/>
+          <w:szCs w:val="20"/>
+        </w:rPr>
+      </w:pPr>
+      <w:r>
+        <w:rPr>
+          <w:rFonts w:ascii="Quattrocento Sans" w:cs="Quattrocento Sans" w:eastAsia="Quattrocento Sans" w:hAnsi="Quattrocento Sans"/>
+          <w:sz w:val="20"/>
+          <w:szCs w:val="20"/>
+          <w:rtl w:val="0"/>
+        </w:rPr>
+        <w:tab/>
+        <w:tab/>
+        <w:t xml:space="preserve">Escribir "2. Iniciar Sesion"</w:t>
+      </w:r>
+    </w:p>
+    <w:p>
+      <w:pPr>
+        <w:spacing w:after="200" w:line="240" w:lineRule="auto"/>
+        <w:rPr>
+          <w:rFonts w:ascii="Quattrocento Sans" w:cs="Quattrocento Sans" w:eastAsia="Quattrocento Sans" w:hAnsi="Quattrocento Sans"/>
+          <w:sz w:val="20"/>
+          <w:szCs w:val="20"/>
+        </w:rPr>
+      </w:pPr>
+      <w:r>
+        <w:rPr>
+          <w:rFonts w:ascii="Quattrocento Sans" w:cs="Quattrocento Sans" w:eastAsia="Quattrocento Sans" w:hAnsi="Quattrocento Sans"/>
+          <w:sz w:val="20"/>
+          <w:szCs w:val="20"/>
+          <w:rtl w:val="0"/>
+        </w:rPr>
+        <w:tab/>
+        <w:tab/>
+        <w:t xml:space="preserve">Escribir "3. Mostrar Usuarios"</w:t>
+      </w:r>
+    </w:p>
+    <w:p>
+      <w:pPr>
+        <w:spacing w:after="200" w:line="240" w:lineRule="auto"/>
+        <w:rPr>
+          <w:rFonts w:ascii="Quattrocento Sans" w:cs="Quattrocento Sans" w:eastAsia="Quattrocento Sans" w:hAnsi="Quattrocento Sans"/>
+          <w:sz w:val="20"/>
+          <w:szCs w:val="20"/>
+        </w:rPr>
+      </w:pPr>
+      <w:r>
+        <w:rPr>
+          <w:rFonts w:ascii="Quattrocento Sans" w:cs="Quattrocento Sans" w:eastAsia="Quattrocento Sans" w:hAnsi="Quattrocento Sans"/>
+          <w:sz w:val="20"/>
+          <w:szCs w:val="20"/>
+          <w:rtl w:val="0"/>
+        </w:rPr>
+        <w:tab/>
+        <w:tab/>
+        <w:t xml:space="preserve">Escribir "4. Consultar Usuario"</w:t>
+      </w:r>
+    </w:p>
+    <w:p>
+      <w:pPr>
+        <w:spacing w:after="200" w:line="240" w:lineRule="auto"/>
+        <w:rPr>
+          <w:rFonts w:ascii="Quattrocento Sans" w:cs="Quattrocento Sans" w:eastAsia="Quattrocento Sans" w:hAnsi="Quattrocento Sans"/>
+          <w:sz w:val="20"/>
+          <w:szCs w:val="20"/>
+        </w:rPr>
+      </w:pPr>
+      <w:r>
+        <w:rPr>
+          <w:rFonts w:ascii="Quattrocento Sans" w:cs="Quattrocento Sans" w:eastAsia="Quattrocento Sans" w:hAnsi="Quattrocento Sans"/>
+          <w:sz w:val="20"/>
+          <w:szCs w:val="20"/>
+          <w:rtl w:val="0"/>
+        </w:rPr>
+        <w:tab/>
+        <w:tab/>
+        <w:t xml:space="preserve">Escribir "5. Salir"</w:t>
+      </w:r>
+    </w:p>
+    <w:p>
+      <w:pPr>
+        <w:spacing w:after="200" w:line="240" w:lineRule="auto"/>
+        <w:rPr>
+          <w:rFonts w:ascii="Quattrocento Sans" w:cs="Quattrocento Sans" w:eastAsia="Quattrocento Sans" w:hAnsi="Quattrocento Sans"/>
+          <w:sz w:val="20"/>
+          <w:szCs w:val="20"/>
+        </w:rPr>
+      </w:pPr>
+      <w:r>
+        <w:rPr>
+          <w:rFonts w:ascii="Quattrocento Sans" w:cs="Quattrocento Sans" w:eastAsia="Quattrocento Sans" w:hAnsi="Quattrocento Sans"/>
+          <w:sz w:val="20"/>
+          <w:szCs w:val="20"/>
+          <w:rtl w:val="0"/>
+        </w:rPr>
+        <w:tab/>
+        <w:tab/>
+        <w:t xml:space="preserve">Escribir ""</w:t>
+      </w:r>
+    </w:p>
+    <w:p>
+      <w:pPr>
+        <w:spacing w:after="200" w:line="240" w:lineRule="auto"/>
+        <w:rPr>
+          <w:rFonts w:ascii="Quattrocento Sans" w:cs="Quattrocento Sans" w:eastAsia="Quattrocento Sans" w:hAnsi="Quattrocento Sans"/>
+          <w:sz w:val="20"/>
+          <w:szCs w:val="20"/>
+        </w:rPr>
+      </w:pPr>
+      <w:r>
+        <w:rPr>
+          <w:rFonts w:ascii="Quattrocento Sans" w:cs="Quattrocento Sans" w:eastAsia="Quattrocento Sans" w:hAnsi="Quattrocento Sans"/>
+          <w:sz w:val="20"/>
+          <w:szCs w:val="20"/>
+          <w:rtl w:val="0"/>
+        </w:rPr>
+        <w:tab/>
+        <w:tab/>
+        <w:t xml:space="preserve">Escribir "Seleccione una opcion:"</w:t>
+      </w:r>
+    </w:p>
+    <w:p>
+      <w:pPr>
+        <w:spacing w:after="200" w:line="240" w:lineRule="auto"/>
+        <w:rPr>
+          <w:rFonts w:ascii="Quattrocento Sans" w:cs="Quattrocento Sans" w:eastAsia="Quattrocento Sans" w:hAnsi="Quattrocento Sans"/>
+          <w:sz w:val="20"/>
+          <w:szCs w:val="20"/>
+        </w:rPr>
+      </w:pPr>
+      <w:r>
+        <w:rPr>
+          <w:rFonts w:ascii="Quattrocento Sans" w:cs="Quattrocento Sans" w:eastAsia="Quattrocento Sans" w:hAnsi="Quattrocento Sans"/>
+          <w:sz w:val="20"/>
+          <w:szCs w:val="20"/>
+          <w:rtl w:val="0"/>
+        </w:rPr>
+        <w:tab/>
+        <w:tab/>
+        <w:t xml:space="preserve">Leer menuOp</w:t>
+      </w:r>
+    </w:p>
+    <w:p>
+      <w:pPr>
+        <w:spacing w:after="200" w:line="240" w:lineRule="auto"/>
+        <w:rPr>
+          <w:rFonts w:ascii="Quattrocento Sans" w:cs="Quattrocento Sans" w:eastAsia="Quattrocento Sans" w:hAnsi="Quattrocento Sans"/>
+          <w:sz w:val="20"/>
+          <w:szCs w:val="20"/>
+        </w:rPr>
+      </w:pPr>
+      <w:r>
+        <w:rPr>
+          <w:rFonts w:ascii="Quattrocento Sans" w:cs="Quattrocento Sans" w:eastAsia="Quattrocento Sans" w:hAnsi="Quattrocento Sans"/>
+          <w:sz w:val="20"/>
+          <w:szCs w:val="20"/>
+          <w:rtl w:val="0"/>
+        </w:rPr>
+        <w:tab/>
+        <w:tab/>
+      </w:r>
+    </w:p>
+    <w:p>
+      <w:pPr>
+        <w:spacing w:after="200" w:line="240" w:lineRule="auto"/>
+        <w:rPr>
+          <w:rFonts w:ascii="Quattrocento Sans" w:cs="Quattrocento Sans" w:eastAsia="Quattrocento Sans" w:hAnsi="Quattrocento Sans"/>
+          <w:sz w:val="20"/>
+          <w:szCs w:val="20"/>
+        </w:rPr>
+      </w:pPr>
+      <w:r>
+        <w:rPr>
+          <w:rFonts w:ascii="Quattrocento Sans" w:cs="Quattrocento Sans" w:eastAsia="Quattrocento Sans" w:hAnsi="Quattrocento Sans"/>
+          <w:sz w:val="20"/>
+          <w:szCs w:val="20"/>
+          <w:rtl w:val="0"/>
+        </w:rPr>
+        <w:tab/>
+        <w:tab/>
+        <w:t xml:space="preserve">Si menuOp = 1 Entonces</w:t>
+      </w:r>
+    </w:p>
+    <w:p>
+      <w:pPr>
+        <w:spacing w:after="200" w:line="240" w:lineRule="auto"/>
+        <w:rPr>
+          <w:rFonts w:ascii="Quattrocento Sans" w:cs="Quattrocento Sans" w:eastAsia="Quattrocento Sans" w:hAnsi="Quattrocento Sans"/>
+          <w:sz w:val="20"/>
+          <w:szCs w:val="20"/>
+        </w:rPr>
+      </w:pPr>
+      <w:r>
+        <w:rPr>
+          <w:rFonts w:ascii="Quattrocento Sans" w:cs="Quattrocento Sans" w:eastAsia="Quattrocento Sans" w:hAnsi="Quattrocento Sans"/>
+          <w:sz w:val="20"/>
+          <w:szCs w:val="20"/>
+          <w:rtl w:val="0"/>
+        </w:rPr>
+        <w:tab/>
+        <w:tab/>
+        <w:tab/>
+      </w:r>
+    </w:p>
+    <w:p>
+      <w:pPr>
+        <w:spacing w:after="200" w:line="240" w:lineRule="auto"/>
+        <w:rPr>
+          <w:rFonts w:ascii="Quattrocento Sans" w:cs="Quattrocento Sans" w:eastAsia="Quattrocento Sans" w:hAnsi="Quattrocento Sans"/>
+          <w:sz w:val="20"/>
+          <w:szCs w:val="20"/>
+        </w:rPr>
+      </w:pPr>
+      <w:r>
+        <w:rPr>
+          <w:rFonts w:ascii="Quattrocento Sans" w:cs="Quattrocento Sans" w:eastAsia="Quattrocento Sans" w:hAnsi="Quattrocento Sans"/>
+          <w:sz w:val="20"/>
+          <w:szCs w:val="20"/>
+          <w:rtl w:val="0"/>
+        </w:rPr>
+        <w:tab/>
+        <w:tab/>
+        <w:tab/>
+        <w:t xml:space="preserve">Escribir ""</w:t>
+      </w:r>
+    </w:p>
+    <w:p>
+      <w:pPr>
+        <w:spacing w:after="200" w:line="240" w:lineRule="auto"/>
+        <w:rPr>
+          <w:rFonts w:ascii="Quattrocento Sans" w:cs="Quattrocento Sans" w:eastAsia="Quattrocento Sans" w:hAnsi="Quattrocento Sans"/>
+          <w:sz w:val="20"/>
+          <w:szCs w:val="20"/>
+        </w:rPr>
+      </w:pPr>
+      <w:r>
+        <w:rPr>
+          <w:rFonts w:ascii="Quattrocento Sans" w:cs="Quattrocento Sans" w:eastAsia="Quattrocento Sans" w:hAnsi="Quattrocento Sans"/>
+          <w:sz w:val="20"/>
+          <w:szCs w:val="20"/>
+          <w:rtl w:val="0"/>
+        </w:rPr>
+        <w:tab/>
+        <w:tab/>
+        <w:tab/>
+        <w:t xml:space="preserve">Escribir "===== REGISTRO ====="</w:t>
+      </w:r>
+    </w:p>
+    <w:p>
+      <w:pPr>
+        <w:spacing w:after="200" w:line="240" w:lineRule="auto"/>
+        <w:rPr>
+          <w:rFonts w:ascii="Quattrocento Sans" w:cs="Quattrocento Sans" w:eastAsia="Quattrocento Sans" w:hAnsi="Quattrocento Sans"/>
+          <w:sz w:val="20"/>
+          <w:szCs w:val="20"/>
+        </w:rPr>
+      </w:pPr>
+      <w:r>
+        <w:rPr>
+          <w:rFonts w:ascii="Quattrocento Sans" w:cs="Quattrocento Sans" w:eastAsia="Quattrocento Sans" w:hAnsi="Quattrocento Sans"/>
+          <w:sz w:val="20"/>
+          <w:szCs w:val="20"/>
+          <w:rtl w:val="0"/>
+        </w:rPr>
+        <w:tab/>
+        <w:tab/>
+        <w:tab/>
+      </w:r>
+    </w:p>
+    <w:p>
+      <w:pPr>
+        <w:spacing w:after="200" w:line="240" w:lineRule="auto"/>
+        <w:rPr>
+          <w:rFonts w:ascii="Quattrocento Sans" w:cs="Quattrocento Sans" w:eastAsia="Quattrocento Sans" w:hAnsi="Quattrocento Sans"/>
+          <w:sz w:val="20"/>
+          <w:szCs w:val="20"/>
+        </w:rPr>
+      </w:pPr>
+      <w:r>
+        <w:rPr>
+          <w:rFonts w:ascii="Quattrocento Sans" w:cs="Quattrocento Sans" w:eastAsia="Quattrocento Sans" w:hAnsi="Quattrocento Sans"/>
+          <w:sz w:val="20"/>
+          <w:szCs w:val="20"/>
+          <w:rtl w:val="0"/>
+        </w:rPr>
+        <w:tab/>
+        <w:tab/>
+        <w:tab/>
+        <w:t xml:space="preserve">Escribir "Documento:"</w:t>
+      </w:r>
+    </w:p>
+    <w:p>
+      <w:pPr>
+        <w:spacing w:after="200" w:line="240" w:lineRule="auto"/>
+        <w:rPr>
+          <w:rFonts w:ascii="Quattrocento Sans" w:cs="Quattrocento Sans" w:eastAsia="Quattrocento Sans" w:hAnsi="Quattrocento Sans"/>
+          <w:sz w:val="20"/>
+          <w:szCs w:val="20"/>
+        </w:rPr>
+      </w:pPr>
+      <w:r>
+        <w:rPr>
+          <w:rFonts w:ascii="Quattrocento Sans" w:cs="Quattrocento Sans" w:eastAsia="Quattrocento Sans" w:hAnsi="Quattrocento Sans"/>
+          <w:sz w:val="20"/>
+          <w:szCs w:val="20"/>
+          <w:rtl w:val="0"/>
+        </w:rPr>
+        <w:tab/>
+        <w:tab/>
+        <w:tab/>
+        <w:t xml:space="preserve">Leer documento(contador)</w:t>
+      </w:r>
+    </w:p>
+    <w:p>
+      <w:pPr>
+        <w:spacing w:after="200" w:line="240" w:lineRule="auto"/>
+        <w:rPr>
+          <w:rFonts w:ascii="Quattrocento Sans" w:cs="Quattrocento Sans" w:eastAsia="Quattrocento Sans" w:hAnsi="Quattrocento Sans"/>
+          <w:sz w:val="20"/>
+          <w:szCs w:val="20"/>
+        </w:rPr>
+      </w:pPr>
+      <w:r>
+        <w:rPr>
+          <w:rFonts w:ascii="Quattrocento Sans" w:cs="Quattrocento Sans" w:eastAsia="Quattrocento Sans" w:hAnsi="Quattrocento Sans"/>
+          <w:sz w:val="20"/>
+          <w:szCs w:val="20"/>
+          <w:rtl w:val="0"/>
+        </w:rPr>
+        <w:tab/>
+        <w:tab/>
+        <w:tab/>
+      </w:r>
+    </w:p>
+    <w:p>
+      <w:pPr>
+        <w:spacing w:after="200" w:line="240" w:lineRule="auto"/>
+        <w:rPr>
+          <w:rFonts w:ascii="Quattrocento Sans" w:cs="Quattrocento Sans" w:eastAsia="Quattrocento Sans" w:hAnsi="Quattrocento Sans"/>
+          <w:sz w:val="20"/>
+          <w:szCs w:val="20"/>
+        </w:rPr>
+      </w:pPr>
+      <w:r>
+        <w:rPr>
+          <w:rFonts w:ascii="Quattrocento Sans" w:cs="Quattrocento Sans" w:eastAsia="Quattrocento Sans" w:hAnsi="Quattrocento Sans"/>
+          <w:sz w:val="20"/>
+          <w:szCs w:val="20"/>
+          <w:rtl w:val="0"/>
+        </w:rPr>
+        <w:tab/>
+        <w:tab/>
+        <w:tab/>
+        <w:t xml:space="preserve">Escribir "Nombre:"</w:t>
+      </w:r>
+    </w:p>
+    <w:p>
+      <w:pPr>
+        <w:spacing w:after="200" w:line="240" w:lineRule="auto"/>
+        <w:rPr>
+          <w:rFonts w:ascii="Quattrocento Sans" w:cs="Quattrocento Sans" w:eastAsia="Quattrocento Sans" w:hAnsi="Quattrocento Sans"/>
+          <w:sz w:val="20"/>
+          <w:szCs w:val="20"/>
+        </w:rPr>
+      </w:pPr>
+      <w:r>
+        <w:rPr>
+          <w:rFonts w:ascii="Quattrocento Sans" w:cs="Quattrocento Sans" w:eastAsia="Quattrocento Sans" w:hAnsi="Quattrocento Sans"/>
+          <w:sz w:val="20"/>
+          <w:szCs w:val="20"/>
+          <w:rtl w:val="0"/>
+        </w:rPr>
+        <w:tab/>
+        <w:tab/>
+        <w:tab/>
+        <w:t xml:space="preserve">Leer nombre(contador)</w:t>
+      </w:r>
+    </w:p>
+    <w:p>
+      <w:pPr>
+        <w:spacing w:after="200" w:line="240" w:lineRule="auto"/>
+        <w:rPr>
+          <w:rFonts w:ascii="Quattrocento Sans" w:cs="Quattrocento Sans" w:eastAsia="Quattrocento Sans" w:hAnsi="Quattrocento Sans"/>
+          <w:sz w:val="20"/>
+          <w:szCs w:val="20"/>
+        </w:rPr>
+      </w:pPr>
+      <w:r>
+        <w:rPr>
+          <w:rFonts w:ascii="Quattrocento Sans" w:cs="Quattrocento Sans" w:eastAsia="Quattrocento Sans" w:hAnsi="Quattrocento Sans"/>
+          <w:sz w:val="20"/>
+          <w:szCs w:val="20"/>
+          <w:rtl w:val="0"/>
+        </w:rPr>
+        <w:tab/>
+        <w:tab/>
+        <w:tab/>
+      </w:r>
+    </w:p>
+    <w:p>
+      <w:pPr>
+        <w:spacing w:after="200" w:line="240" w:lineRule="auto"/>
+        <w:rPr>
+          <w:rFonts w:ascii="Quattrocento Sans" w:cs="Quattrocento Sans" w:eastAsia="Quattrocento Sans" w:hAnsi="Quattrocento Sans"/>
+          <w:sz w:val="20"/>
+          <w:szCs w:val="20"/>
+        </w:rPr>
+      </w:pPr>
+      <w:r>
+        <w:rPr>
+          <w:rFonts w:ascii="Quattrocento Sans" w:cs="Quattrocento Sans" w:eastAsia="Quattrocento Sans" w:hAnsi="Quattrocento Sans"/>
+          <w:sz w:val="20"/>
+          <w:szCs w:val="20"/>
+          <w:rtl w:val="0"/>
+        </w:rPr>
+        <w:tab/>
+        <w:tab/>
+        <w:tab/>
+        <w:t xml:space="preserve">Escribir "Correo:"</w:t>
+      </w:r>
+    </w:p>
+    <w:p>
+      <w:pPr>
+        <w:spacing w:after="200" w:line="240" w:lineRule="auto"/>
+        <w:rPr>
+          <w:rFonts w:ascii="Quattrocento Sans" w:cs="Quattrocento Sans" w:eastAsia="Quattrocento Sans" w:hAnsi="Quattrocento Sans"/>
+          <w:sz w:val="20"/>
+          <w:szCs w:val="20"/>
+        </w:rPr>
+      </w:pPr>
+      <w:r>
+        <w:rPr>
+          <w:rFonts w:ascii="Quattrocento Sans" w:cs="Quattrocento Sans" w:eastAsia="Quattrocento Sans" w:hAnsi="Quattrocento Sans"/>
+          <w:sz w:val="20"/>
+          <w:szCs w:val="20"/>
+          <w:rtl w:val="0"/>
+        </w:rPr>
+        <w:tab/>
+        <w:tab/>
+        <w:tab/>
+        <w:t xml:space="preserve">Leer correo(contador)</w:t>
+      </w:r>
+    </w:p>
+    <w:p>
+      <w:pPr>
+        <w:spacing w:after="200" w:line="240" w:lineRule="auto"/>
+        <w:rPr>
+          <w:rFonts w:ascii="Quattrocento Sans" w:cs="Quattrocento Sans" w:eastAsia="Quattrocento Sans" w:hAnsi="Quattrocento Sans"/>
+          <w:sz w:val="20"/>
+          <w:szCs w:val="20"/>
+        </w:rPr>
+      </w:pPr>
+      <w:r>
+        <w:rPr>
+          <w:rFonts w:ascii="Quattrocento Sans" w:cs="Quattrocento Sans" w:eastAsia="Quattrocento Sans" w:hAnsi="Quattrocento Sans"/>
+          <w:sz w:val="20"/>
+          <w:szCs w:val="20"/>
+          <w:rtl w:val="0"/>
+        </w:rPr>
+        <w:tab/>
+        <w:tab/>
+        <w:tab/>
+      </w:r>
+    </w:p>
+    <w:p>
+      <w:pPr>
+        <w:spacing w:after="200" w:line="240" w:lineRule="auto"/>
+        <w:rPr>
+          <w:rFonts w:ascii="Quattrocento Sans" w:cs="Quattrocento Sans" w:eastAsia="Quattrocento Sans" w:hAnsi="Quattrocento Sans"/>
+          <w:sz w:val="20"/>
+          <w:szCs w:val="20"/>
+        </w:rPr>
+      </w:pPr>
+      <w:r>
+        <w:rPr>
+          <w:rFonts w:ascii="Quattrocento Sans" w:cs="Quattrocento Sans" w:eastAsia="Quattrocento Sans" w:hAnsi="Quattrocento Sans"/>
+          <w:sz w:val="20"/>
+          <w:szCs w:val="20"/>
+          <w:rtl w:val="0"/>
+        </w:rPr>
+        <w:tab/>
+        <w:tab/>
+        <w:tab/>
+        <w:t xml:space="preserve">Escribir "Contrasena:"</w:t>
+      </w:r>
+    </w:p>
+    <w:p>
+      <w:pPr>
+        <w:spacing w:after="200" w:line="240" w:lineRule="auto"/>
+        <w:rPr>
+          <w:rFonts w:ascii="Quattrocento Sans" w:cs="Quattrocento Sans" w:eastAsia="Quattrocento Sans" w:hAnsi="Quattrocento Sans"/>
+          <w:sz w:val="20"/>
+          <w:szCs w:val="20"/>
+        </w:rPr>
+      </w:pPr>
+      <w:r>
+        <w:rPr>
+          <w:rFonts w:ascii="Quattrocento Sans" w:cs="Quattrocento Sans" w:eastAsia="Quattrocento Sans" w:hAnsi="Quattrocento Sans"/>
+          <w:sz w:val="20"/>
+          <w:szCs w:val="20"/>
+          <w:rtl w:val="0"/>
+        </w:rPr>
+        <w:tab/>
+        <w:tab/>
+        <w:tab/>
+        <w:t xml:space="preserve">Leer clave(contador)</w:t>
+      </w:r>
+    </w:p>
+    <w:p>
+      <w:pPr>
+        <w:spacing w:after="200" w:line="240" w:lineRule="auto"/>
+        <w:rPr>
+          <w:rFonts w:ascii="Quattrocento Sans" w:cs="Quattrocento Sans" w:eastAsia="Quattrocento Sans" w:hAnsi="Quattrocento Sans"/>
+          <w:sz w:val="20"/>
+          <w:szCs w:val="20"/>
+        </w:rPr>
+      </w:pPr>
+      <w:r>
+        <w:rPr>
+          <w:rFonts w:ascii="Quattrocento Sans" w:cs="Quattrocento Sans" w:eastAsia="Quattrocento Sans" w:hAnsi="Quattrocento Sans"/>
+          <w:sz w:val="20"/>
+          <w:szCs w:val="20"/>
+          <w:rtl w:val="0"/>
+        </w:rPr>
+        <w:tab/>
+        <w:tab/>
+        <w:tab/>
+      </w:r>
+    </w:p>
+    <w:p>
+      <w:pPr>
+        <w:spacing w:after="200" w:line="240" w:lineRule="auto"/>
+        <w:rPr>
+          <w:rFonts w:ascii="Quattrocento Sans" w:cs="Quattrocento Sans" w:eastAsia="Quattrocento Sans" w:hAnsi="Quattrocento Sans"/>
+          <w:sz w:val="20"/>
+          <w:szCs w:val="20"/>
+        </w:rPr>
+      </w:pPr>
+      <w:r>
+        <w:rPr>
+          <w:rFonts w:ascii="Quattrocento Sans" w:cs="Quattrocento Sans" w:eastAsia="Quattrocento Sans" w:hAnsi="Quattrocento Sans"/>
+          <w:sz w:val="20"/>
+          <w:szCs w:val="20"/>
+          <w:rtl w:val="0"/>
+        </w:rPr>
+        <w:tab/>
+        <w:tab/>
+        <w:tab/>
+        <w:t xml:space="preserve">Escribir ""</w:t>
+      </w:r>
+    </w:p>
+    <w:p>
+      <w:pPr>
+        <w:spacing w:after="200" w:line="240" w:lineRule="auto"/>
+        <w:rPr>
+          <w:rFonts w:ascii="Quattrocento Sans" w:cs="Quattrocento Sans" w:eastAsia="Quattrocento Sans" w:hAnsi="Quattrocento Sans"/>
+          <w:sz w:val="20"/>
+          <w:szCs w:val="20"/>
+        </w:rPr>
+      </w:pPr>
+      <w:r>
+        <w:rPr>
+          <w:rFonts w:ascii="Quattrocento Sans" w:cs="Quattrocento Sans" w:eastAsia="Quattrocento Sans" w:hAnsi="Quattrocento Sans"/>
+          <w:sz w:val="20"/>
+          <w:szCs w:val="20"/>
+          <w:rtl w:val="0"/>
+        </w:rPr>
+        <w:tab/>
+        <w:tab/>
+        <w:tab/>
+        <w:t xml:space="preserve">Escribir "Seleccione el Rol"</w:t>
+      </w:r>
+    </w:p>
+    <w:p>
+      <w:pPr>
+        <w:spacing w:after="200" w:line="240" w:lineRule="auto"/>
+        <w:rPr>
+          <w:rFonts w:ascii="Quattrocento Sans" w:cs="Quattrocento Sans" w:eastAsia="Quattrocento Sans" w:hAnsi="Quattrocento Sans"/>
+          <w:sz w:val="20"/>
+          <w:szCs w:val="20"/>
+        </w:rPr>
+      </w:pPr>
+      <w:r>
+        <w:rPr>
+          <w:rFonts w:ascii="Quattrocento Sans" w:cs="Quattrocento Sans" w:eastAsia="Quattrocento Sans" w:hAnsi="Quattrocento Sans"/>
+          <w:sz w:val="20"/>
+          <w:szCs w:val="20"/>
+          <w:rtl w:val="0"/>
+        </w:rPr>
+        <w:tab/>
+        <w:tab/>
+        <w:tab/>
+        <w:t xml:space="preserve">Escribir "1. Aprendiz"</w:t>
+      </w:r>
+    </w:p>
+    <w:p>
+      <w:pPr>
+        <w:spacing w:after="200" w:line="240" w:lineRule="auto"/>
+        <w:rPr>
+          <w:rFonts w:ascii="Quattrocento Sans" w:cs="Quattrocento Sans" w:eastAsia="Quattrocento Sans" w:hAnsi="Quattrocento Sans"/>
+          <w:sz w:val="20"/>
+          <w:szCs w:val="20"/>
+        </w:rPr>
+      </w:pPr>
+      <w:r>
+        <w:rPr>
+          <w:rFonts w:ascii="Quattrocento Sans" w:cs="Quattrocento Sans" w:eastAsia="Quattrocento Sans" w:hAnsi="Quattrocento Sans"/>
+          <w:sz w:val="20"/>
+          <w:szCs w:val="20"/>
+          <w:rtl w:val="0"/>
+        </w:rPr>
+        <w:tab/>
+        <w:tab/>
+        <w:tab/>
+        <w:t xml:space="preserve">Escribir "2. Psicologo"</w:t>
+      </w:r>
+    </w:p>
+    <w:p>
+      <w:pPr>
+        <w:spacing w:after="200" w:line="240" w:lineRule="auto"/>
+        <w:rPr>
+          <w:rFonts w:ascii="Quattrocento Sans" w:cs="Quattrocento Sans" w:eastAsia="Quattrocento Sans" w:hAnsi="Quattrocento Sans"/>
+          <w:sz w:val="20"/>
+          <w:szCs w:val="20"/>
+        </w:rPr>
+      </w:pPr>
+      <w:r>
+        <w:rPr>
+          <w:rFonts w:ascii="Quattrocento Sans" w:cs="Quattrocento Sans" w:eastAsia="Quattrocento Sans" w:hAnsi="Quattrocento Sans"/>
+          <w:sz w:val="20"/>
+          <w:szCs w:val="20"/>
+          <w:rtl w:val="0"/>
+        </w:rPr>
+        <w:tab/>
+        <w:tab/>
+        <w:tab/>
+        <w:t xml:space="preserve">Escribir "3. Bienestar"</w:t>
+      </w:r>
+    </w:p>
+    <w:p>
+      <w:pPr>
+        <w:spacing w:after="200" w:line="240" w:lineRule="auto"/>
+        <w:rPr>
+          <w:rFonts w:ascii="Quattrocento Sans" w:cs="Quattrocento Sans" w:eastAsia="Quattrocento Sans" w:hAnsi="Quattrocento Sans"/>
+          <w:sz w:val="20"/>
+          <w:szCs w:val="20"/>
+        </w:rPr>
+      </w:pPr>
+      <w:r>
+        <w:rPr>
+          <w:rFonts w:ascii="Quattrocento Sans" w:cs="Quattrocento Sans" w:eastAsia="Quattrocento Sans" w:hAnsi="Quattrocento Sans"/>
+          <w:sz w:val="20"/>
+          <w:szCs w:val="20"/>
+          <w:rtl w:val="0"/>
+        </w:rPr>
+        <w:tab/>
+        <w:tab/>
+        <w:tab/>
+      </w:r>
+    </w:p>
+    <w:p>
+      <w:pPr>
+        <w:spacing w:after="200" w:line="240" w:lineRule="auto"/>
+        <w:rPr>
+          <w:rFonts w:ascii="Quattrocento Sans" w:cs="Quattrocento Sans" w:eastAsia="Quattrocento Sans" w:hAnsi="Quattrocento Sans"/>
+          <w:sz w:val="20"/>
+          <w:szCs w:val="20"/>
+        </w:rPr>
+      </w:pPr>
+      <w:r>
+        <w:rPr>
+          <w:rFonts w:ascii="Quattrocento Sans" w:cs="Quattrocento Sans" w:eastAsia="Quattrocento Sans" w:hAnsi="Quattrocento Sans"/>
+          <w:sz w:val="20"/>
+          <w:szCs w:val="20"/>
+          <w:rtl w:val="0"/>
+        </w:rPr>
+        <w:tab/>
+        <w:tab/>
+        <w:tab/>
+        <w:t xml:space="preserve">Leer opcionRol</w:t>
+      </w:r>
+    </w:p>
+    <w:p>
+      <w:pPr>
+        <w:spacing w:after="200" w:line="240" w:lineRule="auto"/>
+        <w:rPr>
+          <w:rFonts w:ascii="Quattrocento Sans" w:cs="Quattrocento Sans" w:eastAsia="Quattrocento Sans" w:hAnsi="Quattrocento Sans"/>
+          <w:sz w:val="20"/>
+          <w:szCs w:val="20"/>
+        </w:rPr>
+      </w:pPr>
+      <w:r>
+        <w:rPr>
+          <w:rFonts w:ascii="Quattrocento Sans" w:cs="Quattrocento Sans" w:eastAsia="Quattrocento Sans" w:hAnsi="Quattrocento Sans"/>
+          <w:sz w:val="20"/>
+          <w:szCs w:val="20"/>
+          <w:rtl w:val="0"/>
+        </w:rPr>
+        <w:tab/>
+        <w:tab/>
+        <w:tab/>
+      </w:r>
+    </w:p>
+    <w:p>
+      <w:pPr>
+        <w:spacing w:after="200" w:line="240" w:lineRule="auto"/>
+        <w:rPr>
+          <w:rFonts w:ascii="Quattrocento Sans" w:cs="Quattrocento Sans" w:eastAsia="Quattrocento Sans" w:hAnsi="Quattrocento Sans"/>
+          <w:sz w:val="20"/>
+          <w:szCs w:val="20"/>
+        </w:rPr>
+      </w:pPr>
+      <w:r>
+        <w:rPr>
+          <w:rFonts w:ascii="Quattrocento Sans" w:cs="Quattrocento Sans" w:eastAsia="Quattrocento Sans" w:hAnsi="Quattrocento Sans"/>
+          <w:sz w:val="20"/>
+          <w:szCs w:val="20"/>
+          <w:rtl w:val="0"/>
+        </w:rPr>
+        <w:tab/>
+        <w:tab/>
+        <w:tab/>
+        <w:t xml:space="preserve">Si opcionRol = 1 Entonces</w:t>
+      </w:r>
+    </w:p>
+    <w:p>
+      <w:pPr>
+        <w:spacing w:after="200" w:line="240" w:lineRule="auto"/>
+        <w:rPr>
+          <w:rFonts w:ascii="Quattrocento Sans" w:cs="Quattrocento Sans" w:eastAsia="Quattrocento Sans" w:hAnsi="Quattrocento Sans"/>
+          <w:sz w:val="20"/>
+          <w:szCs w:val="20"/>
+        </w:rPr>
+      </w:pPr>
+      <w:r>
+        <w:rPr>
+          <w:rFonts w:ascii="Quattrocento Sans" w:cs="Quattrocento Sans" w:eastAsia="Quattrocento Sans" w:hAnsi="Quattrocento Sans"/>
+          <w:sz w:val="20"/>
+          <w:szCs w:val="20"/>
+          <w:rtl w:val="0"/>
+        </w:rPr>
+        <w:tab/>
+        <w:tab/>
+        <w:tab/>
+        <w:tab/>
+        <w:t xml:space="preserve">rol(contador) &lt;- "Aprendiz"</w:t>
+      </w:r>
+    </w:p>
+    <w:p>
+      <w:pPr>
+        <w:spacing w:after="200" w:line="240" w:lineRule="auto"/>
+        <w:rPr>
+          <w:rFonts w:ascii="Quattrocento Sans" w:cs="Quattrocento Sans" w:eastAsia="Quattrocento Sans" w:hAnsi="Quattrocento Sans"/>
+          <w:sz w:val="20"/>
+          <w:szCs w:val="20"/>
+        </w:rPr>
+      </w:pPr>
+      <w:r>
+        <w:rPr>
+          <w:rFonts w:ascii="Quattrocento Sans" w:cs="Quattrocento Sans" w:eastAsia="Quattrocento Sans" w:hAnsi="Quattrocento Sans"/>
+          <w:sz w:val="20"/>
+          <w:szCs w:val="20"/>
+          <w:rtl w:val="0"/>
+        </w:rPr>
+        <w:tab/>
+        <w:tab/>
         <w:tab/>
         <w:t xml:space="preserve">SiNo</w:t>
       </w:r>
@@ -1189,258 +1726,98 @@
         </w:rPr>
         <w:tab/>
         <w:tab/>
-        <w:t xml:space="preserve">si respuesta="r" Entonces</w:t>
-      </w:r>
-    </w:p>
-    <w:p>
-      <w:pPr>
-        <w:spacing w:after="200" w:line="240" w:lineRule="auto"/>
-        <w:rPr>
-          <w:rFonts w:ascii="Quattrocento Sans" w:cs="Quattrocento Sans" w:eastAsia="Quattrocento Sans" w:hAnsi="Quattrocento Sans"/>
-          <w:sz w:val="20"/>
-          <w:szCs w:val="20"/>
-        </w:rPr>
-      </w:pPr>
-      <w:r>
-        <w:rPr>
-          <w:rFonts w:ascii="Quattrocento Sans" w:cs="Quattrocento Sans" w:eastAsia="Quattrocento Sans" w:hAnsi="Quattrocento Sans"/>
-          <w:sz w:val="20"/>
-          <w:szCs w:val="20"/>
-          <w:rtl w:val="0"/>
-        </w:rPr>
-        <w:tab/>
-        <w:tab/>
-        <w:tab/>
-        <w:t xml:space="preserve">// Asignación automática de la Llave Foránea (FK) toma el id del vector rol</w:t>
-      </w:r>
-    </w:p>
-    <w:p>
-      <w:pPr>
-        <w:spacing w:after="200" w:line="240" w:lineRule="auto"/>
-        <w:rPr>
-          <w:rFonts w:ascii="Quattrocento Sans" w:cs="Quattrocento Sans" w:eastAsia="Quattrocento Sans" w:hAnsi="Quattrocento Sans"/>
-          <w:sz w:val="20"/>
-          <w:szCs w:val="20"/>
-        </w:rPr>
-      </w:pPr>
-      <w:r>
-        <w:rPr>
-          <w:rFonts w:ascii="Quattrocento Sans" w:cs="Quattrocento Sans" w:eastAsia="Quattrocento Sans" w:hAnsi="Quattrocento Sans"/>
-          <w:sz w:val="20"/>
-          <w:szCs w:val="20"/>
-          <w:rtl w:val="0"/>
-        </w:rPr>
-        <w:tab/>
-        <w:tab/>
-        <w:tab/>
-        <w:t xml:space="preserve">tabla_usuarios(2,7)=rol(1)</w:t>
-      </w:r>
-    </w:p>
-    <w:p>
-      <w:pPr>
-        <w:spacing w:after="200" w:line="240" w:lineRule="auto"/>
-        <w:rPr>
-          <w:rFonts w:ascii="Quattrocento Sans" w:cs="Quattrocento Sans" w:eastAsia="Quattrocento Sans" w:hAnsi="Quattrocento Sans"/>
-          <w:sz w:val="20"/>
-          <w:szCs w:val="20"/>
-        </w:rPr>
-      </w:pPr>
-      <w:r>
-        <w:rPr>
-          <w:rFonts w:ascii="Quattrocento Sans" w:cs="Quattrocento Sans" w:eastAsia="Quattrocento Sans" w:hAnsi="Quattrocento Sans"/>
-          <w:sz w:val="20"/>
-          <w:szCs w:val="20"/>
-          <w:rtl w:val="0"/>
-        </w:rPr>
-        <w:tab/>
-        <w:tab/>
-        <w:tab/>
-      </w:r>
-    </w:p>
-    <w:p>
-      <w:pPr>
-        <w:spacing w:after="200" w:line="240" w:lineRule="auto"/>
-        <w:rPr>
-          <w:rFonts w:ascii="Quattrocento Sans" w:cs="Quattrocento Sans" w:eastAsia="Quattrocento Sans" w:hAnsi="Quattrocento Sans"/>
-          <w:sz w:val="20"/>
-          <w:szCs w:val="20"/>
-        </w:rPr>
-      </w:pPr>
-      <w:r>
-        <w:rPr>
-          <w:rFonts w:ascii="Quattrocento Sans" w:cs="Quattrocento Sans" w:eastAsia="Quattrocento Sans" w:hAnsi="Quattrocento Sans"/>
-          <w:sz w:val="20"/>
-          <w:szCs w:val="20"/>
-          <w:rtl w:val="0"/>
-        </w:rPr>
-        <w:tab/>
-        <w:tab/>
-        <w:tab/>
-        <w:t xml:space="preserve">Para filas&lt;-2 Hasta 2  Hacer</w:t>
-      </w:r>
-    </w:p>
-    <w:p>
-      <w:pPr>
-        <w:spacing w:after="200" w:line="240" w:lineRule="auto"/>
-        <w:rPr>
-          <w:rFonts w:ascii="Quattrocento Sans" w:cs="Quattrocento Sans" w:eastAsia="Quattrocento Sans" w:hAnsi="Quattrocento Sans"/>
-          <w:sz w:val="20"/>
-          <w:szCs w:val="20"/>
-        </w:rPr>
-      </w:pPr>
-      <w:r>
-        <w:rPr>
-          <w:rFonts w:ascii="Quattrocento Sans" w:cs="Quattrocento Sans" w:eastAsia="Quattrocento Sans" w:hAnsi="Quattrocento Sans"/>
-          <w:sz w:val="20"/>
-          <w:szCs w:val="20"/>
-          <w:rtl w:val="0"/>
-        </w:rPr>
-        <w:tab/>
-        <w:tab/>
-        <w:tab/>
-        <w:tab/>
-        <w:t xml:space="preserve">// Se recorren las 9 columnas omitiendo la posición 7 (rol_id ya asignada)</w:t>
-      </w:r>
-    </w:p>
-    <w:p>
-      <w:pPr>
-        <w:spacing w:after="200" w:line="240" w:lineRule="auto"/>
-        <w:rPr>
-          <w:rFonts w:ascii="Quattrocento Sans" w:cs="Quattrocento Sans" w:eastAsia="Quattrocento Sans" w:hAnsi="Quattrocento Sans"/>
-          <w:sz w:val="20"/>
-          <w:szCs w:val="20"/>
-        </w:rPr>
-      </w:pPr>
-      <w:r>
-        <w:rPr>
-          <w:rFonts w:ascii="Quattrocento Sans" w:cs="Quattrocento Sans" w:eastAsia="Quattrocento Sans" w:hAnsi="Quattrocento Sans"/>
-          <w:sz w:val="20"/>
-          <w:szCs w:val="20"/>
-          <w:rtl w:val="0"/>
-        </w:rPr>
-        <w:tab/>
-        <w:tab/>
-        <w:tab/>
-        <w:tab/>
-        <w:t xml:space="preserve">Para columnas&lt;-1 Hasta 9  Hacer</w:t>
-      </w:r>
-    </w:p>
-    <w:p>
-      <w:pPr>
-        <w:spacing w:after="200" w:line="240" w:lineRule="auto"/>
-        <w:rPr>
-          <w:rFonts w:ascii="Quattrocento Sans" w:cs="Quattrocento Sans" w:eastAsia="Quattrocento Sans" w:hAnsi="Quattrocento Sans"/>
-          <w:sz w:val="20"/>
-          <w:szCs w:val="20"/>
-        </w:rPr>
-      </w:pPr>
-      <w:r>
-        <w:rPr>
-          <w:rFonts w:ascii="Quattrocento Sans" w:cs="Quattrocento Sans" w:eastAsia="Quattrocento Sans" w:hAnsi="Quattrocento Sans"/>
-          <w:sz w:val="20"/>
-          <w:szCs w:val="20"/>
-          <w:rtl w:val="0"/>
-        </w:rPr>
-        <w:tab/>
-        <w:tab/>
-        <w:tab/>
-        <w:tab/>
-        <w:tab/>
-        <w:t xml:space="preserve">si columnas &lt;&gt; 7 Entonces</w:t>
-      </w:r>
-    </w:p>
-    <w:p>
-      <w:pPr>
-        <w:spacing w:after="200" w:line="240" w:lineRule="auto"/>
-        <w:rPr>
-          <w:rFonts w:ascii="Quattrocento Sans" w:cs="Quattrocento Sans" w:eastAsia="Quattrocento Sans" w:hAnsi="Quattrocento Sans"/>
-          <w:sz w:val="20"/>
-          <w:szCs w:val="20"/>
-        </w:rPr>
-      </w:pPr>
-      <w:r>
-        <w:rPr>
-          <w:rFonts w:ascii="Quattrocento Sans" w:cs="Quattrocento Sans" w:eastAsia="Quattrocento Sans" w:hAnsi="Quattrocento Sans"/>
-          <w:sz w:val="20"/>
-          <w:szCs w:val="20"/>
-          <w:rtl w:val="0"/>
-        </w:rPr>
-        <w:tab/>
-        <w:tab/>
-        <w:tab/>
-        <w:tab/>
-        <w:tab/>
-        <w:tab/>
-        <w:t xml:space="preserve">escribir tabla_usuarios(1,columnas)," ingrese registro  "</w:t>
-      </w:r>
-    </w:p>
-    <w:p>
-      <w:pPr>
-        <w:spacing w:after="200" w:line="240" w:lineRule="auto"/>
-        <w:rPr>
-          <w:rFonts w:ascii="Quattrocento Sans" w:cs="Quattrocento Sans" w:eastAsia="Quattrocento Sans" w:hAnsi="Quattrocento Sans"/>
-          <w:sz w:val="20"/>
-          <w:szCs w:val="20"/>
-        </w:rPr>
-      </w:pPr>
-      <w:r>
-        <w:rPr>
-          <w:rFonts w:ascii="Quattrocento Sans" w:cs="Quattrocento Sans" w:eastAsia="Quattrocento Sans" w:hAnsi="Quattrocento Sans"/>
-          <w:sz w:val="20"/>
-          <w:szCs w:val="20"/>
-          <w:rtl w:val="0"/>
-        </w:rPr>
-        <w:tab/>
-        <w:tab/>
-        <w:tab/>
-        <w:tab/>
-        <w:tab/>
-        <w:tab/>
-        <w:t xml:space="preserve">leer informacion</w:t>
-      </w:r>
-    </w:p>
-    <w:p>
-      <w:pPr>
-        <w:spacing w:after="200" w:line="240" w:lineRule="auto"/>
-        <w:rPr>
-          <w:rFonts w:ascii="Quattrocento Sans" w:cs="Quattrocento Sans" w:eastAsia="Quattrocento Sans" w:hAnsi="Quattrocento Sans"/>
-          <w:sz w:val="20"/>
-          <w:szCs w:val="20"/>
-        </w:rPr>
-      </w:pPr>
-      <w:r>
-        <w:rPr>
-          <w:rFonts w:ascii="Quattrocento Sans" w:cs="Quattrocento Sans" w:eastAsia="Quattrocento Sans" w:hAnsi="Quattrocento Sans"/>
-          <w:sz w:val="20"/>
-          <w:szCs w:val="20"/>
-          <w:rtl w:val="0"/>
-        </w:rPr>
-        <w:tab/>
-        <w:tab/>
-        <w:tab/>
-        <w:tab/>
-        <w:tab/>
-        <w:tab/>
-        <w:t xml:space="preserve">tabla_usuarios(filas,columnas)=informacion</w:t>
-      </w:r>
-    </w:p>
-    <w:p>
-      <w:pPr>
-        <w:spacing w:after="200" w:line="240" w:lineRule="auto"/>
-        <w:rPr>
-          <w:rFonts w:ascii="Quattrocento Sans" w:cs="Quattrocento Sans" w:eastAsia="Quattrocento Sans" w:hAnsi="Quattrocento Sans"/>
-          <w:sz w:val="20"/>
-          <w:szCs w:val="20"/>
-        </w:rPr>
-      </w:pPr>
-      <w:r>
-        <w:rPr>
-          <w:rFonts w:ascii="Quattrocento Sans" w:cs="Quattrocento Sans" w:eastAsia="Quattrocento Sans" w:hAnsi="Quattrocento Sans"/>
-          <w:sz w:val="20"/>
-          <w:szCs w:val="20"/>
-          <w:rtl w:val="0"/>
-        </w:rPr>
-        <w:tab/>
+        <w:tab/>
+        <w:tab/>
+        <w:t xml:space="preserve">Si opcionRol = 2 Entonces</w:t>
+      </w:r>
+    </w:p>
+    <w:p>
+      <w:pPr>
+        <w:spacing w:after="200" w:line="240" w:lineRule="auto"/>
+        <w:rPr>
+          <w:rFonts w:ascii="Quattrocento Sans" w:cs="Quattrocento Sans" w:eastAsia="Quattrocento Sans" w:hAnsi="Quattrocento Sans"/>
+          <w:sz w:val="20"/>
+          <w:szCs w:val="20"/>
+        </w:rPr>
+      </w:pPr>
+      <w:r>
+        <w:rPr>
+          <w:rFonts w:ascii="Quattrocento Sans" w:cs="Quattrocento Sans" w:eastAsia="Quattrocento Sans" w:hAnsi="Quattrocento Sans"/>
+          <w:sz w:val="20"/>
+          <w:szCs w:val="20"/>
+          <w:rtl w:val="0"/>
+        </w:rPr>
+        <w:tab/>
+        <w:tab/>
+        <w:tab/>
+        <w:tab/>
+        <w:tab/>
+        <w:t xml:space="preserve">rol(contador) &lt;- "Psicologo"</w:t>
+      </w:r>
+    </w:p>
+    <w:p>
+      <w:pPr>
+        <w:spacing w:after="200" w:line="240" w:lineRule="auto"/>
+        <w:rPr>
+          <w:rFonts w:ascii="Quattrocento Sans" w:cs="Quattrocento Sans" w:eastAsia="Quattrocento Sans" w:hAnsi="Quattrocento Sans"/>
+          <w:sz w:val="20"/>
+          <w:szCs w:val="20"/>
+        </w:rPr>
+      </w:pPr>
+      <w:r>
+        <w:rPr>
+          <w:rFonts w:ascii="Quattrocento Sans" w:cs="Quattrocento Sans" w:eastAsia="Quattrocento Sans" w:hAnsi="Quattrocento Sans"/>
+          <w:sz w:val="20"/>
+          <w:szCs w:val="20"/>
+          <w:rtl w:val="0"/>
+        </w:rPr>
+        <w:tab/>
+        <w:tab/>
+        <w:tab/>
+        <w:tab/>
+        <w:t xml:space="preserve">SiNo</w:t>
+      </w:r>
+    </w:p>
+    <w:p>
+      <w:pPr>
+        <w:spacing w:after="200" w:line="240" w:lineRule="auto"/>
+        <w:rPr>
+          <w:rFonts w:ascii="Quattrocento Sans" w:cs="Quattrocento Sans" w:eastAsia="Quattrocento Sans" w:hAnsi="Quattrocento Sans"/>
+          <w:sz w:val="20"/>
+          <w:szCs w:val="20"/>
+        </w:rPr>
+      </w:pPr>
+      <w:r>
+        <w:rPr>
+          <w:rFonts w:ascii="Quattrocento Sans" w:cs="Quattrocento Sans" w:eastAsia="Quattrocento Sans" w:hAnsi="Quattrocento Sans"/>
+          <w:sz w:val="20"/>
+          <w:szCs w:val="20"/>
+          <w:rtl w:val="0"/>
+        </w:rPr>
+        <w:tab/>
+        <w:tab/>
+        <w:tab/>
+        <w:tab/>
+        <w:tab/>
+        <w:t xml:space="preserve">rol(contador) &lt;- "Bienestar"</w:t>
+      </w:r>
+    </w:p>
+    <w:p>
+      <w:pPr>
+        <w:spacing w:after="200" w:line="240" w:lineRule="auto"/>
+        <w:rPr>
+          <w:rFonts w:ascii="Quattrocento Sans" w:cs="Quattrocento Sans" w:eastAsia="Quattrocento Sans" w:hAnsi="Quattrocento Sans"/>
+          <w:sz w:val="20"/>
+          <w:szCs w:val="20"/>
+        </w:rPr>
+      </w:pPr>
+      <w:r>
+        <w:rPr>
+          <w:rFonts w:ascii="Quattrocento Sans" w:cs="Quattrocento Sans" w:eastAsia="Quattrocento Sans" w:hAnsi="Quattrocento Sans"/>
+          <w:sz w:val="20"/>
+          <w:szCs w:val="20"/>
+          <w:rtl w:val="0"/>
+        </w:rPr>
         <w:tab/>
         <w:tab/>
         <w:tab/>
@@ -1467,73 +1844,6 @@
         <w:tab/>
         <w:tab/>
         <w:tab/>
-        <w:tab/>
-        <w:t xml:space="preserve">Fin Para</w:t>
-      </w:r>
-    </w:p>
-    <w:p>
-      <w:pPr>
-        <w:spacing w:after="200" w:line="240" w:lineRule="auto"/>
-        <w:rPr>
-          <w:rFonts w:ascii="Quattrocento Sans" w:cs="Quattrocento Sans" w:eastAsia="Quattrocento Sans" w:hAnsi="Quattrocento Sans"/>
-          <w:sz w:val="20"/>
-          <w:szCs w:val="20"/>
-        </w:rPr>
-      </w:pPr>
-      <w:r>
-        <w:rPr>
-          <w:rFonts w:ascii="Quattrocento Sans" w:cs="Quattrocento Sans" w:eastAsia="Quattrocento Sans" w:hAnsi="Quattrocento Sans"/>
-          <w:sz w:val="20"/>
-          <w:szCs w:val="20"/>
-          <w:rtl w:val="0"/>
-        </w:rPr>
-        <w:tab/>
-        <w:tab/>
-        <w:tab/>
-        <w:tab/>
-        <w:t xml:space="preserve">escribir "Registro guardado correctamente"</w:t>
-      </w:r>
-    </w:p>
-    <w:p>
-      <w:pPr>
-        <w:spacing w:after="200" w:line="240" w:lineRule="auto"/>
-        <w:rPr>
-          <w:rFonts w:ascii="Quattrocento Sans" w:cs="Quattrocento Sans" w:eastAsia="Quattrocento Sans" w:hAnsi="Quattrocento Sans"/>
-          <w:sz w:val="20"/>
-          <w:szCs w:val="20"/>
-        </w:rPr>
-      </w:pPr>
-      <w:r>
-        <w:rPr>
-          <w:rFonts w:ascii="Quattrocento Sans" w:cs="Quattrocento Sans" w:eastAsia="Quattrocento Sans" w:hAnsi="Quattrocento Sans"/>
-          <w:sz w:val="20"/>
-          <w:szCs w:val="20"/>
-          <w:rtl w:val="0"/>
-        </w:rPr>
-        <w:tab/>
-        <w:tab/>
-        <w:tab/>
-        <w:t xml:space="preserve">Fin Para</w:t>
-      </w:r>
-    </w:p>
-    <w:p>
-      <w:pPr>
-        <w:spacing w:after="200" w:line="240" w:lineRule="auto"/>
-        <w:rPr>
-          <w:rFonts w:ascii="Quattrocento Sans" w:cs="Quattrocento Sans" w:eastAsia="Quattrocento Sans" w:hAnsi="Quattrocento Sans"/>
-          <w:sz w:val="20"/>
-          <w:szCs w:val="20"/>
-        </w:rPr>
-      </w:pPr>
-      <w:r>
-        <w:rPr>
-          <w:rFonts w:ascii="Quattrocento Sans" w:cs="Quattrocento Sans" w:eastAsia="Quattrocento Sans" w:hAnsi="Quattrocento Sans"/>
-          <w:sz w:val="20"/>
-          <w:szCs w:val="20"/>
-          <w:rtl w:val="0"/>
-        </w:rPr>
-        <w:tab/>
-        <w:tab/>
         <w:t xml:space="preserve">FinSi</w:t>
       </w:r>
     </w:p>
@@ -1554,211 +1864,2714 @@
           <w:rtl w:val="0"/>
         </w:rPr>
         <w:tab/>
-        <w:t xml:space="preserve">finsi</w:t>
-      </w:r>
-    </w:p>
-    <w:p>
-      <w:pPr>
-        <w:spacing w:after="200" w:line="240" w:lineRule="auto"/>
-        <w:rPr>
-          <w:rFonts w:ascii="Quattrocento Sans" w:cs="Quattrocento Sans" w:eastAsia="Quattrocento Sans" w:hAnsi="Quattrocento Sans"/>
-          <w:sz w:val="20"/>
-          <w:szCs w:val="20"/>
-        </w:rPr>
-      </w:pPr>
-      <w:r>
-        <w:rPr>
-          <w:rFonts w:ascii="Quattrocento Sans" w:cs="Quattrocento Sans" w:eastAsia="Quattrocento Sans" w:hAnsi="Quattrocento Sans"/>
-          <w:sz w:val="20"/>
-          <w:szCs w:val="20"/>
-          <w:rtl w:val="0"/>
-        </w:rPr>
-        <w:tab/>
-      </w:r>
-    </w:p>
-    <w:p>
-      <w:pPr>
-        <w:spacing w:after="200" w:line="240" w:lineRule="auto"/>
-        <w:rPr>
-          <w:rFonts w:ascii="Quattrocento Sans" w:cs="Quattrocento Sans" w:eastAsia="Quattrocento Sans" w:hAnsi="Quattrocento Sans"/>
-          <w:sz w:val="20"/>
-          <w:szCs w:val="20"/>
-        </w:rPr>
-      </w:pPr>
-      <w:r>
-        <w:rPr>
-          <w:rFonts w:ascii="Quattrocento Sans" w:cs="Quattrocento Sans" w:eastAsia="Quattrocento Sans" w:hAnsi="Quattrocento Sans"/>
-          <w:sz w:val="20"/>
-          <w:szCs w:val="20"/>
-          <w:rtl w:val="0"/>
-        </w:rPr>
-        <w:tab/>
-        <w:t xml:space="preserve">columnas=1</w:t>
-      </w:r>
-    </w:p>
-    <w:p>
-      <w:pPr>
-        <w:spacing w:after="200" w:line="240" w:lineRule="auto"/>
-        <w:rPr>
-          <w:rFonts w:ascii="Quattrocento Sans" w:cs="Quattrocento Sans" w:eastAsia="Quattrocento Sans" w:hAnsi="Quattrocento Sans"/>
-          <w:sz w:val="20"/>
-          <w:szCs w:val="20"/>
-        </w:rPr>
-      </w:pPr>
-      <w:r>
-        <w:rPr>
-          <w:rFonts w:ascii="Quattrocento Sans" w:cs="Quattrocento Sans" w:eastAsia="Quattrocento Sans" w:hAnsi="Quattrocento Sans"/>
-          <w:sz w:val="20"/>
-          <w:szCs w:val="20"/>
-          <w:rtl w:val="0"/>
-        </w:rPr>
-        <w:tab/>
-        <w:t xml:space="preserve">fila=1</w:t>
-      </w:r>
-    </w:p>
-    <w:p>
-      <w:pPr>
-        <w:spacing w:after="200" w:line="240" w:lineRule="auto"/>
-        <w:rPr>
-          <w:rFonts w:ascii="Quattrocento Sans" w:cs="Quattrocento Sans" w:eastAsia="Quattrocento Sans" w:hAnsi="Quattrocento Sans"/>
-          <w:sz w:val="20"/>
-          <w:szCs w:val="20"/>
-        </w:rPr>
-      </w:pPr>
-      <w:r>
-        <w:rPr>
-          <w:rFonts w:ascii="Quattrocento Sans" w:cs="Quattrocento Sans" w:eastAsia="Quattrocento Sans" w:hAnsi="Quattrocento Sans"/>
-          <w:sz w:val="20"/>
-          <w:szCs w:val="20"/>
-          <w:rtl w:val="0"/>
-        </w:rPr>
-        <w:tab/>
-        <w:t xml:space="preserve">// Imprimir la matriz formateada con barras verticales</w:t>
-      </w:r>
-    </w:p>
-    <w:p>
-      <w:pPr>
-        <w:spacing w:after="200" w:line="240" w:lineRule="auto"/>
-        <w:rPr>
-          <w:rFonts w:ascii="Quattrocento Sans" w:cs="Quattrocento Sans" w:eastAsia="Quattrocento Sans" w:hAnsi="Quattrocento Sans"/>
-          <w:sz w:val="20"/>
-          <w:szCs w:val="20"/>
-        </w:rPr>
-      </w:pPr>
-      <w:r>
-        <w:rPr>
-          <w:rFonts w:ascii="Quattrocento Sans" w:cs="Quattrocento Sans" w:eastAsia="Quattrocento Sans" w:hAnsi="Quattrocento Sans"/>
-          <w:sz w:val="20"/>
-          <w:szCs w:val="20"/>
-          <w:rtl w:val="0"/>
-        </w:rPr>
-        <w:tab/>
-        <w:t xml:space="preserve">Para fila&lt;-1 Hasta 2  Hacer</w:t>
-      </w:r>
-    </w:p>
-    <w:p>
-      <w:pPr>
-        <w:spacing w:after="200" w:line="240" w:lineRule="auto"/>
-        <w:rPr>
-          <w:rFonts w:ascii="Quattrocento Sans" w:cs="Quattrocento Sans" w:eastAsia="Quattrocento Sans" w:hAnsi="Quattrocento Sans"/>
-          <w:sz w:val="20"/>
-          <w:szCs w:val="20"/>
-        </w:rPr>
-      </w:pPr>
-      <w:r>
-        <w:rPr>
-          <w:rFonts w:ascii="Quattrocento Sans" w:cs="Quattrocento Sans" w:eastAsia="Quattrocento Sans" w:hAnsi="Quattrocento Sans"/>
-          <w:sz w:val="20"/>
-          <w:szCs w:val="20"/>
-          <w:rtl w:val="0"/>
-        </w:rPr>
-        <w:tab/>
-        <w:tab/>
-        <w:t xml:space="preserve">para columnas&lt;-1 Hasta 9  Hacer</w:t>
-      </w:r>
-    </w:p>
-    <w:p>
-      <w:pPr>
-        <w:spacing w:after="200" w:line="240" w:lineRule="auto"/>
-        <w:rPr>
-          <w:rFonts w:ascii="Quattrocento Sans" w:cs="Quattrocento Sans" w:eastAsia="Quattrocento Sans" w:hAnsi="Quattrocento Sans"/>
-          <w:sz w:val="20"/>
-          <w:szCs w:val="20"/>
-        </w:rPr>
-      </w:pPr>
-      <w:r>
-        <w:rPr>
-          <w:rFonts w:ascii="Quattrocento Sans" w:cs="Quattrocento Sans" w:eastAsia="Quattrocento Sans" w:hAnsi="Quattrocento Sans"/>
-          <w:sz w:val="20"/>
-          <w:szCs w:val="20"/>
-          <w:rtl w:val="0"/>
-        </w:rPr>
-        <w:tab/>
-        <w:tab/>
-        <w:tab/>
-        <w:t xml:space="preserve">escribir sin Saltar "|", tabla_usuarios(fila,columnas)</w:t>
-      </w:r>
-    </w:p>
-    <w:p>
-      <w:pPr>
-        <w:spacing w:after="200" w:line="240" w:lineRule="auto"/>
-        <w:rPr>
-          <w:rFonts w:ascii="Quattrocento Sans" w:cs="Quattrocento Sans" w:eastAsia="Quattrocento Sans" w:hAnsi="Quattrocento Sans"/>
-          <w:sz w:val="20"/>
-          <w:szCs w:val="20"/>
-        </w:rPr>
-      </w:pPr>
-      <w:r>
-        <w:rPr>
-          <w:rFonts w:ascii="Quattrocento Sans" w:cs="Quattrocento Sans" w:eastAsia="Quattrocento Sans" w:hAnsi="Quattrocento Sans"/>
-          <w:sz w:val="20"/>
-          <w:szCs w:val="20"/>
-          <w:rtl w:val="0"/>
-        </w:rPr>
-        <w:tab/>
-        <w:tab/>
-        <w:t xml:space="preserve">finpara</w:t>
-      </w:r>
-    </w:p>
-    <w:p>
-      <w:pPr>
-        <w:spacing w:after="200" w:line="240" w:lineRule="auto"/>
-        <w:rPr>
-          <w:rFonts w:ascii="Quattrocento Sans" w:cs="Quattrocento Sans" w:eastAsia="Quattrocento Sans" w:hAnsi="Quattrocento Sans"/>
-          <w:sz w:val="20"/>
-          <w:szCs w:val="20"/>
-        </w:rPr>
-      </w:pPr>
-      <w:r>
-        <w:rPr>
-          <w:rFonts w:ascii="Quattrocento Sans" w:cs="Quattrocento Sans" w:eastAsia="Quattrocento Sans" w:hAnsi="Quattrocento Sans"/>
-          <w:sz w:val="20"/>
-          <w:szCs w:val="20"/>
-          <w:rtl w:val="0"/>
-        </w:rPr>
-        <w:tab/>
-        <w:tab/>
-        <w:t xml:space="preserve">escribir ""</w:t>
-      </w:r>
-    </w:p>
-    <w:p>
-      <w:pPr>
-        <w:spacing w:after="200" w:line="240" w:lineRule="auto"/>
-        <w:rPr>
-          <w:rFonts w:ascii="Quattrocento Sans" w:cs="Quattrocento Sans" w:eastAsia="Quattrocento Sans" w:hAnsi="Quattrocento Sans"/>
-          <w:sz w:val="20"/>
-          <w:szCs w:val="20"/>
-        </w:rPr>
-      </w:pPr>
-      <w:r>
-        <w:rPr>
-          <w:rFonts w:ascii="Quattrocento Sans" w:cs="Quattrocento Sans" w:eastAsia="Quattrocento Sans" w:hAnsi="Quattrocento Sans"/>
-          <w:sz w:val="20"/>
-          <w:szCs w:val="20"/>
-          <w:rtl w:val="0"/>
-        </w:rPr>
-        <w:tab/>
-        <w:t xml:space="preserve">Fin Para</w:t>
+        <w:tab/>
+        <w:tab/>
+      </w:r>
+    </w:p>
+    <w:p>
+      <w:pPr>
+        <w:spacing w:after="200" w:line="240" w:lineRule="auto"/>
+        <w:rPr>
+          <w:rFonts w:ascii="Quattrocento Sans" w:cs="Quattrocento Sans" w:eastAsia="Quattrocento Sans" w:hAnsi="Quattrocento Sans"/>
+          <w:sz w:val="20"/>
+          <w:szCs w:val="20"/>
+        </w:rPr>
+      </w:pPr>
+      <w:r>
+        <w:rPr>
+          <w:rFonts w:ascii="Quattrocento Sans" w:cs="Quattrocento Sans" w:eastAsia="Quattrocento Sans" w:hAnsi="Quattrocento Sans"/>
+          <w:sz w:val="20"/>
+          <w:szCs w:val="20"/>
+          <w:rtl w:val="0"/>
+        </w:rPr>
+        <w:tab/>
+        <w:tab/>
+        <w:tab/>
+        <w:t xml:space="preserve">estado(contador) &lt;- "Activo"</w:t>
+      </w:r>
+    </w:p>
+    <w:p>
+      <w:pPr>
+        <w:spacing w:after="200" w:line="240" w:lineRule="auto"/>
+        <w:rPr>
+          <w:rFonts w:ascii="Quattrocento Sans" w:cs="Quattrocento Sans" w:eastAsia="Quattrocento Sans" w:hAnsi="Quattrocento Sans"/>
+          <w:sz w:val="20"/>
+          <w:szCs w:val="20"/>
+        </w:rPr>
+      </w:pPr>
+      <w:r>
+        <w:rPr>
+          <w:rFonts w:ascii="Quattrocento Sans" w:cs="Quattrocento Sans" w:eastAsia="Quattrocento Sans" w:hAnsi="Quattrocento Sans"/>
+          <w:sz w:val="20"/>
+          <w:szCs w:val="20"/>
+          <w:rtl w:val="0"/>
+        </w:rPr>
+        <w:tab/>
+        <w:tab/>
+        <w:tab/>
+      </w:r>
+    </w:p>
+    <w:p>
+      <w:pPr>
+        <w:spacing w:after="200" w:line="240" w:lineRule="auto"/>
+        <w:rPr>
+          <w:rFonts w:ascii="Quattrocento Sans" w:cs="Quattrocento Sans" w:eastAsia="Quattrocento Sans" w:hAnsi="Quattrocento Sans"/>
+          <w:sz w:val="20"/>
+          <w:szCs w:val="20"/>
+        </w:rPr>
+      </w:pPr>
+      <w:r>
+        <w:rPr>
+          <w:rFonts w:ascii="Quattrocento Sans" w:cs="Quattrocento Sans" w:eastAsia="Quattrocento Sans" w:hAnsi="Quattrocento Sans"/>
+          <w:sz w:val="20"/>
+          <w:szCs w:val="20"/>
+          <w:rtl w:val="0"/>
+        </w:rPr>
+        <w:tab/>
+        <w:tab/>
+        <w:tab/>
+        <w:t xml:space="preserve">Escribir ""</w:t>
+      </w:r>
+    </w:p>
+    <w:p>
+      <w:pPr>
+        <w:spacing w:after="200" w:line="240" w:lineRule="auto"/>
+        <w:rPr>
+          <w:rFonts w:ascii="Quattrocento Sans" w:cs="Quattrocento Sans" w:eastAsia="Quattrocento Sans" w:hAnsi="Quattrocento Sans"/>
+          <w:sz w:val="20"/>
+          <w:szCs w:val="20"/>
+        </w:rPr>
+      </w:pPr>
+      <w:r>
+        <w:rPr>
+          <w:rFonts w:ascii="Quattrocento Sans" w:cs="Quattrocento Sans" w:eastAsia="Quattrocento Sans" w:hAnsi="Quattrocento Sans"/>
+          <w:sz w:val="20"/>
+          <w:szCs w:val="20"/>
+          <w:rtl w:val="0"/>
+        </w:rPr>
+        <w:tab/>
+        <w:tab/>
+        <w:tab/>
+        <w:t xml:space="preserve">Escribir "Usuario registrado correctamente."</w:t>
+      </w:r>
+    </w:p>
+    <w:p>
+      <w:pPr>
+        <w:spacing w:after="200" w:line="240" w:lineRule="auto"/>
+        <w:rPr>
+          <w:rFonts w:ascii="Quattrocento Sans" w:cs="Quattrocento Sans" w:eastAsia="Quattrocento Sans" w:hAnsi="Quattrocento Sans"/>
+          <w:sz w:val="20"/>
+          <w:szCs w:val="20"/>
+        </w:rPr>
+      </w:pPr>
+      <w:r>
+        <w:rPr>
+          <w:rFonts w:ascii="Quattrocento Sans" w:cs="Quattrocento Sans" w:eastAsia="Quattrocento Sans" w:hAnsi="Quattrocento Sans"/>
+          <w:sz w:val="20"/>
+          <w:szCs w:val="20"/>
+          <w:rtl w:val="0"/>
+        </w:rPr>
+        <w:tab/>
+        <w:tab/>
+        <w:tab/>
+      </w:r>
+    </w:p>
+    <w:p>
+      <w:pPr>
+        <w:spacing w:after="200" w:line="240" w:lineRule="auto"/>
+        <w:rPr>
+          <w:rFonts w:ascii="Quattrocento Sans" w:cs="Quattrocento Sans" w:eastAsia="Quattrocento Sans" w:hAnsi="Quattrocento Sans"/>
+          <w:sz w:val="20"/>
+          <w:szCs w:val="20"/>
+        </w:rPr>
+      </w:pPr>
+      <w:r>
+        <w:rPr>
+          <w:rFonts w:ascii="Quattrocento Sans" w:cs="Quattrocento Sans" w:eastAsia="Quattrocento Sans" w:hAnsi="Quattrocento Sans"/>
+          <w:sz w:val="20"/>
+          <w:szCs w:val="20"/>
+          <w:rtl w:val="0"/>
+        </w:rPr>
+        <w:tab/>
+        <w:tab/>
+        <w:tab/>
+        <w:t xml:space="preserve">contador &lt;- contador + 1</w:t>
+      </w:r>
+    </w:p>
+    <w:p>
+      <w:pPr>
+        <w:spacing w:after="200" w:line="240" w:lineRule="auto"/>
+        <w:rPr>
+          <w:rFonts w:ascii="Quattrocento Sans" w:cs="Quattrocento Sans" w:eastAsia="Quattrocento Sans" w:hAnsi="Quattrocento Sans"/>
+          <w:sz w:val="20"/>
+          <w:szCs w:val="20"/>
+        </w:rPr>
+      </w:pPr>
+      <w:r>
+        <w:rPr>
+          <w:rFonts w:ascii="Quattrocento Sans" w:cs="Quattrocento Sans" w:eastAsia="Quattrocento Sans" w:hAnsi="Quattrocento Sans"/>
+          <w:sz w:val="20"/>
+          <w:szCs w:val="20"/>
+          <w:rtl w:val="0"/>
+        </w:rPr>
+        <w:tab/>
+        <w:tab/>
+        <w:tab/>
+      </w:r>
+    </w:p>
+    <w:p>
+      <w:pPr>
+        <w:spacing w:after="200" w:line="240" w:lineRule="auto"/>
+        <w:rPr>
+          <w:rFonts w:ascii="Quattrocento Sans" w:cs="Quattrocento Sans" w:eastAsia="Quattrocento Sans" w:hAnsi="Quattrocento Sans"/>
+          <w:sz w:val="20"/>
+          <w:szCs w:val="20"/>
+        </w:rPr>
+      </w:pPr>
+      <w:r>
+        <w:rPr>
+          <w:rFonts w:ascii="Quattrocento Sans" w:cs="Quattrocento Sans" w:eastAsia="Quattrocento Sans" w:hAnsi="Quattrocento Sans"/>
+          <w:sz w:val="20"/>
+          <w:szCs w:val="20"/>
+          <w:rtl w:val="0"/>
+        </w:rPr>
+        <w:tab/>
+        <w:tab/>
+        <w:t xml:space="preserve">SiNo</w:t>
+      </w:r>
+    </w:p>
+    <w:p>
+      <w:pPr>
+        <w:spacing w:after="200" w:line="240" w:lineRule="auto"/>
+        <w:rPr>
+          <w:rFonts w:ascii="Quattrocento Sans" w:cs="Quattrocento Sans" w:eastAsia="Quattrocento Sans" w:hAnsi="Quattrocento Sans"/>
+          <w:sz w:val="20"/>
+          <w:szCs w:val="20"/>
+        </w:rPr>
+      </w:pPr>
+      <w:r>
+        <w:rPr>
+          <w:rFonts w:ascii="Quattrocento Sans" w:cs="Quattrocento Sans" w:eastAsia="Quattrocento Sans" w:hAnsi="Quattrocento Sans"/>
+          <w:sz w:val="20"/>
+          <w:szCs w:val="20"/>
+          <w:rtl w:val="0"/>
+        </w:rPr>
+        <w:tab/>
+        <w:tab/>
+        <w:tab/>
+      </w:r>
+    </w:p>
+    <w:p>
+      <w:pPr>
+        <w:spacing w:after="200" w:line="240" w:lineRule="auto"/>
+        <w:rPr>
+          <w:rFonts w:ascii="Quattrocento Sans" w:cs="Quattrocento Sans" w:eastAsia="Quattrocento Sans" w:hAnsi="Quattrocento Sans"/>
+          <w:sz w:val="20"/>
+          <w:szCs w:val="20"/>
+        </w:rPr>
+      </w:pPr>
+      <w:r>
+        <w:rPr>
+          <w:rFonts w:ascii="Quattrocento Sans" w:cs="Quattrocento Sans" w:eastAsia="Quattrocento Sans" w:hAnsi="Quattrocento Sans"/>
+          <w:sz w:val="20"/>
+          <w:szCs w:val="20"/>
+          <w:rtl w:val="0"/>
+        </w:rPr>
+        <w:tab/>
+        <w:tab/>
+        <w:tab/>
+        <w:t xml:space="preserve">Si menuOp = 2 Entonces</w:t>
+      </w:r>
+    </w:p>
+    <w:p>
+      <w:pPr>
+        <w:spacing w:after="200" w:line="240" w:lineRule="auto"/>
+        <w:rPr>
+          <w:rFonts w:ascii="Quattrocento Sans" w:cs="Quattrocento Sans" w:eastAsia="Quattrocento Sans" w:hAnsi="Quattrocento Sans"/>
+          <w:sz w:val="20"/>
+          <w:szCs w:val="20"/>
+        </w:rPr>
+      </w:pPr>
+      <w:r>
+        <w:rPr>
+          <w:rFonts w:ascii="Quattrocento Sans" w:cs="Quattrocento Sans" w:eastAsia="Quattrocento Sans" w:hAnsi="Quattrocento Sans"/>
+          <w:sz w:val="20"/>
+          <w:szCs w:val="20"/>
+          <w:rtl w:val="0"/>
+        </w:rPr>
+        <w:tab/>
+        <w:tab/>
+        <w:tab/>
+        <w:tab/>
+      </w:r>
+    </w:p>
+    <w:p>
+      <w:pPr>
+        <w:spacing w:after="200" w:line="240" w:lineRule="auto"/>
+        <w:rPr>
+          <w:rFonts w:ascii="Quattrocento Sans" w:cs="Quattrocento Sans" w:eastAsia="Quattrocento Sans" w:hAnsi="Quattrocento Sans"/>
+          <w:sz w:val="20"/>
+          <w:szCs w:val="20"/>
+        </w:rPr>
+      </w:pPr>
+      <w:r>
+        <w:rPr>
+          <w:rFonts w:ascii="Quattrocento Sans" w:cs="Quattrocento Sans" w:eastAsia="Quattrocento Sans" w:hAnsi="Quattrocento Sans"/>
+          <w:sz w:val="20"/>
+          <w:szCs w:val="20"/>
+          <w:rtl w:val="0"/>
+        </w:rPr>
+        <w:tab/>
+        <w:tab/>
+        <w:tab/>
+        <w:tab/>
+        <w:t xml:space="preserve">Escribir ""</w:t>
+      </w:r>
+    </w:p>
+    <w:p>
+      <w:pPr>
+        <w:spacing w:after="200" w:line="240" w:lineRule="auto"/>
+        <w:rPr>
+          <w:rFonts w:ascii="Quattrocento Sans" w:cs="Quattrocento Sans" w:eastAsia="Quattrocento Sans" w:hAnsi="Quattrocento Sans"/>
+          <w:sz w:val="20"/>
+          <w:szCs w:val="20"/>
+        </w:rPr>
+      </w:pPr>
+      <w:r>
+        <w:rPr>
+          <w:rFonts w:ascii="Quattrocento Sans" w:cs="Quattrocento Sans" w:eastAsia="Quattrocento Sans" w:hAnsi="Quattrocento Sans"/>
+          <w:sz w:val="20"/>
+          <w:szCs w:val="20"/>
+          <w:rtl w:val="0"/>
+        </w:rPr>
+        <w:tab/>
+        <w:tab/>
+        <w:tab/>
+        <w:tab/>
+        <w:t xml:space="preserve">Escribir "===== INICIO DE SESION ====="</w:t>
+      </w:r>
+    </w:p>
+    <w:p>
+      <w:pPr>
+        <w:spacing w:after="200" w:line="240" w:lineRule="auto"/>
+        <w:rPr>
+          <w:rFonts w:ascii="Quattrocento Sans" w:cs="Quattrocento Sans" w:eastAsia="Quattrocento Sans" w:hAnsi="Quattrocento Sans"/>
+          <w:sz w:val="20"/>
+          <w:szCs w:val="20"/>
+        </w:rPr>
+      </w:pPr>
+      <w:r>
+        <w:rPr>
+          <w:rFonts w:ascii="Quattrocento Sans" w:cs="Quattrocento Sans" w:eastAsia="Quattrocento Sans" w:hAnsi="Quattrocento Sans"/>
+          <w:sz w:val="20"/>
+          <w:szCs w:val="20"/>
+          <w:rtl w:val="0"/>
+        </w:rPr>
+        <w:tab/>
+        <w:tab/>
+        <w:tab/>
+        <w:tab/>
+      </w:r>
+    </w:p>
+    <w:p>
+      <w:pPr>
+        <w:spacing w:after="200" w:line="240" w:lineRule="auto"/>
+        <w:rPr>
+          <w:rFonts w:ascii="Quattrocento Sans" w:cs="Quattrocento Sans" w:eastAsia="Quattrocento Sans" w:hAnsi="Quattrocento Sans"/>
+          <w:sz w:val="20"/>
+          <w:szCs w:val="20"/>
+        </w:rPr>
+      </w:pPr>
+      <w:r>
+        <w:rPr>
+          <w:rFonts w:ascii="Quattrocento Sans" w:cs="Quattrocento Sans" w:eastAsia="Quattrocento Sans" w:hAnsi="Quattrocento Sans"/>
+          <w:sz w:val="20"/>
+          <w:szCs w:val="20"/>
+          <w:rtl w:val="0"/>
+        </w:rPr>
+        <w:tab/>
+        <w:tab/>
+        <w:tab/>
+        <w:tab/>
+        <w:t xml:space="preserve">Escribir "Documento:"</w:t>
+      </w:r>
+    </w:p>
+    <w:p>
+      <w:pPr>
+        <w:spacing w:after="200" w:line="240" w:lineRule="auto"/>
+        <w:rPr>
+          <w:rFonts w:ascii="Quattrocento Sans" w:cs="Quattrocento Sans" w:eastAsia="Quattrocento Sans" w:hAnsi="Quattrocento Sans"/>
+          <w:sz w:val="20"/>
+          <w:szCs w:val="20"/>
+        </w:rPr>
+      </w:pPr>
+      <w:r>
+        <w:rPr>
+          <w:rFonts w:ascii="Quattrocento Sans" w:cs="Quattrocento Sans" w:eastAsia="Quattrocento Sans" w:hAnsi="Quattrocento Sans"/>
+          <w:sz w:val="20"/>
+          <w:szCs w:val="20"/>
+          <w:rtl w:val="0"/>
+        </w:rPr>
+        <w:tab/>
+        <w:tab/>
+        <w:tab/>
+        <w:tab/>
+        <w:t xml:space="preserve">Leer doc</w:t>
+      </w:r>
+    </w:p>
+    <w:p>
+      <w:pPr>
+        <w:spacing w:after="200" w:line="240" w:lineRule="auto"/>
+        <w:rPr>
+          <w:rFonts w:ascii="Quattrocento Sans" w:cs="Quattrocento Sans" w:eastAsia="Quattrocento Sans" w:hAnsi="Quattrocento Sans"/>
+          <w:sz w:val="20"/>
+          <w:szCs w:val="20"/>
+        </w:rPr>
+      </w:pPr>
+      <w:r>
+        <w:rPr>
+          <w:rFonts w:ascii="Quattrocento Sans" w:cs="Quattrocento Sans" w:eastAsia="Quattrocento Sans" w:hAnsi="Quattrocento Sans"/>
+          <w:sz w:val="20"/>
+          <w:szCs w:val="20"/>
+          <w:rtl w:val="0"/>
+        </w:rPr>
+        <w:tab/>
+        <w:tab/>
+        <w:tab/>
+        <w:tab/>
+      </w:r>
+    </w:p>
+    <w:p>
+      <w:pPr>
+        <w:spacing w:after="200" w:line="240" w:lineRule="auto"/>
+        <w:rPr>
+          <w:rFonts w:ascii="Quattrocento Sans" w:cs="Quattrocento Sans" w:eastAsia="Quattrocento Sans" w:hAnsi="Quattrocento Sans"/>
+          <w:sz w:val="20"/>
+          <w:szCs w:val="20"/>
+        </w:rPr>
+      </w:pPr>
+      <w:r>
+        <w:rPr>
+          <w:rFonts w:ascii="Quattrocento Sans" w:cs="Quattrocento Sans" w:eastAsia="Quattrocento Sans" w:hAnsi="Quattrocento Sans"/>
+          <w:sz w:val="20"/>
+          <w:szCs w:val="20"/>
+          <w:rtl w:val="0"/>
+        </w:rPr>
+        <w:tab/>
+        <w:tab/>
+        <w:tab/>
+        <w:tab/>
+        <w:t xml:space="preserve">Escribir "Contrasena:"</w:t>
+      </w:r>
+    </w:p>
+    <w:p>
+      <w:pPr>
+        <w:spacing w:after="200" w:line="240" w:lineRule="auto"/>
+        <w:rPr>
+          <w:rFonts w:ascii="Quattrocento Sans" w:cs="Quattrocento Sans" w:eastAsia="Quattrocento Sans" w:hAnsi="Quattrocento Sans"/>
+          <w:sz w:val="20"/>
+          <w:szCs w:val="20"/>
+        </w:rPr>
+      </w:pPr>
+      <w:r>
+        <w:rPr>
+          <w:rFonts w:ascii="Quattrocento Sans" w:cs="Quattrocento Sans" w:eastAsia="Quattrocento Sans" w:hAnsi="Quattrocento Sans"/>
+          <w:sz w:val="20"/>
+          <w:szCs w:val="20"/>
+          <w:rtl w:val="0"/>
+        </w:rPr>
+        <w:tab/>
+        <w:tab/>
+        <w:tab/>
+        <w:tab/>
+        <w:t xml:space="preserve">Leer clave_ingresada</w:t>
+      </w:r>
+    </w:p>
+    <w:p>
+      <w:pPr>
+        <w:spacing w:after="200" w:line="240" w:lineRule="auto"/>
+        <w:rPr>
+          <w:rFonts w:ascii="Quattrocento Sans" w:cs="Quattrocento Sans" w:eastAsia="Quattrocento Sans" w:hAnsi="Quattrocento Sans"/>
+          <w:sz w:val="20"/>
+          <w:szCs w:val="20"/>
+        </w:rPr>
+      </w:pPr>
+      <w:r>
+        <w:rPr>
+          <w:rFonts w:ascii="Quattrocento Sans" w:cs="Quattrocento Sans" w:eastAsia="Quattrocento Sans" w:hAnsi="Quattrocento Sans"/>
+          <w:sz w:val="20"/>
+          <w:szCs w:val="20"/>
+          <w:rtl w:val="0"/>
+        </w:rPr>
+        <w:tab/>
+        <w:tab/>
+        <w:tab/>
+        <w:tab/>
+      </w:r>
+    </w:p>
+    <w:p>
+      <w:pPr>
+        <w:spacing w:after="200" w:line="240" w:lineRule="auto"/>
+        <w:rPr>
+          <w:rFonts w:ascii="Quattrocento Sans" w:cs="Quattrocento Sans" w:eastAsia="Quattrocento Sans" w:hAnsi="Quattrocento Sans"/>
+          <w:sz w:val="20"/>
+          <w:szCs w:val="20"/>
+        </w:rPr>
+      </w:pPr>
+      <w:r>
+        <w:rPr>
+          <w:rFonts w:ascii="Quattrocento Sans" w:cs="Quattrocento Sans" w:eastAsia="Quattrocento Sans" w:hAnsi="Quattrocento Sans"/>
+          <w:sz w:val="20"/>
+          <w:szCs w:val="20"/>
+          <w:rtl w:val="0"/>
+        </w:rPr>
+        <w:tab/>
+        <w:tab/>
+        <w:tab/>
+        <w:tab/>
+        <w:t xml:space="preserve">encontrado &lt;- 0</w:t>
+      </w:r>
+    </w:p>
+    <w:p>
+      <w:pPr>
+        <w:spacing w:after="200" w:line="240" w:lineRule="auto"/>
+        <w:rPr>
+          <w:rFonts w:ascii="Quattrocento Sans" w:cs="Quattrocento Sans" w:eastAsia="Quattrocento Sans" w:hAnsi="Quattrocento Sans"/>
+          <w:sz w:val="20"/>
+          <w:szCs w:val="20"/>
+        </w:rPr>
+      </w:pPr>
+      <w:r>
+        <w:rPr>
+          <w:rFonts w:ascii="Quattrocento Sans" w:cs="Quattrocento Sans" w:eastAsia="Quattrocento Sans" w:hAnsi="Quattrocento Sans"/>
+          <w:sz w:val="20"/>
+          <w:szCs w:val="20"/>
+          <w:rtl w:val="0"/>
+        </w:rPr>
+        <w:tab/>
+        <w:tab/>
+        <w:tab/>
+        <w:tab/>
+      </w:r>
+    </w:p>
+    <w:p>
+      <w:pPr>
+        <w:spacing w:after="200" w:line="240" w:lineRule="auto"/>
+        <w:rPr>
+          <w:rFonts w:ascii="Quattrocento Sans" w:cs="Quattrocento Sans" w:eastAsia="Quattrocento Sans" w:hAnsi="Quattrocento Sans"/>
+          <w:sz w:val="20"/>
+          <w:szCs w:val="20"/>
+        </w:rPr>
+      </w:pPr>
+      <w:r>
+        <w:rPr>
+          <w:rFonts w:ascii="Quattrocento Sans" w:cs="Quattrocento Sans" w:eastAsia="Quattrocento Sans" w:hAnsi="Quattrocento Sans"/>
+          <w:sz w:val="20"/>
+          <w:szCs w:val="20"/>
+          <w:rtl w:val="0"/>
+        </w:rPr>
+        <w:tab/>
+        <w:tab/>
+        <w:tab/>
+        <w:tab/>
+        <w:t xml:space="preserve">Para i &lt;- 1 Hasta contador - 1 Hacer</w:t>
+      </w:r>
+    </w:p>
+    <w:p>
+      <w:pPr>
+        <w:spacing w:after="200" w:line="240" w:lineRule="auto"/>
+        <w:rPr>
+          <w:rFonts w:ascii="Quattrocento Sans" w:cs="Quattrocento Sans" w:eastAsia="Quattrocento Sans" w:hAnsi="Quattrocento Sans"/>
+          <w:sz w:val="20"/>
+          <w:szCs w:val="20"/>
+        </w:rPr>
+      </w:pPr>
+      <w:r>
+        <w:rPr>
+          <w:rFonts w:ascii="Quattrocento Sans" w:cs="Quattrocento Sans" w:eastAsia="Quattrocento Sans" w:hAnsi="Quattrocento Sans"/>
+          <w:sz w:val="20"/>
+          <w:szCs w:val="20"/>
+          <w:rtl w:val="0"/>
+        </w:rPr>
+        <w:tab/>
+        <w:tab/>
+        <w:tab/>
+        <w:tab/>
+        <w:tab/>
+      </w:r>
+    </w:p>
+    <w:p>
+      <w:pPr>
+        <w:spacing w:after="200" w:line="240" w:lineRule="auto"/>
+        <w:rPr>
+          <w:rFonts w:ascii="Quattrocento Sans" w:cs="Quattrocento Sans" w:eastAsia="Quattrocento Sans" w:hAnsi="Quattrocento Sans"/>
+          <w:sz w:val="20"/>
+          <w:szCs w:val="20"/>
+        </w:rPr>
+      </w:pPr>
+      <w:r>
+        <w:rPr>
+          <w:rFonts w:ascii="Quattrocento Sans" w:cs="Quattrocento Sans" w:eastAsia="Quattrocento Sans" w:hAnsi="Quattrocento Sans"/>
+          <w:sz w:val="20"/>
+          <w:szCs w:val="20"/>
+          <w:rtl w:val="0"/>
+        </w:rPr>
+        <w:tab/>
+        <w:tab/>
+        <w:tab/>
+        <w:tab/>
+        <w:tab/>
+        <w:t xml:space="preserve">Si documento(i) = doc Entonces</w:t>
+      </w:r>
+    </w:p>
+    <w:p>
+      <w:pPr>
+        <w:spacing w:after="200" w:line="240" w:lineRule="auto"/>
+        <w:rPr>
+          <w:rFonts w:ascii="Quattrocento Sans" w:cs="Quattrocento Sans" w:eastAsia="Quattrocento Sans" w:hAnsi="Quattrocento Sans"/>
+          <w:sz w:val="20"/>
+          <w:szCs w:val="20"/>
+        </w:rPr>
+      </w:pPr>
+      <w:r>
+        <w:rPr>
+          <w:rFonts w:ascii="Quattrocento Sans" w:cs="Quattrocento Sans" w:eastAsia="Quattrocento Sans" w:hAnsi="Quattrocento Sans"/>
+          <w:sz w:val="20"/>
+          <w:szCs w:val="20"/>
+          <w:rtl w:val="0"/>
+        </w:rPr>
+        <w:tab/>
+        <w:tab/>
+        <w:tab/>
+        <w:tab/>
+        <w:tab/>
+        <w:tab/>
+      </w:r>
+    </w:p>
+    <w:p>
+      <w:pPr>
+        <w:spacing w:after="200" w:line="240" w:lineRule="auto"/>
+        <w:rPr>
+          <w:rFonts w:ascii="Quattrocento Sans" w:cs="Quattrocento Sans" w:eastAsia="Quattrocento Sans" w:hAnsi="Quattrocento Sans"/>
+          <w:sz w:val="20"/>
+          <w:szCs w:val="20"/>
+        </w:rPr>
+      </w:pPr>
+      <w:r>
+        <w:rPr>
+          <w:rFonts w:ascii="Quattrocento Sans" w:cs="Quattrocento Sans" w:eastAsia="Quattrocento Sans" w:hAnsi="Quattrocento Sans"/>
+          <w:sz w:val="20"/>
+          <w:szCs w:val="20"/>
+          <w:rtl w:val="0"/>
+        </w:rPr>
+        <w:tab/>
+        <w:tab/>
+        <w:tab/>
+        <w:tab/>
+        <w:tab/>
+        <w:tab/>
+        <w:t xml:space="preserve">Si clave(i) = clave_ingresada Entonces</w:t>
+      </w:r>
+    </w:p>
+    <w:p>
+      <w:pPr>
+        <w:spacing w:after="200" w:line="240" w:lineRule="auto"/>
+        <w:rPr>
+          <w:rFonts w:ascii="Quattrocento Sans" w:cs="Quattrocento Sans" w:eastAsia="Quattrocento Sans" w:hAnsi="Quattrocento Sans"/>
+          <w:sz w:val="20"/>
+          <w:szCs w:val="20"/>
+        </w:rPr>
+      </w:pPr>
+      <w:r>
+        <w:rPr>
+          <w:rFonts w:ascii="Quattrocento Sans" w:cs="Quattrocento Sans" w:eastAsia="Quattrocento Sans" w:hAnsi="Quattrocento Sans"/>
+          <w:sz w:val="20"/>
+          <w:szCs w:val="20"/>
+          <w:rtl w:val="0"/>
+        </w:rPr>
+        <w:tab/>
+        <w:tab/>
+        <w:tab/>
+        <w:tab/>
+        <w:tab/>
+        <w:tab/>
+        <w:tab/>
+      </w:r>
+    </w:p>
+    <w:p>
+      <w:pPr>
+        <w:spacing w:after="200" w:line="240" w:lineRule="auto"/>
+        <w:rPr>
+          <w:rFonts w:ascii="Quattrocento Sans" w:cs="Quattrocento Sans" w:eastAsia="Quattrocento Sans" w:hAnsi="Quattrocento Sans"/>
+          <w:sz w:val="20"/>
+          <w:szCs w:val="20"/>
+        </w:rPr>
+      </w:pPr>
+      <w:r>
+        <w:rPr>
+          <w:rFonts w:ascii="Quattrocento Sans" w:cs="Quattrocento Sans" w:eastAsia="Quattrocento Sans" w:hAnsi="Quattrocento Sans"/>
+          <w:sz w:val="20"/>
+          <w:szCs w:val="20"/>
+          <w:rtl w:val="0"/>
+        </w:rPr>
+        <w:tab/>
+        <w:tab/>
+        <w:tab/>
+        <w:tab/>
+        <w:tab/>
+        <w:tab/>
+        <w:tab/>
+        <w:t xml:space="preserve">encontrado &lt;- 1</w:t>
+      </w:r>
+    </w:p>
+    <w:p>
+      <w:pPr>
+        <w:spacing w:after="200" w:line="240" w:lineRule="auto"/>
+        <w:rPr>
+          <w:rFonts w:ascii="Quattrocento Sans" w:cs="Quattrocento Sans" w:eastAsia="Quattrocento Sans" w:hAnsi="Quattrocento Sans"/>
+          <w:sz w:val="20"/>
+          <w:szCs w:val="20"/>
+        </w:rPr>
+      </w:pPr>
+      <w:r>
+        <w:rPr>
+          <w:rFonts w:ascii="Quattrocento Sans" w:cs="Quattrocento Sans" w:eastAsia="Quattrocento Sans" w:hAnsi="Quattrocento Sans"/>
+          <w:sz w:val="20"/>
+          <w:szCs w:val="20"/>
+          <w:rtl w:val="0"/>
+        </w:rPr>
+        <w:tab/>
+        <w:tab/>
+        <w:tab/>
+        <w:tab/>
+        <w:tab/>
+        <w:tab/>
+        <w:tab/>
+      </w:r>
+    </w:p>
+    <w:p>
+      <w:pPr>
+        <w:spacing w:after="200" w:line="240" w:lineRule="auto"/>
+        <w:rPr>
+          <w:rFonts w:ascii="Quattrocento Sans" w:cs="Quattrocento Sans" w:eastAsia="Quattrocento Sans" w:hAnsi="Quattrocento Sans"/>
+          <w:sz w:val="20"/>
+          <w:szCs w:val="20"/>
+        </w:rPr>
+      </w:pPr>
+      <w:r>
+        <w:rPr>
+          <w:rFonts w:ascii="Quattrocento Sans" w:cs="Quattrocento Sans" w:eastAsia="Quattrocento Sans" w:hAnsi="Quattrocento Sans"/>
+          <w:sz w:val="20"/>
+          <w:szCs w:val="20"/>
+          <w:rtl w:val="0"/>
+        </w:rPr>
+        <w:tab/>
+        <w:tab/>
+        <w:tab/>
+        <w:tab/>
+        <w:tab/>
+        <w:tab/>
+        <w:tab/>
+        <w:t xml:space="preserve">Escribir ""</w:t>
+      </w:r>
+    </w:p>
+    <w:p>
+      <w:pPr>
+        <w:spacing w:after="200" w:line="240" w:lineRule="auto"/>
+        <w:rPr>
+          <w:rFonts w:ascii="Quattrocento Sans" w:cs="Quattrocento Sans" w:eastAsia="Quattrocento Sans" w:hAnsi="Quattrocento Sans"/>
+          <w:sz w:val="20"/>
+          <w:szCs w:val="20"/>
+        </w:rPr>
+      </w:pPr>
+      <w:r>
+        <w:rPr>
+          <w:rFonts w:ascii="Quattrocento Sans" w:cs="Quattrocento Sans" w:eastAsia="Quattrocento Sans" w:hAnsi="Quattrocento Sans"/>
+          <w:sz w:val="20"/>
+          <w:szCs w:val="20"/>
+          <w:rtl w:val="0"/>
+        </w:rPr>
+        <w:tab/>
+        <w:tab/>
+        <w:tab/>
+        <w:tab/>
+        <w:tab/>
+        <w:tab/>
+        <w:tab/>
+        <w:t xml:space="preserve">Escribir "Inicio de sesion exitoso."</w:t>
+      </w:r>
+    </w:p>
+    <w:p>
+      <w:pPr>
+        <w:spacing w:after="200" w:line="240" w:lineRule="auto"/>
+        <w:rPr>
+          <w:rFonts w:ascii="Quattrocento Sans" w:cs="Quattrocento Sans" w:eastAsia="Quattrocento Sans" w:hAnsi="Quattrocento Sans"/>
+          <w:sz w:val="20"/>
+          <w:szCs w:val="20"/>
+        </w:rPr>
+      </w:pPr>
+      <w:r>
+        <w:rPr>
+          <w:rFonts w:ascii="Quattrocento Sans" w:cs="Quattrocento Sans" w:eastAsia="Quattrocento Sans" w:hAnsi="Quattrocento Sans"/>
+          <w:sz w:val="20"/>
+          <w:szCs w:val="20"/>
+          <w:rtl w:val="0"/>
+        </w:rPr>
+        <w:tab/>
+        <w:tab/>
+        <w:tab/>
+        <w:tab/>
+        <w:tab/>
+        <w:tab/>
+        <w:tab/>
+        <w:t xml:space="preserve">Escribir "Bienvenido ", nombre(i)</w:t>
+      </w:r>
+    </w:p>
+    <w:p>
+      <w:pPr>
+        <w:spacing w:after="200" w:line="240" w:lineRule="auto"/>
+        <w:rPr>
+          <w:rFonts w:ascii="Quattrocento Sans" w:cs="Quattrocento Sans" w:eastAsia="Quattrocento Sans" w:hAnsi="Quattrocento Sans"/>
+          <w:sz w:val="20"/>
+          <w:szCs w:val="20"/>
+        </w:rPr>
+      </w:pPr>
+      <w:r>
+        <w:rPr>
+          <w:rFonts w:ascii="Quattrocento Sans" w:cs="Quattrocento Sans" w:eastAsia="Quattrocento Sans" w:hAnsi="Quattrocento Sans"/>
+          <w:sz w:val="20"/>
+          <w:szCs w:val="20"/>
+          <w:rtl w:val="0"/>
+        </w:rPr>
+        <w:tab/>
+        <w:tab/>
+        <w:tab/>
+        <w:tab/>
+        <w:tab/>
+        <w:tab/>
+        <w:tab/>
+        <w:t xml:space="preserve">Escribir "Rol: ", rol(i)</w:t>
+      </w:r>
+    </w:p>
+    <w:p>
+      <w:pPr>
+        <w:spacing w:after="200" w:line="240" w:lineRule="auto"/>
+        <w:rPr>
+          <w:rFonts w:ascii="Quattrocento Sans" w:cs="Quattrocento Sans" w:eastAsia="Quattrocento Sans" w:hAnsi="Quattrocento Sans"/>
+          <w:sz w:val="20"/>
+          <w:szCs w:val="20"/>
+        </w:rPr>
+      </w:pPr>
+      <w:r>
+        <w:rPr>
+          <w:rFonts w:ascii="Quattrocento Sans" w:cs="Quattrocento Sans" w:eastAsia="Quattrocento Sans" w:hAnsi="Quattrocento Sans"/>
+          <w:sz w:val="20"/>
+          <w:szCs w:val="20"/>
+          <w:rtl w:val="0"/>
+        </w:rPr>
+        <w:tab/>
+        <w:tab/>
+        <w:tab/>
+        <w:tab/>
+        <w:tab/>
+        <w:tab/>
+        <w:tab/>
+      </w:r>
+    </w:p>
+    <w:p>
+      <w:pPr>
+        <w:spacing w:after="200" w:line="240" w:lineRule="auto"/>
+        <w:rPr>
+          <w:rFonts w:ascii="Quattrocento Sans" w:cs="Quattrocento Sans" w:eastAsia="Quattrocento Sans" w:hAnsi="Quattrocento Sans"/>
+          <w:sz w:val="20"/>
+          <w:szCs w:val="20"/>
+        </w:rPr>
+      </w:pPr>
+      <w:r>
+        <w:rPr>
+          <w:rFonts w:ascii="Quattrocento Sans" w:cs="Quattrocento Sans" w:eastAsia="Quattrocento Sans" w:hAnsi="Quattrocento Sans"/>
+          <w:sz w:val="20"/>
+          <w:szCs w:val="20"/>
+          <w:rtl w:val="0"/>
+        </w:rPr>
+        <w:tab/>
+        <w:tab/>
+        <w:tab/>
+        <w:tab/>
+        <w:tab/>
+        <w:tab/>
+        <w:t xml:space="preserve">FinSi</w:t>
+      </w:r>
+    </w:p>
+    <w:p>
+      <w:pPr>
+        <w:spacing w:after="200" w:line="240" w:lineRule="auto"/>
+        <w:rPr>
+          <w:rFonts w:ascii="Quattrocento Sans" w:cs="Quattrocento Sans" w:eastAsia="Quattrocento Sans" w:hAnsi="Quattrocento Sans"/>
+          <w:sz w:val="20"/>
+          <w:szCs w:val="20"/>
+        </w:rPr>
+      </w:pPr>
+      <w:r>
+        <w:rPr>
+          <w:rFonts w:ascii="Quattrocento Sans" w:cs="Quattrocento Sans" w:eastAsia="Quattrocento Sans" w:hAnsi="Quattrocento Sans"/>
+          <w:sz w:val="20"/>
+          <w:szCs w:val="20"/>
+          <w:rtl w:val="0"/>
+        </w:rPr>
+        <w:tab/>
+        <w:tab/>
+        <w:tab/>
+        <w:tab/>
+        <w:tab/>
+        <w:tab/>
+      </w:r>
+    </w:p>
+    <w:p>
+      <w:pPr>
+        <w:spacing w:after="200" w:line="240" w:lineRule="auto"/>
+        <w:rPr>
+          <w:rFonts w:ascii="Quattrocento Sans" w:cs="Quattrocento Sans" w:eastAsia="Quattrocento Sans" w:hAnsi="Quattrocento Sans"/>
+          <w:sz w:val="20"/>
+          <w:szCs w:val="20"/>
+        </w:rPr>
+      </w:pPr>
+      <w:r>
+        <w:rPr>
+          <w:rFonts w:ascii="Quattrocento Sans" w:cs="Quattrocento Sans" w:eastAsia="Quattrocento Sans" w:hAnsi="Quattrocento Sans"/>
+          <w:sz w:val="20"/>
+          <w:szCs w:val="20"/>
+          <w:rtl w:val="0"/>
+        </w:rPr>
+        <w:tab/>
+        <w:tab/>
+        <w:tab/>
+        <w:tab/>
+        <w:tab/>
+        <w:t xml:space="preserve">FinSi</w:t>
+      </w:r>
+    </w:p>
+    <w:p>
+      <w:pPr>
+        <w:spacing w:after="200" w:line="240" w:lineRule="auto"/>
+        <w:rPr>
+          <w:rFonts w:ascii="Quattrocento Sans" w:cs="Quattrocento Sans" w:eastAsia="Quattrocento Sans" w:hAnsi="Quattrocento Sans"/>
+          <w:sz w:val="20"/>
+          <w:szCs w:val="20"/>
+        </w:rPr>
+      </w:pPr>
+      <w:r>
+        <w:rPr>
+          <w:rFonts w:ascii="Quattrocento Sans" w:cs="Quattrocento Sans" w:eastAsia="Quattrocento Sans" w:hAnsi="Quattrocento Sans"/>
+          <w:sz w:val="20"/>
+          <w:szCs w:val="20"/>
+          <w:rtl w:val="0"/>
+        </w:rPr>
+        <w:tab/>
+        <w:tab/>
+        <w:tab/>
+        <w:tab/>
+        <w:tab/>
+      </w:r>
+    </w:p>
+    <w:p>
+      <w:pPr>
+        <w:spacing w:after="200" w:line="240" w:lineRule="auto"/>
+        <w:rPr>
+          <w:rFonts w:ascii="Quattrocento Sans" w:cs="Quattrocento Sans" w:eastAsia="Quattrocento Sans" w:hAnsi="Quattrocento Sans"/>
+          <w:sz w:val="20"/>
+          <w:szCs w:val="20"/>
+        </w:rPr>
+      </w:pPr>
+      <w:r>
+        <w:rPr>
+          <w:rFonts w:ascii="Quattrocento Sans" w:cs="Quattrocento Sans" w:eastAsia="Quattrocento Sans" w:hAnsi="Quattrocento Sans"/>
+          <w:sz w:val="20"/>
+          <w:szCs w:val="20"/>
+          <w:rtl w:val="0"/>
+        </w:rPr>
+        <w:tab/>
+        <w:tab/>
+        <w:tab/>
+        <w:tab/>
+        <w:t xml:space="preserve">FinPara</w:t>
+      </w:r>
+    </w:p>
+    <w:p>
+      <w:pPr>
+        <w:spacing w:after="200" w:line="240" w:lineRule="auto"/>
+        <w:rPr>
+          <w:rFonts w:ascii="Quattrocento Sans" w:cs="Quattrocento Sans" w:eastAsia="Quattrocento Sans" w:hAnsi="Quattrocento Sans"/>
+          <w:sz w:val="20"/>
+          <w:szCs w:val="20"/>
+        </w:rPr>
+      </w:pPr>
+      <w:r>
+        <w:rPr>
+          <w:rFonts w:ascii="Quattrocento Sans" w:cs="Quattrocento Sans" w:eastAsia="Quattrocento Sans" w:hAnsi="Quattrocento Sans"/>
+          <w:sz w:val="20"/>
+          <w:szCs w:val="20"/>
+          <w:rtl w:val="0"/>
+        </w:rPr>
+        <w:tab/>
+        <w:tab/>
+        <w:tab/>
+        <w:tab/>
+      </w:r>
+    </w:p>
+    <w:p>
+      <w:pPr>
+        <w:spacing w:after="200" w:line="240" w:lineRule="auto"/>
+        <w:rPr>
+          <w:rFonts w:ascii="Quattrocento Sans" w:cs="Quattrocento Sans" w:eastAsia="Quattrocento Sans" w:hAnsi="Quattrocento Sans"/>
+          <w:sz w:val="20"/>
+          <w:szCs w:val="20"/>
+        </w:rPr>
+      </w:pPr>
+      <w:r>
+        <w:rPr>
+          <w:rFonts w:ascii="Quattrocento Sans" w:cs="Quattrocento Sans" w:eastAsia="Quattrocento Sans" w:hAnsi="Quattrocento Sans"/>
+          <w:sz w:val="20"/>
+          <w:szCs w:val="20"/>
+          <w:rtl w:val="0"/>
+        </w:rPr>
+        <w:tab/>
+        <w:tab/>
+        <w:tab/>
+        <w:tab/>
+        <w:t xml:space="preserve">Si encontrado = 0 Entonces</w:t>
+      </w:r>
+    </w:p>
+    <w:p>
+      <w:pPr>
+        <w:spacing w:after="200" w:line="240" w:lineRule="auto"/>
+        <w:rPr>
+          <w:rFonts w:ascii="Quattrocento Sans" w:cs="Quattrocento Sans" w:eastAsia="Quattrocento Sans" w:hAnsi="Quattrocento Sans"/>
+          <w:sz w:val="20"/>
+          <w:szCs w:val="20"/>
+        </w:rPr>
+      </w:pPr>
+      <w:r>
+        <w:rPr>
+          <w:rFonts w:ascii="Quattrocento Sans" w:cs="Quattrocento Sans" w:eastAsia="Quattrocento Sans" w:hAnsi="Quattrocento Sans"/>
+          <w:sz w:val="20"/>
+          <w:szCs w:val="20"/>
+          <w:rtl w:val="0"/>
+        </w:rPr>
+        <w:tab/>
+        <w:tab/>
+        <w:tab/>
+        <w:tab/>
+        <w:tab/>
+        <w:t xml:space="preserve">Escribir "Credenciales incorrectas."</w:t>
+      </w:r>
+    </w:p>
+    <w:p>
+      <w:pPr>
+        <w:spacing w:after="200" w:line="240" w:lineRule="auto"/>
+        <w:rPr>
+          <w:rFonts w:ascii="Quattrocento Sans" w:cs="Quattrocento Sans" w:eastAsia="Quattrocento Sans" w:hAnsi="Quattrocento Sans"/>
+          <w:sz w:val="20"/>
+          <w:szCs w:val="20"/>
+        </w:rPr>
+      </w:pPr>
+      <w:r>
+        <w:rPr>
+          <w:rFonts w:ascii="Quattrocento Sans" w:cs="Quattrocento Sans" w:eastAsia="Quattrocento Sans" w:hAnsi="Quattrocento Sans"/>
+          <w:sz w:val="20"/>
+          <w:szCs w:val="20"/>
+          <w:rtl w:val="0"/>
+        </w:rPr>
+        <w:tab/>
+        <w:tab/>
+        <w:tab/>
+        <w:tab/>
+        <w:t xml:space="preserve">FinSi</w:t>
+      </w:r>
+    </w:p>
+    <w:p>
+      <w:pPr>
+        <w:spacing w:after="200" w:line="240" w:lineRule="auto"/>
+        <w:rPr>
+          <w:rFonts w:ascii="Quattrocento Sans" w:cs="Quattrocento Sans" w:eastAsia="Quattrocento Sans" w:hAnsi="Quattrocento Sans"/>
+          <w:sz w:val="20"/>
+          <w:szCs w:val="20"/>
+        </w:rPr>
+      </w:pPr>
+      <w:r>
+        <w:rPr>
+          <w:rFonts w:ascii="Quattrocento Sans" w:cs="Quattrocento Sans" w:eastAsia="Quattrocento Sans" w:hAnsi="Quattrocento Sans"/>
+          <w:sz w:val="20"/>
+          <w:szCs w:val="20"/>
+          <w:rtl w:val="0"/>
+        </w:rPr>
+        <w:tab/>
+        <w:tab/>
+        <w:tab/>
+        <w:tab/>
+      </w:r>
+    </w:p>
+    <w:p>
+      <w:pPr>
+        <w:spacing w:after="200" w:line="240" w:lineRule="auto"/>
+        <w:rPr>
+          <w:rFonts w:ascii="Quattrocento Sans" w:cs="Quattrocento Sans" w:eastAsia="Quattrocento Sans" w:hAnsi="Quattrocento Sans"/>
+          <w:sz w:val="20"/>
+          <w:szCs w:val="20"/>
+        </w:rPr>
+      </w:pPr>
+      <w:r>
+        <w:rPr>
+          <w:rFonts w:ascii="Quattrocento Sans" w:cs="Quattrocento Sans" w:eastAsia="Quattrocento Sans" w:hAnsi="Quattrocento Sans"/>
+          <w:sz w:val="20"/>
+          <w:szCs w:val="20"/>
+          <w:rtl w:val="0"/>
+        </w:rPr>
+        <w:tab/>
+        <w:tab/>
+        <w:tab/>
+        <w:t xml:space="preserve">SiNo</w:t>
+      </w:r>
+    </w:p>
+    <w:p>
+      <w:pPr>
+        <w:spacing w:after="200" w:line="240" w:lineRule="auto"/>
+        <w:rPr>
+          <w:rFonts w:ascii="Quattrocento Sans" w:cs="Quattrocento Sans" w:eastAsia="Quattrocento Sans" w:hAnsi="Quattrocento Sans"/>
+          <w:sz w:val="20"/>
+          <w:szCs w:val="20"/>
+        </w:rPr>
+      </w:pPr>
+      <w:r>
+        <w:rPr>
+          <w:rFonts w:ascii="Quattrocento Sans" w:cs="Quattrocento Sans" w:eastAsia="Quattrocento Sans" w:hAnsi="Quattrocento Sans"/>
+          <w:sz w:val="20"/>
+          <w:szCs w:val="20"/>
+          <w:rtl w:val="0"/>
+        </w:rPr>
+        <w:tab/>
+        <w:tab/>
+        <w:tab/>
+        <w:tab/>
+      </w:r>
+    </w:p>
+    <w:p>
+      <w:pPr>
+        <w:spacing w:after="200" w:line="240" w:lineRule="auto"/>
+        <w:rPr>
+          <w:rFonts w:ascii="Quattrocento Sans" w:cs="Quattrocento Sans" w:eastAsia="Quattrocento Sans" w:hAnsi="Quattrocento Sans"/>
+          <w:sz w:val="20"/>
+          <w:szCs w:val="20"/>
+        </w:rPr>
+      </w:pPr>
+      <w:r>
+        <w:rPr>
+          <w:rFonts w:ascii="Quattrocento Sans" w:cs="Quattrocento Sans" w:eastAsia="Quattrocento Sans" w:hAnsi="Quattrocento Sans"/>
+          <w:sz w:val="20"/>
+          <w:szCs w:val="20"/>
+          <w:rtl w:val="0"/>
+        </w:rPr>
+        <w:tab/>
+        <w:tab/>
+        <w:tab/>
+        <w:tab/>
+        <w:t xml:space="preserve">Si menuOp = 3 Entonces</w:t>
+      </w:r>
+    </w:p>
+    <w:p>
+      <w:pPr>
+        <w:spacing w:after="200" w:line="240" w:lineRule="auto"/>
+        <w:rPr>
+          <w:rFonts w:ascii="Quattrocento Sans" w:cs="Quattrocento Sans" w:eastAsia="Quattrocento Sans" w:hAnsi="Quattrocento Sans"/>
+          <w:sz w:val="20"/>
+          <w:szCs w:val="20"/>
+        </w:rPr>
+      </w:pPr>
+      <w:r>
+        <w:rPr>
+          <w:rFonts w:ascii="Quattrocento Sans" w:cs="Quattrocento Sans" w:eastAsia="Quattrocento Sans" w:hAnsi="Quattrocento Sans"/>
+          <w:sz w:val="20"/>
+          <w:szCs w:val="20"/>
+          <w:rtl w:val="0"/>
+        </w:rPr>
+        <w:tab/>
+        <w:tab/>
+        <w:tab/>
+        <w:tab/>
+        <w:tab/>
+      </w:r>
+    </w:p>
+    <w:p>
+      <w:pPr>
+        <w:spacing w:after="200" w:line="240" w:lineRule="auto"/>
+        <w:rPr>
+          <w:rFonts w:ascii="Quattrocento Sans" w:cs="Quattrocento Sans" w:eastAsia="Quattrocento Sans" w:hAnsi="Quattrocento Sans"/>
+          <w:sz w:val="20"/>
+          <w:szCs w:val="20"/>
+        </w:rPr>
+      </w:pPr>
+      <w:r>
+        <w:rPr>
+          <w:rFonts w:ascii="Quattrocento Sans" w:cs="Quattrocento Sans" w:eastAsia="Quattrocento Sans" w:hAnsi="Quattrocento Sans"/>
+          <w:sz w:val="20"/>
+          <w:szCs w:val="20"/>
+          <w:rtl w:val="0"/>
+        </w:rPr>
+        <w:tab/>
+        <w:tab/>
+        <w:tab/>
+        <w:tab/>
+        <w:tab/>
+        <w:t xml:space="preserve">Escribir ""</w:t>
+      </w:r>
+    </w:p>
+    <w:p>
+      <w:pPr>
+        <w:spacing w:after="200" w:line="240" w:lineRule="auto"/>
+        <w:rPr>
+          <w:rFonts w:ascii="Quattrocento Sans" w:cs="Quattrocento Sans" w:eastAsia="Quattrocento Sans" w:hAnsi="Quattrocento Sans"/>
+          <w:sz w:val="20"/>
+          <w:szCs w:val="20"/>
+        </w:rPr>
+      </w:pPr>
+      <w:r>
+        <w:rPr>
+          <w:rFonts w:ascii="Quattrocento Sans" w:cs="Quattrocento Sans" w:eastAsia="Quattrocento Sans" w:hAnsi="Quattrocento Sans"/>
+          <w:sz w:val="20"/>
+          <w:szCs w:val="20"/>
+          <w:rtl w:val="0"/>
+        </w:rPr>
+        <w:tab/>
+        <w:tab/>
+        <w:tab/>
+        <w:tab/>
+        <w:tab/>
+        <w:t xml:space="preserve">Escribir "========== USUARIOS =========="</w:t>
+      </w:r>
+    </w:p>
+    <w:p>
+      <w:pPr>
+        <w:spacing w:after="200" w:line="240" w:lineRule="auto"/>
+        <w:rPr>
+          <w:rFonts w:ascii="Quattrocento Sans" w:cs="Quattrocento Sans" w:eastAsia="Quattrocento Sans" w:hAnsi="Quattrocento Sans"/>
+          <w:sz w:val="20"/>
+          <w:szCs w:val="20"/>
+        </w:rPr>
+      </w:pPr>
+      <w:r>
+        <w:rPr>
+          <w:rFonts w:ascii="Quattrocento Sans" w:cs="Quattrocento Sans" w:eastAsia="Quattrocento Sans" w:hAnsi="Quattrocento Sans"/>
+          <w:sz w:val="20"/>
+          <w:szCs w:val="20"/>
+          <w:rtl w:val="0"/>
+        </w:rPr>
+        <w:tab/>
+        <w:tab/>
+        <w:tab/>
+        <w:tab/>
+        <w:tab/>
+      </w:r>
+    </w:p>
+    <w:p>
+      <w:pPr>
+        <w:spacing w:after="200" w:line="240" w:lineRule="auto"/>
+        <w:rPr>
+          <w:rFonts w:ascii="Quattrocento Sans" w:cs="Quattrocento Sans" w:eastAsia="Quattrocento Sans" w:hAnsi="Quattrocento Sans"/>
+          <w:sz w:val="20"/>
+          <w:szCs w:val="20"/>
+        </w:rPr>
+      </w:pPr>
+      <w:r>
+        <w:rPr>
+          <w:rFonts w:ascii="Quattrocento Sans" w:cs="Quattrocento Sans" w:eastAsia="Quattrocento Sans" w:hAnsi="Quattrocento Sans"/>
+          <w:sz w:val="20"/>
+          <w:szCs w:val="20"/>
+          <w:rtl w:val="0"/>
+        </w:rPr>
+        <w:tab/>
+        <w:tab/>
+        <w:tab/>
+        <w:tab/>
+        <w:tab/>
+        <w:t xml:space="preserve">Para i &lt;- 1 Hasta contador - 1 Hacer</w:t>
+      </w:r>
+    </w:p>
+    <w:p>
+      <w:pPr>
+        <w:spacing w:after="200" w:line="240" w:lineRule="auto"/>
+        <w:rPr>
+          <w:rFonts w:ascii="Quattrocento Sans" w:cs="Quattrocento Sans" w:eastAsia="Quattrocento Sans" w:hAnsi="Quattrocento Sans"/>
+          <w:sz w:val="20"/>
+          <w:szCs w:val="20"/>
+        </w:rPr>
+      </w:pPr>
+      <w:r>
+        <w:rPr>
+          <w:rFonts w:ascii="Quattrocento Sans" w:cs="Quattrocento Sans" w:eastAsia="Quattrocento Sans" w:hAnsi="Quattrocento Sans"/>
+          <w:sz w:val="20"/>
+          <w:szCs w:val="20"/>
+          <w:rtl w:val="0"/>
+        </w:rPr>
+        <w:tab/>
+        <w:tab/>
+        <w:tab/>
+        <w:tab/>
+        <w:tab/>
+        <w:tab/>
+      </w:r>
+    </w:p>
+    <w:p>
+      <w:pPr>
+        <w:spacing w:after="200" w:line="240" w:lineRule="auto"/>
+        <w:rPr>
+          <w:rFonts w:ascii="Quattrocento Sans" w:cs="Quattrocento Sans" w:eastAsia="Quattrocento Sans" w:hAnsi="Quattrocento Sans"/>
+          <w:sz w:val="20"/>
+          <w:szCs w:val="20"/>
+        </w:rPr>
+      </w:pPr>
+      <w:r>
+        <w:rPr>
+          <w:rFonts w:ascii="Quattrocento Sans" w:cs="Quattrocento Sans" w:eastAsia="Quattrocento Sans" w:hAnsi="Quattrocento Sans"/>
+          <w:sz w:val="20"/>
+          <w:szCs w:val="20"/>
+          <w:rtl w:val="0"/>
+        </w:rPr>
+        <w:tab/>
+        <w:tab/>
+        <w:tab/>
+        <w:tab/>
+        <w:tab/>
+        <w:tab/>
+        <w:t xml:space="preserve">Escribir "---------------------------"</w:t>
+      </w:r>
+    </w:p>
+    <w:p>
+      <w:pPr>
+        <w:spacing w:after="200" w:line="240" w:lineRule="auto"/>
+        <w:rPr>
+          <w:rFonts w:ascii="Quattrocento Sans" w:cs="Quattrocento Sans" w:eastAsia="Quattrocento Sans" w:hAnsi="Quattrocento Sans"/>
+          <w:sz w:val="20"/>
+          <w:szCs w:val="20"/>
+        </w:rPr>
+      </w:pPr>
+      <w:r>
+        <w:rPr>
+          <w:rFonts w:ascii="Quattrocento Sans" w:cs="Quattrocento Sans" w:eastAsia="Quattrocento Sans" w:hAnsi="Quattrocento Sans"/>
+          <w:sz w:val="20"/>
+          <w:szCs w:val="20"/>
+          <w:rtl w:val="0"/>
+        </w:rPr>
+        <w:tab/>
+        <w:tab/>
+        <w:tab/>
+        <w:tab/>
+        <w:tab/>
+        <w:tab/>
+        <w:t xml:space="preserve">Escribir "Documento: ", documento(i)</w:t>
+      </w:r>
+    </w:p>
+    <w:p>
+      <w:pPr>
+        <w:spacing w:after="200" w:line="240" w:lineRule="auto"/>
+        <w:rPr>
+          <w:rFonts w:ascii="Quattrocento Sans" w:cs="Quattrocento Sans" w:eastAsia="Quattrocento Sans" w:hAnsi="Quattrocento Sans"/>
+          <w:sz w:val="20"/>
+          <w:szCs w:val="20"/>
+        </w:rPr>
+      </w:pPr>
+      <w:r>
+        <w:rPr>
+          <w:rFonts w:ascii="Quattrocento Sans" w:cs="Quattrocento Sans" w:eastAsia="Quattrocento Sans" w:hAnsi="Quattrocento Sans"/>
+          <w:sz w:val="20"/>
+          <w:szCs w:val="20"/>
+          <w:rtl w:val="0"/>
+        </w:rPr>
+        <w:tab/>
+        <w:tab/>
+        <w:tab/>
+        <w:tab/>
+        <w:tab/>
+        <w:tab/>
+        <w:t xml:space="preserve">Escribir "Nombre: ", nombre(i)</w:t>
+      </w:r>
+    </w:p>
+    <w:p>
+      <w:pPr>
+        <w:spacing w:after="200" w:line="240" w:lineRule="auto"/>
+        <w:rPr>
+          <w:rFonts w:ascii="Quattrocento Sans" w:cs="Quattrocento Sans" w:eastAsia="Quattrocento Sans" w:hAnsi="Quattrocento Sans"/>
+          <w:sz w:val="20"/>
+          <w:szCs w:val="20"/>
+        </w:rPr>
+      </w:pPr>
+      <w:r>
+        <w:rPr>
+          <w:rFonts w:ascii="Quattrocento Sans" w:cs="Quattrocento Sans" w:eastAsia="Quattrocento Sans" w:hAnsi="Quattrocento Sans"/>
+          <w:sz w:val="20"/>
+          <w:szCs w:val="20"/>
+          <w:rtl w:val="0"/>
+        </w:rPr>
+        <w:tab/>
+        <w:tab/>
+        <w:tab/>
+        <w:tab/>
+        <w:tab/>
+        <w:tab/>
+        <w:t xml:space="preserve">Escribir "Correo: ", correo(i)</w:t>
+      </w:r>
+    </w:p>
+    <w:p>
+      <w:pPr>
+        <w:spacing w:after="200" w:line="240" w:lineRule="auto"/>
+        <w:rPr>
+          <w:rFonts w:ascii="Quattrocento Sans" w:cs="Quattrocento Sans" w:eastAsia="Quattrocento Sans" w:hAnsi="Quattrocento Sans"/>
+          <w:sz w:val="20"/>
+          <w:szCs w:val="20"/>
+        </w:rPr>
+      </w:pPr>
+      <w:r>
+        <w:rPr>
+          <w:rFonts w:ascii="Quattrocento Sans" w:cs="Quattrocento Sans" w:eastAsia="Quattrocento Sans" w:hAnsi="Quattrocento Sans"/>
+          <w:sz w:val="20"/>
+          <w:szCs w:val="20"/>
+          <w:rtl w:val="0"/>
+        </w:rPr>
+        <w:tab/>
+        <w:tab/>
+        <w:tab/>
+        <w:tab/>
+        <w:tab/>
+        <w:tab/>
+        <w:t xml:space="preserve">Escribir "Rol: ", rol(i)</w:t>
+      </w:r>
+    </w:p>
+    <w:p>
+      <w:pPr>
+        <w:spacing w:after="200" w:line="240" w:lineRule="auto"/>
+        <w:rPr>
+          <w:rFonts w:ascii="Quattrocento Sans" w:cs="Quattrocento Sans" w:eastAsia="Quattrocento Sans" w:hAnsi="Quattrocento Sans"/>
+          <w:sz w:val="20"/>
+          <w:szCs w:val="20"/>
+        </w:rPr>
+      </w:pPr>
+      <w:r>
+        <w:rPr>
+          <w:rFonts w:ascii="Quattrocento Sans" w:cs="Quattrocento Sans" w:eastAsia="Quattrocento Sans" w:hAnsi="Quattrocento Sans"/>
+          <w:sz w:val="20"/>
+          <w:szCs w:val="20"/>
+          <w:rtl w:val="0"/>
+        </w:rPr>
+        <w:tab/>
+        <w:tab/>
+        <w:tab/>
+        <w:tab/>
+        <w:tab/>
+        <w:tab/>
+        <w:t xml:space="preserve">Escribir "Estado: ", estado(i)</w:t>
+      </w:r>
+    </w:p>
+    <w:p>
+      <w:pPr>
+        <w:spacing w:after="200" w:line="240" w:lineRule="auto"/>
+        <w:rPr>
+          <w:rFonts w:ascii="Quattrocento Sans" w:cs="Quattrocento Sans" w:eastAsia="Quattrocento Sans" w:hAnsi="Quattrocento Sans"/>
+          <w:sz w:val="20"/>
+          <w:szCs w:val="20"/>
+        </w:rPr>
+      </w:pPr>
+      <w:r>
+        <w:rPr>
+          <w:rFonts w:ascii="Quattrocento Sans" w:cs="Quattrocento Sans" w:eastAsia="Quattrocento Sans" w:hAnsi="Quattrocento Sans"/>
+          <w:sz w:val="20"/>
+          <w:szCs w:val="20"/>
+          <w:rtl w:val="0"/>
+        </w:rPr>
+        <w:tab/>
+        <w:tab/>
+        <w:tab/>
+        <w:tab/>
+        <w:tab/>
+        <w:tab/>
+      </w:r>
+    </w:p>
+    <w:p>
+      <w:pPr>
+        <w:spacing w:after="200" w:line="240" w:lineRule="auto"/>
+        <w:rPr>
+          <w:rFonts w:ascii="Quattrocento Sans" w:cs="Quattrocento Sans" w:eastAsia="Quattrocento Sans" w:hAnsi="Quattrocento Sans"/>
+          <w:sz w:val="20"/>
+          <w:szCs w:val="20"/>
+        </w:rPr>
+      </w:pPr>
+      <w:r>
+        <w:rPr>
+          <w:rFonts w:ascii="Quattrocento Sans" w:cs="Quattrocento Sans" w:eastAsia="Quattrocento Sans" w:hAnsi="Quattrocento Sans"/>
+          <w:sz w:val="20"/>
+          <w:szCs w:val="20"/>
+          <w:rtl w:val="0"/>
+        </w:rPr>
+        <w:tab/>
+        <w:tab/>
+        <w:tab/>
+        <w:tab/>
+        <w:tab/>
+        <w:t xml:space="preserve">FinPara</w:t>
+      </w:r>
+    </w:p>
+    <w:p>
+      <w:pPr>
+        <w:spacing w:after="200" w:line="240" w:lineRule="auto"/>
+        <w:rPr>
+          <w:rFonts w:ascii="Quattrocento Sans" w:cs="Quattrocento Sans" w:eastAsia="Quattrocento Sans" w:hAnsi="Quattrocento Sans"/>
+          <w:sz w:val="20"/>
+          <w:szCs w:val="20"/>
+        </w:rPr>
+      </w:pPr>
+      <w:r>
+        <w:rPr>
+          <w:rFonts w:ascii="Quattrocento Sans" w:cs="Quattrocento Sans" w:eastAsia="Quattrocento Sans" w:hAnsi="Quattrocento Sans"/>
+          <w:sz w:val="20"/>
+          <w:szCs w:val="20"/>
+          <w:rtl w:val="0"/>
+        </w:rPr>
+        <w:tab/>
+        <w:tab/>
+        <w:tab/>
+        <w:tab/>
+        <w:tab/>
+      </w:r>
+    </w:p>
+    <w:p>
+      <w:pPr>
+        <w:spacing w:after="200" w:line="240" w:lineRule="auto"/>
+        <w:rPr>
+          <w:rFonts w:ascii="Quattrocento Sans" w:cs="Quattrocento Sans" w:eastAsia="Quattrocento Sans" w:hAnsi="Quattrocento Sans"/>
+          <w:sz w:val="20"/>
+          <w:szCs w:val="20"/>
+        </w:rPr>
+      </w:pPr>
+      <w:r>
+        <w:rPr>
+          <w:rFonts w:ascii="Quattrocento Sans" w:cs="Quattrocento Sans" w:eastAsia="Quattrocento Sans" w:hAnsi="Quattrocento Sans"/>
+          <w:sz w:val="20"/>
+          <w:szCs w:val="20"/>
+          <w:rtl w:val="0"/>
+        </w:rPr>
+        <w:tab/>
+        <w:tab/>
+        <w:tab/>
+        <w:tab/>
+        <w:t xml:space="preserve">SiNo</w:t>
+      </w:r>
+    </w:p>
+    <w:p>
+      <w:pPr>
+        <w:spacing w:after="200" w:line="240" w:lineRule="auto"/>
+        <w:rPr>
+          <w:rFonts w:ascii="Quattrocento Sans" w:cs="Quattrocento Sans" w:eastAsia="Quattrocento Sans" w:hAnsi="Quattrocento Sans"/>
+          <w:sz w:val="20"/>
+          <w:szCs w:val="20"/>
+        </w:rPr>
+      </w:pPr>
+      <w:r>
+        <w:rPr>
+          <w:rFonts w:ascii="Quattrocento Sans" w:cs="Quattrocento Sans" w:eastAsia="Quattrocento Sans" w:hAnsi="Quattrocento Sans"/>
+          <w:sz w:val="20"/>
+          <w:szCs w:val="20"/>
+          <w:rtl w:val="0"/>
+        </w:rPr>
+        <w:tab/>
+        <w:tab/>
+        <w:tab/>
+        <w:tab/>
+        <w:tab/>
+      </w:r>
+    </w:p>
+    <w:p>
+      <w:pPr>
+        <w:spacing w:after="200" w:line="240" w:lineRule="auto"/>
+        <w:rPr>
+          <w:rFonts w:ascii="Quattrocento Sans" w:cs="Quattrocento Sans" w:eastAsia="Quattrocento Sans" w:hAnsi="Quattrocento Sans"/>
+          <w:sz w:val="20"/>
+          <w:szCs w:val="20"/>
+        </w:rPr>
+      </w:pPr>
+      <w:r>
+        <w:rPr>
+          <w:rFonts w:ascii="Quattrocento Sans" w:cs="Quattrocento Sans" w:eastAsia="Quattrocento Sans" w:hAnsi="Quattrocento Sans"/>
+          <w:sz w:val="20"/>
+          <w:szCs w:val="20"/>
+          <w:rtl w:val="0"/>
+        </w:rPr>
+        <w:tab/>
+        <w:tab/>
+        <w:tab/>
+        <w:tab/>
+        <w:tab/>
+        <w:t xml:space="preserve">Si menuOp = 4 Entonces</w:t>
+      </w:r>
+    </w:p>
+    <w:p>
+      <w:pPr>
+        <w:spacing w:after="200" w:line="240" w:lineRule="auto"/>
+        <w:rPr>
+          <w:rFonts w:ascii="Quattrocento Sans" w:cs="Quattrocento Sans" w:eastAsia="Quattrocento Sans" w:hAnsi="Quattrocento Sans"/>
+          <w:sz w:val="20"/>
+          <w:szCs w:val="20"/>
+        </w:rPr>
+      </w:pPr>
+      <w:r>
+        <w:rPr>
+          <w:rFonts w:ascii="Quattrocento Sans" w:cs="Quattrocento Sans" w:eastAsia="Quattrocento Sans" w:hAnsi="Quattrocento Sans"/>
+          <w:sz w:val="20"/>
+          <w:szCs w:val="20"/>
+          <w:rtl w:val="0"/>
+        </w:rPr>
+        <w:tab/>
+        <w:tab/>
+        <w:tab/>
+        <w:tab/>
+        <w:tab/>
+        <w:tab/>
+      </w:r>
+    </w:p>
+    <w:p>
+      <w:pPr>
+        <w:spacing w:after="200" w:line="240" w:lineRule="auto"/>
+        <w:rPr>
+          <w:rFonts w:ascii="Quattrocento Sans" w:cs="Quattrocento Sans" w:eastAsia="Quattrocento Sans" w:hAnsi="Quattrocento Sans"/>
+          <w:sz w:val="20"/>
+          <w:szCs w:val="20"/>
+        </w:rPr>
+      </w:pPr>
+      <w:r>
+        <w:rPr>
+          <w:rFonts w:ascii="Quattrocento Sans" w:cs="Quattrocento Sans" w:eastAsia="Quattrocento Sans" w:hAnsi="Quattrocento Sans"/>
+          <w:sz w:val="20"/>
+          <w:szCs w:val="20"/>
+          <w:rtl w:val="0"/>
+        </w:rPr>
+        <w:tab/>
+        <w:tab/>
+        <w:tab/>
+        <w:tab/>
+        <w:tab/>
+        <w:tab/>
+        <w:t xml:space="preserve">Escribir ""</w:t>
+      </w:r>
+    </w:p>
+    <w:p>
+      <w:pPr>
+        <w:spacing w:after="200" w:line="240" w:lineRule="auto"/>
+        <w:rPr>
+          <w:rFonts w:ascii="Quattrocento Sans" w:cs="Quattrocento Sans" w:eastAsia="Quattrocento Sans" w:hAnsi="Quattrocento Sans"/>
+          <w:sz w:val="20"/>
+          <w:szCs w:val="20"/>
+        </w:rPr>
+      </w:pPr>
+      <w:r>
+        <w:rPr>
+          <w:rFonts w:ascii="Quattrocento Sans" w:cs="Quattrocento Sans" w:eastAsia="Quattrocento Sans" w:hAnsi="Quattrocento Sans"/>
+          <w:sz w:val="20"/>
+          <w:szCs w:val="20"/>
+          <w:rtl w:val="0"/>
+        </w:rPr>
+        <w:tab/>
+        <w:tab/>
+        <w:tab/>
+        <w:tab/>
+        <w:tab/>
+        <w:tab/>
+        <w:t xml:space="preserve">Escribir "Documento a consultar:"</w:t>
+      </w:r>
+    </w:p>
+    <w:p>
+      <w:pPr>
+        <w:spacing w:after="200" w:line="240" w:lineRule="auto"/>
+        <w:rPr>
+          <w:rFonts w:ascii="Quattrocento Sans" w:cs="Quattrocento Sans" w:eastAsia="Quattrocento Sans" w:hAnsi="Quattrocento Sans"/>
+          <w:sz w:val="20"/>
+          <w:szCs w:val="20"/>
+        </w:rPr>
+      </w:pPr>
+      <w:r>
+        <w:rPr>
+          <w:rFonts w:ascii="Quattrocento Sans" w:cs="Quattrocento Sans" w:eastAsia="Quattrocento Sans" w:hAnsi="Quattrocento Sans"/>
+          <w:sz w:val="20"/>
+          <w:szCs w:val="20"/>
+          <w:rtl w:val="0"/>
+        </w:rPr>
+        <w:tab/>
+        <w:tab/>
+        <w:tab/>
+        <w:tab/>
+        <w:tab/>
+        <w:tab/>
+        <w:t xml:space="preserve">Leer buscar</w:t>
+      </w:r>
+    </w:p>
+    <w:p>
+      <w:pPr>
+        <w:spacing w:after="200" w:line="240" w:lineRule="auto"/>
+        <w:rPr>
+          <w:rFonts w:ascii="Quattrocento Sans" w:cs="Quattrocento Sans" w:eastAsia="Quattrocento Sans" w:hAnsi="Quattrocento Sans"/>
+          <w:sz w:val="20"/>
+          <w:szCs w:val="20"/>
+        </w:rPr>
+      </w:pPr>
+      <w:r>
+        <w:rPr>
+          <w:rFonts w:ascii="Quattrocento Sans" w:cs="Quattrocento Sans" w:eastAsia="Quattrocento Sans" w:hAnsi="Quattrocento Sans"/>
+          <w:sz w:val="20"/>
+          <w:szCs w:val="20"/>
+          <w:rtl w:val="0"/>
+        </w:rPr>
+        <w:tab/>
+        <w:tab/>
+        <w:tab/>
+        <w:tab/>
+        <w:tab/>
+        <w:tab/>
+      </w:r>
+    </w:p>
+    <w:p>
+      <w:pPr>
+        <w:spacing w:after="200" w:line="240" w:lineRule="auto"/>
+        <w:rPr>
+          <w:rFonts w:ascii="Quattrocento Sans" w:cs="Quattrocento Sans" w:eastAsia="Quattrocento Sans" w:hAnsi="Quattrocento Sans"/>
+          <w:sz w:val="20"/>
+          <w:szCs w:val="20"/>
+        </w:rPr>
+      </w:pPr>
+      <w:r>
+        <w:rPr>
+          <w:rFonts w:ascii="Quattrocento Sans" w:cs="Quattrocento Sans" w:eastAsia="Quattrocento Sans" w:hAnsi="Quattrocento Sans"/>
+          <w:sz w:val="20"/>
+          <w:szCs w:val="20"/>
+          <w:rtl w:val="0"/>
+        </w:rPr>
+        <w:tab/>
+        <w:tab/>
+        <w:tab/>
+        <w:tab/>
+        <w:tab/>
+        <w:tab/>
+        <w:t xml:space="preserve">encontrado &lt;- 0</w:t>
+      </w:r>
+    </w:p>
+    <w:p>
+      <w:pPr>
+        <w:spacing w:after="200" w:line="240" w:lineRule="auto"/>
+        <w:rPr>
+          <w:rFonts w:ascii="Quattrocento Sans" w:cs="Quattrocento Sans" w:eastAsia="Quattrocento Sans" w:hAnsi="Quattrocento Sans"/>
+          <w:sz w:val="20"/>
+          <w:szCs w:val="20"/>
+        </w:rPr>
+      </w:pPr>
+      <w:r>
+        <w:rPr>
+          <w:rFonts w:ascii="Quattrocento Sans" w:cs="Quattrocento Sans" w:eastAsia="Quattrocento Sans" w:hAnsi="Quattrocento Sans"/>
+          <w:sz w:val="20"/>
+          <w:szCs w:val="20"/>
+          <w:rtl w:val="0"/>
+        </w:rPr>
+        <w:tab/>
+        <w:tab/>
+        <w:tab/>
+        <w:tab/>
+        <w:tab/>
+        <w:tab/>
+      </w:r>
+    </w:p>
+    <w:p>
+      <w:pPr>
+        <w:spacing w:after="200" w:line="240" w:lineRule="auto"/>
+        <w:rPr>
+          <w:rFonts w:ascii="Quattrocento Sans" w:cs="Quattrocento Sans" w:eastAsia="Quattrocento Sans" w:hAnsi="Quattrocento Sans"/>
+          <w:sz w:val="20"/>
+          <w:szCs w:val="20"/>
+        </w:rPr>
+      </w:pPr>
+      <w:r>
+        <w:rPr>
+          <w:rFonts w:ascii="Quattrocento Sans" w:cs="Quattrocento Sans" w:eastAsia="Quattrocento Sans" w:hAnsi="Quattrocento Sans"/>
+          <w:sz w:val="20"/>
+          <w:szCs w:val="20"/>
+          <w:rtl w:val="0"/>
+        </w:rPr>
+        <w:tab/>
+        <w:tab/>
+        <w:tab/>
+        <w:tab/>
+        <w:tab/>
+        <w:tab/>
+        <w:t xml:space="preserve">Para i &lt;- 1 Hasta contador - 1 Hacer</w:t>
+      </w:r>
+    </w:p>
+    <w:p>
+      <w:pPr>
+        <w:spacing w:after="200" w:line="240" w:lineRule="auto"/>
+        <w:rPr>
+          <w:rFonts w:ascii="Quattrocento Sans" w:cs="Quattrocento Sans" w:eastAsia="Quattrocento Sans" w:hAnsi="Quattrocento Sans"/>
+          <w:sz w:val="20"/>
+          <w:szCs w:val="20"/>
+        </w:rPr>
+      </w:pPr>
+      <w:r>
+        <w:rPr>
+          <w:rFonts w:ascii="Quattrocento Sans" w:cs="Quattrocento Sans" w:eastAsia="Quattrocento Sans" w:hAnsi="Quattrocento Sans"/>
+          <w:sz w:val="20"/>
+          <w:szCs w:val="20"/>
+          <w:rtl w:val="0"/>
+        </w:rPr>
+        <w:tab/>
+        <w:tab/>
+        <w:tab/>
+        <w:tab/>
+        <w:tab/>
+        <w:tab/>
+        <w:tab/>
+      </w:r>
+    </w:p>
+    <w:p>
+      <w:pPr>
+        <w:spacing w:after="200" w:line="240" w:lineRule="auto"/>
+        <w:rPr>
+          <w:rFonts w:ascii="Quattrocento Sans" w:cs="Quattrocento Sans" w:eastAsia="Quattrocento Sans" w:hAnsi="Quattrocento Sans"/>
+          <w:sz w:val="20"/>
+          <w:szCs w:val="20"/>
+        </w:rPr>
+      </w:pPr>
+      <w:r>
+        <w:rPr>
+          <w:rFonts w:ascii="Quattrocento Sans" w:cs="Quattrocento Sans" w:eastAsia="Quattrocento Sans" w:hAnsi="Quattrocento Sans"/>
+          <w:sz w:val="20"/>
+          <w:szCs w:val="20"/>
+          <w:rtl w:val="0"/>
+        </w:rPr>
+        <w:tab/>
+        <w:tab/>
+        <w:tab/>
+        <w:tab/>
+        <w:tab/>
+        <w:tab/>
+        <w:tab/>
+        <w:t xml:space="preserve">Si documento(i) = buscar Entonces</w:t>
+      </w:r>
+    </w:p>
+    <w:p>
+      <w:pPr>
+        <w:spacing w:after="200" w:line="240" w:lineRule="auto"/>
+        <w:rPr>
+          <w:rFonts w:ascii="Quattrocento Sans" w:cs="Quattrocento Sans" w:eastAsia="Quattrocento Sans" w:hAnsi="Quattrocento Sans"/>
+          <w:sz w:val="20"/>
+          <w:szCs w:val="20"/>
+        </w:rPr>
+      </w:pPr>
+      <w:r>
+        <w:rPr>
+          <w:rFonts w:ascii="Quattrocento Sans" w:cs="Quattrocento Sans" w:eastAsia="Quattrocento Sans" w:hAnsi="Quattrocento Sans"/>
+          <w:sz w:val="20"/>
+          <w:szCs w:val="20"/>
+          <w:rtl w:val="0"/>
+        </w:rPr>
+        <w:tab/>
+        <w:tab/>
+        <w:tab/>
+        <w:tab/>
+        <w:tab/>
+        <w:tab/>
+        <w:tab/>
+        <w:tab/>
+      </w:r>
+    </w:p>
+    <w:p>
+      <w:pPr>
+        <w:spacing w:after="200" w:line="240" w:lineRule="auto"/>
+        <w:rPr>
+          <w:rFonts w:ascii="Quattrocento Sans" w:cs="Quattrocento Sans" w:eastAsia="Quattrocento Sans" w:hAnsi="Quattrocento Sans"/>
+          <w:sz w:val="20"/>
+          <w:szCs w:val="20"/>
+        </w:rPr>
+      </w:pPr>
+      <w:r>
+        <w:rPr>
+          <w:rFonts w:ascii="Quattrocento Sans" w:cs="Quattrocento Sans" w:eastAsia="Quattrocento Sans" w:hAnsi="Quattrocento Sans"/>
+          <w:sz w:val="20"/>
+          <w:szCs w:val="20"/>
+          <w:rtl w:val="0"/>
+        </w:rPr>
+        <w:tab/>
+        <w:tab/>
+        <w:tab/>
+        <w:tab/>
+        <w:tab/>
+        <w:tab/>
+        <w:tab/>
+        <w:tab/>
+        <w:t xml:space="preserve">encontrado &lt;- 1</w:t>
+      </w:r>
+    </w:p>
+    <w:p>
+      <w:pPr>
+        <w:spacing w:after="200" w:line="240" w:lineRule="auto"/>
+        <w:rPr>
+          <w:rFonts w:ascii="Quattrocento Sans" w:cs="Quattrocento Sans" w:eastAsia="Quattrocento Sans" w:hAnsi="Quattrocento Sans"/>
+          <w:sz w:val="20"/>
+          <w:szCs w:val="20"/>
+        </w:rPr>
+      </w:pPr>
+      <w:r>
+        <w:rPr>
+          <w:rFonts w:ascii="Quattrocento Sans" w:cs="Quattrocento Sans" w:eastAsia="Quattrocento Sans" w:hAnsi="Quattrocento Sans"/>
+          <w:sz w:val="20"/>
+          <w:szCs w:val="20"/>
+          <w:rtl w:val="0"/>
+        </w:rPr>
+        <w:tab/>
+        <w:tab/>
+        <w:tab/>
+        <w:tab/>
+        <w:tab/>
+        <w:tab/>
+        <w:tab/>
+        <w:tab/>
+      </w:r>
+    </w:p>
+    <w:p>
+      <w:pPr>
+        <w:spacing w:after="200" w:line="240" w:lineRule="auto"/>
+        <w:rPr>
+          <w:rFonts w:ascii="Quattrocento Sans" w:cs="Quattrocento Sans" w:eastAsia="Quattrocento Sans" w:hAnsi="Quattrocento Sans"/>
+          <w:sz w:val="20"/>
+          <w:szCs w:val="20"/>
+        </w:rPr>
+      </w:pPr>
+      <w:r>
+        <w:rPr>
+          <w:rFonts w:ascii="Quattrocento Sans" w:cs="Quattrocento Sans" w:eastAsia="Quattrocento Sans" w:hAnsi="Quattrocento Sans"/>
+          <w:sz w:val="20"/>
+          <w:szCs w:val="20"/>
+          <w:rtl w:val="0"/>
+        </w:rPr>
+        <w:tab/>
+        <w:tab/>
+        <w:tab/>
+        <w:tab/>
+        <w:tab/>
+        <w:tab/>
+        <w:tab/>
+        <w:tab/>
+        <w:t xml:space="preserve">Escribir ""</w:t>
+      </w:r>
+    </w:p>
+    <w:p>
+      <w:pPr>
+        <w:spacing w:after="200" w:line="240" w:lineRule="auto"/>
+        <w:rPr>
+          <w:rFonts w:ascii="Quattrocento Sans" w:cs="Quattrocento Sans" w:eastAsia="Quattrocento Sans" w:hAnsi="Quattrocento Sans"/>
+          <w:sz w:val="20"/>
+          <w:szCs w:val="20"/>
+        </w:rPr>
+      </w:pPr>
+      <w:r>
+        <w:rPr>
+          <w:rFonts w:ascii="Quattrocento Sans" w:cs="Quattrocento Sans" w:eastAsia="Quattrocento Sans" w:hAnsi="Quattrocento Sans"/>
+          <w:sz w:val="20"/>
+          <w:szCs w:val="20"/>
+          <w:rtl w:val="0"/>
+        </w:rPr>
+        <w:tab/>
+        <w:tab/>
+        <w:tab/>
+        <w:tab/>
+        <w:tab/>
+        <w:tab/>
+        <w:tab/>
+        <w:tab/>
+        <w:t xml:space="preserve">Escribir "===== USUARIO ====="</w:t>
+      </w:r>
+    </w:p>
+    <w:p>
+      <w:pPr>
+        <w:spacing w:after="200" w:line="240" w:lineRule="auto"/>
+        <w:rPr>
+          <w:rFonts w:ascii="Quattrocento Sans" w:cs="Quattrocento Sans" w:eastAsia="Quattrocento Sans" w:hAnsi="Quattrocento Sans"/>
+          <w:sz w:val="20"/>
+          <w:szCs w:val="20"/>
+        </w:rPr>
+      </w:pPr>
+      <w:r>
+        <w:rPr>
+          <w:rFonts w:ascii="Quattrocento Sans" w:cs="Quattrocento Sans" w:eastAsia="Quattrocento Sans" w:hAnsi="Quattrocento Sans"/>
+          <w:sz w:val="20"/>
+          <w:szCs w:val="20"/>
+          <w:rtl w:val="0"/>
+        </w:rPr>
+        <w:tab/>
+        <w:tab/>
+        <w:tab/>
+        <w:tab/>
+        <w:tab/>
+        <w:tab/>
+        <w:tab/>
+        <w:tab/>
+        <w:t xml:space="preserve">Escribir "Documento: ", documento(i)</w:t>
+      </w:r>
+    </w:p>
+    <w:p>
+      <w:pPr>
+        <w:spacing w:after="200" w:line="240" w:lineRule="auto"/>
+        <w:rPr>
+          <w:rFonts w:ascii="Quattrocento Sans" w:cs="Quattrocento Sans" w:eastAsia="Quattrocento Sans" w:hAnsi="Quattrocento Sans"/>
+          <w:sz w:val="20"/>
+          <w:szCs w:val="20"/>
+        </w:rPr>
+      </w:pPr>
+      <w:r>
+        <w:rPr>
+          <w:rFonts w:ascii="Quattrocento Sans" w:cs="Quattrocento Sans" w:eastAsia="Quattrocento Sans" w:hAnsi="Quattrocento Sans"/>
+          <w:sz w:val="20"/>
+          <w:szCs w:val="20"/>
+          <w:rtl w:val="0"/>
+        </w:rPr>
+        <w:tab/>
+        <w:tab/>
+        <w:tab/>
+        <w:tab/>
+        <w:tab/>
+        <w:tab/>
+        <w:tab/>
+        <w:tab/>
+        <w:t xml:space="preserve">Escribir "Nombre: ", nombre(i)</w:t>
+      </w:r>
+    </w:p>
+    <w:p>
+      <w:pPr>
+        <w:spacing w:after="200" w:line="240" w:lineRule="auto"/>
+        <w:rPr>
+          <w:rFonts w:ascii="Quattrocento Sans" w:cs="Quattrocento Sans" w:eastAsia="Quattrocento Sans" w:hAnsi="Quattrocento Sans"/>
+          <w:sz w:val="20"/>
+          <w:szCs w:val="20"/>
+        </w:rPr>
+      </w:pPr>
+      <w:r>
+        <w:rPr>
+          <w:rFonts w:ascii="Quattrocento Sans" w:cs="Quattrocento Sans" w:eastAsia="Quattrocento Sans" w:hAnsi="Quattrocento Sans"/>
+          <w:sz w:val="20"/>
+          <w:szCs w:val="20"/>
+          <w:rtl w:val="0"/>
+        </w:rPr>
+        <w:tab/>
+        <w:tab/>
+        <w:tab/>
+        <w:tab/>
+        <w:tab/>
+        <w:tab/>
+        <w:tab/>
+        <w:tab/>
+        <w:t xml:space="preserve">Escribir "Correo: ", correo(i)</w:t>
+      </w:r>
+    </w:p>
+    <w:p>
+      <w:pPr>
+        <w:spacing w:after="200" w:line="240" w:lineRule="auto"/>
+        <w:rPr>
+          <w:rFonts w:ascii="Quattrocento Sans" w:cs="Quattrocento Sans" w:eastAsia="Quattrocento Sans" w:hAnsi="Quattrocento Sans"/>
+          <w:sz w:val="20"/>
+          <w:szCs w:val="20"/>
+        </w:rPr>
+      </w:pPr>
+      <w:r>
+        <w:rPr>
+          <w:rFonts w:ascii="Quattrocento Sans" w:cs="Quattrocento Sans" w:eastAsia="Quattrocento Sans" w:hAnsi="Quattrocento Sans"/>
+          <w:sz w:val="20"/>
+          <w:szCs w:val="20"/>
+          <w:rtl w:val="0"/>
+        </w:rPr>
+        <w:tab/>
+        <w:tab/>
+        <w:tab/>
+        <w:tab/>
+        <w:tab/>
+        <w:tab/>
+        <w:tab/>
+        <w:tab/>
+        <w:t xml:space="preserve">Escribir "Rol: ", rol(i)</w:t>
+      </w:r>
+    </w:p>
+    <w:p>
+      <w:pPr>
+        <w:spacing w:after="200" w:line="240" w:lineRule="auto"/>
+        <w:rPr>
+          <w:rFonts w:ascii="Quattrocento Sans" w:cs="Quattrocento Sans" w:eastAsia="Quattrocento Sans" w:hAnsi="Quattrocento Sans"/>
+          <w:sz w:val="20"/>
+          <w:szCs w:val="20"/>
+        </w:rPr>
+      </w:pPr>
+      <w:r>
+        <w:rPr>
+          <w:rFonts w:ascii="Quattrocento Sans" w:cs="Quattrocento Sans" w:eastAsia="Quattrocento Sans" w:hAnsi="Quattrocento Sans"/>
+          <w:sz w:val="20"/>
+          <w:szCs w:val="20"/>
+          <w:rtl w:val="0"/>
+        </w:rPr>
+        <w:tab/>
+        <w:tab/>
+        <w:tab/>
+        <w:tab/>
+        <w:tab/>
+        <w:tab/>
+        <w:tab/>
+        <w:tab/>
+        <w:t xml:space="preserve">Escribir "Estado: ", estado(i)</w:t>
+      </w:r>
+    </w:p>
+    <w:p>
+      <w:pPr>
+        <w:spacing w:after="200" w:line="240" w:lineRule="auto"/>
+        <w:rPr>
+          <w:rFonts w:ascii="Quattrocento Sans" w:cs="Quattrocento Sans" w:eastAsia="Quattrocento Sans" w:hAnsi="Quattrocento Sans"/>
+          <w:sz w:val="20"/>
+          <w:szCs w:val="20"/>
+        </w:rPr>
+      </w:pPr>
+      <w:r>
+        <w:rPr>
+          <w:rFonts w:ascii="Quattrocento Sans" w:cs="Quattrocento Sans" w:eastAsia="Quattrocento Sans" w:hAnsi="Quattrocento Sans"/>
+          <w:sz w:val="20"/>
+          <w:szCs w:val="20"/>
+          <w:rtl w:val="0"/>
+        </w:rPr>
+        <w:tab/>
+        <w:tab/>
+        <w:tab/>
+        <w:tab/>
+        <w:tab/>
+        <w:tab/>
+        <w:tab/>
+        <w:tab/>
+      </w:r>
+    </w:p>
+    <w:p>
+      <w:pPr>
+        <w:spacing w:after="200" w:line="240" w:lineRule="auto"/>
+        <w:rPr>
+          <w:rFonts w:ascii="Quattrocento Sans" w:cs="Quattrocento Sans" w:eastAsia="Quattrocento Sans" w:hAnsi="Quattrocento Sans"/>
+          <w:sz w:val="20"/>
+          <w:szCs w:val="20"/>
+        </w:rPr>
+      </w:pPr>
+      <w:r>
+        <w:rPr>
+          <w:rFonts w:ascii="Quattrocento Sans" w:cs="Quattrocento Sans" w:eastAsia="Quattrocento Sans" w:hAnsi="Quattrocento Sans"/>
+          <w:sz w:val="20"/>
+          <w:szCs w:val="20"/>
+          <w:rtl w:val="0"/>
+        </w:rPr>
+        <w:tab/>
+        <w:tab/>
+        <w:tab/>
+        <w:tab/>
+        <w:tab/>
+        <w:tab/>
+        <w:tab/>
+        <w:t xml:space="preserve">FinSi</w:t>
+      </w:r>
+    </w:p>
+    <w:p>
+      <w:pPr>
+        <w:spacing w:after="200" w:line="240" w:lineRule="auto"/>
+        <w:rPr>
+          <w:rFonts w:ascii="Quattrocento Sans" w:cs="Quattrocento Sans" w:eastAsia="Quattrocento Sans" w:hAnsi="Quattrocento Sans"/>
+          <w:sz w:val="20"/>
+          <w:szCs w:val="20"/>
+        </w:rPr>
+      </w:pPr>
+      <w:r>
+        <w:rPr>
+          <w:rFonts w:ascii="Quattrocento Sans" w:cs="Quattrocento Sans" w:eastAsia="Quattrocento Sans" w:hAnsi="Quattrocento Sans"/>
+          <w:sz w:val="20"/>
+          <w:szCs w:val="20"/>
+          <w:rtl w:val="0"/>
+        </w:rPr>
+        <w:tab/>
+        <w:tab/>
+        <w:tab/>
+        <w:tab/>
+        <w:tab/>
+        <w:tab/>
+        <w:tab/>
+      </w:r>
+    </w:p>
+    <w:p>
+      <w:pPr>
+        <w:spacing w:after="200" w:line="240" w:lineRule="auto"/>
+        <w:rPr>
+          <w:rFonts w:ascii="Quattrocento Sans" w:cs="Quattrocento Sans" w:eastAsia="Quattrocento Sans" w:hAnsi="Quattrocento Sans"/>
+          <w:sz w:val="20"/>
+          <w:szCs w:val="20"/>
+        </w:rPr>
+      </w:pPr>
+      <w:r>
+        <w:rPr>
+          <w:rFonts w:ascii="Quattrocento Sans" w:cs="Quattrocento Sans" w:eastAsia="Quattrocento Sans" w:hAnsi="Quattrocento Sans"/>
+          <w:sz w:val="20"/>
+          <w:szCs w:val="20"/>
+          <w:rtl w:val="0"/>
+        </w:rPr>
+        <w:tab/>
+        <w:tab/>
+        <w:tab/>
+        <w:tab/>
+        <w:tab/>
+        <w:tab/>
+        <w:t xml:space="preserve">FinPara</w:t>
+      </w:r>
+    </w:p>
+    <w:p>
+      <w:pPr>
+        <w:spacing w:after="200" w:line="240" w:lineRule="auto"/>
+        <w:rPr>
+          <w:rFonts w:ascii="Quattrocento Sans" w:cs="Quattrocento Sans" w:eastAsia="Quattrocento Sans" w:hAnsi="Quattrocento Sans"/>
+          <w:sz w:val="20"/>
+          <w:szCs w:val="20"/>
+        </w:rPr>
+      </w:pPr>
+      <w:r>
+        <w:rPr>
+          <w:rFonts w:ascii="Quattrocento Sans" w:cs="Quattrocento Sans" w:eastAsia="Quattrocento Sans" w:hAnsi="Quattrocento Sans"/>
+          <w:sz w:val="20"/>
+          <w:szCs w:val="20"/>
+          <w:rtl w:val="0"/>
+        </w:rPr>
+        <w:tab/>
+        <w:tab/>
+        <w:tab/>
+        <w:tab/>
+        <w:tab/>
+        <w:tab/>
+      </w:r>
+    </w:p>
+    <w:p>
+      <w:pPr>
+        <w:spacing w:after="200" w:line="240" w:lineRule="auto"/>
+        <w:rPr>
+          <w:rFonts w:ascii="Quattrocento Sans" w:cs="Quattrocento Sans" w:eastAsia="Quattrocento Sans" w:hAnsi="Quattrocento Sans"/>
+          <w:sz w:val="20"/>
+          <w:szCs w:val="20"/>
+        </w:rPr>
+      </w:pPr>
+      <w:r>
+        <w:rPr>
+          <w:rFonts w:ascii="Quattrocento Sans" w:cs="Quattrocento Sans" w:eastAsia="Quattrocento Sans" w:hAnsi="Quattrocento Sans"/>
+          <w:sz w:val="20"/>
+          <w:szCs w:val="20"/>
+          <w:rtl w:val="0"/>
+        </w:rPr>
+        <w:tab/>
+        <w:tab/>
+        <w:tab/>
+        <w:tab/>
+        <w:tab/>
+        <w:tab/>
+        <w:t xml:space="preserve">Si encontrado = 0 Entonces</w:t>
+      </w:r>
+    </w:p>
+    <w:p>
+      <w:pPr>
+        <w:spacing w:after="200" w:line="240" w:lineRule="auto"/>
+        <w:rPr>
+          <w:rFonts w:ascii="Quattrocento Sans" w:cs="Quattrocento Sans" w:eastAsia="Quattrocento Sans" w:hAnsi="Quattrocento Sans"/>
+          <w:sz w:val="20"/>
+          <w:szCs w:val="20"/>
+        </w:rPr>
+      </w:pPr>
+      <w:r>
+        <w:rPr>
+          <w:rFonts w:ascii="Quattrocento Sans" w:cs="Quattrocento Sans" w:eastAsia="Quattrocento Sans" w:hAnsi="Quattrocento Sans"/>
+          <w:sz w:val="20"/>
+          <w:szCs w:val="20"/>
+          <w:rtl w:val="0"/>
+        </w:rPr>
+        <w:tab/>
+        <w:tab/>
+        <w:tab/>
+        <w:tab/>
+        <w:tab/>
+        <w:tab/>
+        <w:tab/>
+        <w:t xml:space="preserve">Escribir "Usuario no encontrado."</w:t>
+      </w:r>
+    </w:p>
+    <w:p>
+      <w:pPr>
+        <w:spacing w:after="200" w:line="240" w:lineRule="auto"/>
+        <w:rPr>
+          <w:rFonts w:ascii="Quattrocento Sans" w:cs="Quattrocento Sans" w:eastAsia="Quattrocento Sans" w:hAnsi="Quattrocento Sans"/>
+          <w:sz w:val="20"/>
+          <w:szCs w:val="20"/>
+        </w:rPr>
+      </w:pPr>
+      <w:r>
+        <w:rPr>
+          <w:rFonts w:ascii="Quattrocento Sans" w:cs="Quattrocento Sans" w:eastAsia="Quattrocento Sans" w:hAnsi="Quattrocento Sans"/>
+          <w:sz w:val="20"/>
+          <w:szCs w:val="20"/>
+          <w:rtl w:val="0"/>
+        </w:rPr>
+        <w:tab/>
+        <w:tab/>
+        <w:tab/>
+        <w:tab/>
+        <w:tab/>
+        <w:tab/>
+        <w:t xml:space="preserve">FinSi</w:t>
+      </w:r>
+    </w:p>
+    <w:p>
+      <w:pPr>
+        <w:spacing w:after="200" w:line="240" w:lineRule="auto"/>
+        <w:rPr>
+          <w:rFonts w:ascii="Quattrocento Sans" w:cs="Quattrocento Sans" w:eastAsia="Quattrocento Sans" w:hAnsi="Quattrocento Sans"/>
+          <w:sz w:val="20"/>
+          <w:szCs w:val="20"/>
+        </w:rPr>
+      </w:pPr>
+      <w:r>
+        <w:rPr>
+          <w:rFonts w:ascii="Quattrocento Sans" w:cs="Quattrocento Sans" w:eastAsia="Quattrocento Sans" w:hAnsi="Quattrocento Sans"/>
+          <w:sz w:val="20"/>
+          <w:szCs w:val="20"/>
+          <w:rtl w:val="0"/>
+        </w:rPr>
+        <w:tab/>
+        <w:tab/>
+        <w:tab/>
+        <w:tab/>
+        <w:tab/>
+        <w:tab/>
+      </w:r>
+    </w:p>
+    <w:p>
+      <w:pPr>
+        <w:spacing w:after="200" w:line="240" w:lineRule="auto"/>
+        <w:rPr>
+          <w:rFonts w:ascii="Quattrocento Sans" w:cs="Quattrocento Sans" w:eastAsia="Quattrocento Sans" w:hAnsi="Quattrocento Sans"/>
+          <w:sz w:val="20"/>
+          <w:szCs w:val="20"/>
+        </w:rPr>
+      </w:pPr>
+      <w:r>
+        <w:rPr>
+          <w:rFonts w:ascii="Quattrocento Sans" w:cs="Quattrocento Sans" w:eastAsia="Quattrocento Sans" w:hAnsi="Quattrocento Sans"/>
+          <w:sz w:val="20"/>
+          <w:szCs w:val="20"/>
+          <w:rtl w:val="0"/>
+        </w:rPr>
+        <w:tab/>
+        <w:tab/>
+        <w:tab/>
+        <w:tab/>
+        <w:tab/>
+        <w:t xml:space="preserve">SiNo</w:t>
+      </w:r>
+    </w:p>
+    <w:p>
+      <w:pPr>
+        <w:spacing w:after="200" w:line="240" w:lineRule="auto"/>
+        <w:rPr>
+          <w:rFonts w:ascii="Quattrocento Sans" w:cs="Quattrocento Sans" w:eastAsia="Quattrocento Sans" w:hAnsi="Quattrocento Sans"/>
+          <w:sz w:val="20"/>
+          <w:szCs w:val="20"/>
+        </w:rPr>
+      </w:pPr>
+      <w:r>
+        <w:rPr>
+          <w:rFonts w:ascii="Quattrocento Sans" w:cs="Quattrocento Sans" w:eastAsia="Quattrocento Sans" w:hAnsi="Quattrocento Sans"/>
+          <w:sz w:val="20"/>
+          <w:szCs w:val="20"/>
+          <w:rtl w:val="0"/>
+        </w:rPr>
+        <w:tab/>
+        <w:tab/>
+        <w:tab/>
+        <w:tab/>
+        <w:tab/>
+        <w:tab/>
+      </w:r>
+    </w:p>
+    <w:p>
+      <w:pPr>
+        <w:spacing w:after="200" w:line="240" w:lineRule="auto"/>
+        <w:rPr>
+          <w:rFonts w:ascii="Quattrocento Sans" w:cs="Quattrocento Sans" w:eastAsia="Quattrocento Sans" w:hAnsi="Quattrocento Sans"/>
+          <w:sz w:val="20"/>
+          <w:szCs w:val="20"/>
+        </w:rPr>
+      </w:pPr>
+      <w:r>
+        <w:rPr>
+          <w:rFonts w:ascii="Quattrocento Sans" w:cs="Quattrocento Sans" w:eastAsia="Quattrocento Sans" w:hAnsi="Quattrocento Sans"/>
+          <w:sz w:val="20"/>
+          <w:szCs w:val="20"/>
+          <w:rtl w:val="0"/>
+        </w:rPr>
+        <w:tab/>
+        <w:tab/>
+        <w:tab/>
+        <w:tab/>
+        <w:tab/>
+        <w:tab/>
+        <w:t xml:space="preserve">Si menuOp = 5 Entonces</w:t>
+      </w:r>
+    </w:p>
+    <w:p>
+      <w:pPr>
+        <w:spacing w:after="200" w:line="240" w:lineRule="auto"/>
+        <w:rPr>
+          <w:rFonts w:ascii="Quattrocento Sans" w:cs="Quattrocento Sans" w:eastAsia="Quattrocento Sans" w:hAnsi="Quattrocento Sans"/>
+          <w:sz w:val="20"/>
+          <w:szCs w:val="20"/>
+        </w:rPr>
+      </w:pPr>
+      <w:r>
+        <w:rPr>
+          <w:rFonts w:ascii="Quattrocento Sans" w:cs="Quattrocento Sans" w:eastAsia="Quattrocento Sans" w:hAnsi="Quattrocento Sans"/>
+          <w:sz w:val="20"/>
+          <w:szCs w:val="20"/>
+          <w:rtl w:val="0"/>
+        </w:rPr>
+        <w:tab/>
+        <w:tab/>
+        <w:tab/>
+        <w:tab/>
+        <w:tab/>
+        <w:tab/>
+        <w:tab/>
+        <w:t xml:space="preserve">Escribir ""</w:t>
+      </w:r>
+    </w:p>
+    <w:p>
+      <w:pPr>
+        <w:spacing w:after="200" w:line="240" w:lineRule="auto"/>
+        <w:rPr>
+          <w:rFonts w:ascii="Quattrocento Sans" w:cs="Quattrocento Sans" w:eastAsia="Quattrocento Sans" w:hAnsi="Quattrocento Sans"/>
+          <w:sz w:val="20"/>
+          <w:szCs w:val="20"/>
+        </w:rPr>
+      </w:pPr>
+      <w:r>
+        <w:rPr>
+          <w:rFonts w:ascii="Quattrocento Sans" w:cs="Quattrocento Sans" w:eastAsia="Quattrocento Sans" w:hAnsi="Quattrocento Sans"/>
+          <w:sz w:val="20"/>
+          <w:szCs w:val="20"/>
+          <w:rtl w:val="0"/>
+        </w:rPr>
+        <w:tab/>
+        <w:tab/>
+        <w:tab/>
+        <w:tab/>
+        <w:tab/>
+        <w:tab/>
+        <w:tab/>
+        <w:t xml:space="preserve">Escribir "Gracias por usar Stay Clean."</w:t>
+      </w:r>
+    </w:p>
+    <w:p>
+      <w:pPr>
+        <w:spacing w:after="200" w:line="240" w:lineRule="auto"/>
+        <w:rPr>
+          <w:rFonts w:ascii="Quattrocento Sans" w:cs="Quattrocento Sans" w:eastAsia="Quattrocento Sans" w:hAnsi="Quattrocento Sans"/>
+          <w:sz w:val="20"/>
+          <w:szCs w:val="20"/>
+        </w:rPr>
+      </w:pPr>
+      <w:r>
+        <w:rPr>
+          <w:rFonts w:ascii="Quattrocento Sans" w:cs="Quattrocento Sans" w:eastAsia="Quattrocento Sans" w:hAnsi="Quattrocento Sans"/>
+          <w:sz w:val="20"/>
+          <w:szCs w:val="20"/>
+          <w:rtl w:val="0"/>
+        </w:rPr>
+        <w:tab/>
+        <w:tab/>
+        <w:tab/>
+        <w:tab/>
+        <w:tab/>
+        <w:tab/>
+        <w:t xml:space="preserve">SiNo</w:t>
+      </w:r>
+    </w:p>
+    <w:p>
+      <w:pPr>
+        <w:spacing w:after="200" w:line="240" w:lineRule="auto"/>
+        <w:rPr>
+          <w:rFonts w:ascii="Quattrocento Sans" w:cs="Quattrocento Sans" w:eastAsia="Quattrocento Sans" w:hAnsi="Quattrocento Sans"/>
+          <w:sz w:val="20"/>
+          <w:szCs w:val="20"/>
+        </w:rPr>
+      </w:pPr>
+      <w:r>
+        <w:rPr>
+          <w:rFonts w:ascii="Quattrocento Sans" w:cs="Quattrocento Sans" w:eastAsia="Quattrocento Sans" w:hAnsi="Quattrocento Sans"/>
+          <w:sz w:val="20"/>
+          <w:szCs w:val="20"/>
+          <w:rtl w:val="0"/>
+        </w:rPr>
+        <w:tab/>
+        <w:tab/>
+        <w:tab/>
+        <w:tab/>
+        <w:tab/>
+        <w:tab/>
+        <w:tab/>
+        <w:t xml:space="preserve">Escribir "Opcion invalida."</w:t>
+      </w:r>
+    </w:p>
+    <w:p>
+      <w:pPr>
+        <w:spacing w:after="200" w:line="240" w:lineRule="auto"/>
+        <w:rPr>
+          <w:rFonts w:ascii="Quattrocento Sans" w:cs="Quattrocento Sans" w:eastAsia="Quattrocento Sans" w:hAnsi="Quattrocento Sans"/>
+          <w:sz w:val="20"/>
+          <w:szCs w:val="20"/>
+        </w:rPr>
+      </w:pPr>
+      <w:r>
+        <w:rPr>
+          <w:rFonts w:ascii="Quattrocento Sans" w:cs="Quattrocento Sans" w:eastAsia="Quattrocento Sans" w:hAnsi="Quattrocento Sans"/>
+          <w:sz w:val="20"/>
+          <w:szCs w:val="20"/>
+          <w:rtl w:val="0"/>
+        </w:rPr>
+        <w:tab/>
+        <w:tab/>
+        <w:tab/>
+        <w:tab/>
+        <w:tab/>
+        <w:tab/>
+        <w:t xml:space="preserve">FinSi</w:t>
+      </w:r>
+    </w:p>
+    <w:p>
+      <w:pPr>
+        <w:spacing w:after="200" w:line="240" w:lineRule="auto"/>
+        <w:rPr>
+          <w:rFonts w:ascii="Quattrocento Sans" w:cs="Quattrocento Sans" w:eastAsia="Quattrocento Sans" w:hAnsi="Quattrocento Sans"/>
+          <w:sz w:val="20"/>
+          <w:szCs w:val="20"/>
+        </w:rPr>
+      </w:pPr>
+      <w:r>
+        <w:rPr>
+          <w:rFonts w:ascii="Quattrocento Sans" w:cs="Quattrocento Sans" w:eastAsia="Quattrocento Sans" w:hAnsi="Quattrocento Sans"/>
+          <w:sz w:val="20"/>
+          <w:szCs w:val="20"/>
+          <w:rtl w:val="0"/>
+        </w:rPr>
+        <w:tab/>
+        <w:tab/>
+        <w:tab/>
+        <w:tab/>
+        <w:tab/>
+        <w:tab/>
+      </w:r>
+    </w:p>
+    <w:p>
+      <w:pPr>
+        <w:spacing w:after="200" w:line="240" w:lineRule="auto"/>
+        <w:rPr>
+          <w:rFonts w:ascii="Quattrocento Sans" w:cs="Quattrocento Sans" w:eastAsia="Quattrocento Sans" w:hAnsi="Quattrocento Sans"/>
+          <w:sz w:val="20"/>
+          <w:szCs w:val="20"/>
+        </w:rPr>
+      </w:pPr>
+      <w:r>
+        <w:rPr>
+          <w:rFonts w:ascii="Quattrocento Sans" w:cs="Quattrocento Sans" w:eastAsia="Quattrocento Sans" w:hAnsi="Quattrocento Sans"/>
+          <w:sz w:val="20"/>
+          <w:szCs w:val="20"/>
+          <w:rtl w:val="0"/>
+        </w:rPr>
+        <w:tab/>
+        <w:tab/>
+        <w:tab/>
+        <w:tab/>
+        <w:tab/>
+        <w:t xml:space="preserve">FinSi</w:t>
+      </w:r>
+    </w:p>
+    <w:p>
+      <w:pPr>
+        <w:spacing w:after="200" w:line="240" w:lineRule="auto"/>
+        <w:rPr>
+          <w:rFonts w:ascii="Quattrocento Sans" w:cs="Quattrocento Sans" w:eastAsia="Quattrocento Sans" w:hAnsi="Quattrocento Sans"/>
+          <w:sz w:val="20"/>
+          <w:szCs w:val="20"/>
+        </w:rPr>
+      </w:pPr>
+      <w:r>
+        <w:rPr>
+          <w:rFonts w:ascii="Quattrocento Sans" w:cs="Quattrocento Sans" w:eastAsia="Quattrocento Sans" w:hAnsi="Quattrocento Sans"/>
+          <w:sz w:val="20"/>
+          <w:szCs w:val="20"/>
+          <w:rtl w:val="0"/>
+        </w:rPr>
+        <w:tab/>
+        <w:tab/>
+        <w:tab/>
+        <w:tab/>
+        <w:tab/>
+      </w:r>
+    </w:p>
+    <w:p>
+      <w:pPr>
+        <w:spacing w:after="200" w:line="240" w:lineRule="auto"/>
+        <w:rPr>
+          <w:rFonts w:ascii="Quattrocento Sans" w:cs="Quattrocento Sans" w:eastAsia="Quattrocento Sans" w:hAnsi="Quattrocento Sans"/>
+          <w:sz w:val="20"/>
+          <w:szCs w:val="20"/>
+        </w:rPr>
+      </w:pPr>
+      <w:r>
+        <w:rPr>
+          <w:rFonts w:ascii="Quattrocento Sans" w:cs="Quattrocento Sans" w:eastAsia="Quattrocento Sans" w:hAnsi="Quattrocento Sans"/>
+          <w:sz w:val="20"/>
+          <w:szCs w:val="20"/>
+          <w:rtl w:val="0"/>
+        </w:rPr>
+        <w:tab/>
+        <w:tab/>
+        <w:tab/>
+        <w:tab/>
+        <w:t xml:space="preserve">FinSi</w:t>
+      </w:r>
+    </w:p>
+    <w:p>
+      <w:pPr>
+        <w:spacing w:after="200" w:line="240" w:lineRule="auto"/>
+        <w:rPr>
+          <w:rFonts w:ascii="Quattrocento Sans" w:cs="Quattrocento Sans" w:eastAsia="Quattrocento Sans" w:hAnsi="Quattrocento Sans"/>
+          <w:sz w:val="20"/>
+          <w:szCs w:val="20"/>
+        </w:rPr>
+      </w:pPr>
+      <w:r>
+        <w:rPr>
+          <w:rFonts w:ascii="Quattrocento Sans" w:cs="Quattrocento Sans" w:eastAsia="Quattrocento Sans" w:hAnsi="Quattrocento Sans"/>
+          <w:sz w:val="20"/>
+          <w:szCs w:val="20"/>
+          <w:rtl w:val="0"/>
+        </w:rPr>
+        <w:tab/>
+        <w:tab/>
+        <w:tab/>
+        <w:tab/>
+      </w:r>
+    </w:p>
+    <w:p>
+      <w:pPr>
+        <w:spacing w:after="200" w:line="240" w:lineRule="auto"/>
+        <w:rPr>
+          <w:rFonts w:ascii="Quattrocento Sans" w:cs="Quattrocento Sans" w:eastAsia="Quattrocento Sans" w:hAnsi="Quattrocento Sans"/>
+          <w:sz w:val="20"/>
+          <w:szCs w:val="20"/>
+        </w:rPr>
+      </w:pPr>
+      <w:r>
+        <w:rPr>
+          <w:rFonts w:ascii="Quattrocento Sans" w:cs="Quattrocento Sans" w:eastAsia="Quattrocento Sans" w:hAnsi="Quattrocento Sans"/>
+          <w:sz w:val="20"/>
+          <w:szCs w:val="20"/>
+          <w:rtl w:val="0"/>
+        </w:rPr>
+        <w:tab/>
+        <w:tab/>
+        <w:tab/>
+        <w:t xml:space="preserve">FinSi</w:t>
+      </w:r>
+    </w:p>
+    <w:p>
+      <w:pPr>
+        <w:spacing w:after="200" w:line="240" w:lineRule="auto"/>
+        <w:rPr>
+          <w:rFonts w:ascii="Quattrocento Sans" w:cs="Quattrocento Sans" w:eastAsia="Quattrocento Sans" w:hAnsi="Quattrocento Sans"/>
+          <w:sz w:val="20"/>
+          <w:szCs w:val="20"/>
+        </w:rPr>
+      </w:pPr>
+      <w:r>
+        <w:rPr>
+          <w:rFonts w:ascii="Quattrocento Sans" w:cs="Quattrocento Sans" w:eastAsia="Quattrocento Sans" w:hAnsi="Quattrocento Sans"/>
+          <w:sz w:val="20"/>
+          <w:szCs w:val="20"/>
+          <w:rtl w:val="0"/>
+        </w:rPr>
+        <w:tab/>
+        <w:tab/>
+        <w:tab/>
+      </w:r>
+    </w:p>
+    <w:p>
+      <w:pPr>
+        <w:spacing w:after="200" w:line="240" w:lineRule="auto"/>
+        <w:rPr>
+          <w:rFonts w:ascii="Quattrocento Sans" w:cs="Quattrocento Sans" w:eastAsia="Quattrocento Sans" w:hAnsi="Quattrocento Sans"/>
+          <w:sz w:val="20"/>
+          <w:szCs w:val="20"/>
+        </w:rPr>
+      </w:pPr>
+      <w:r>
+        <w:rPr>
+          <w:rFonts w:ascii="Quattrocento Sans" w:cs="Quattrocento Sans" w:eastAsia="Quattrocento Sans" w:hAnsi="Quattrocento Sans"/>
+          <w:sz w:val="20"/>
+          <w:szCs w:val="20"/>
+          <w:rtl w:val="0"/>
+        </w:rPr>
+        <w:tab/>
+        <w:tab/>
+        <w:t xml:space="preserve">FinSi</w:t>
+      </w:r>
+    </w:p>
+    <w:p>
+      <w:pPr>
+        <w:spacing w:after="200" w:line="240" w:lineRule="auto"/>
+        <w:rPr>
+          <w:rFonts w:ascii="Quattrocento Sans" w:cs="Quattrocento Sans" w:eastAsia="Quattrocento Sans" w:hAnsi="Quattrocento Sans"/>
+          <w:sz w:val="20"/>
+          <w:szCs w:val="20"/>
+        </w:rPr>
+      </w:pPr>
+      <w:r>
+        <w:rPr>
+          <w:rFonts w:ascii="Quattrocento Sans" w:cs="Quattrocento Sans" w:eastAsia="Quattrocento Sans" w:hAnsi="Quattrocento Sans"/>
+          <w:sz w:val="20"/>
+          <w:szCs w:val="20"/>
+          <w:rtl w:val="0"/>
+        </w:rPr>
+        <w:tab/>
+        <w:tab/>
+      </w:r>
+    </w:p>
+    <w:p>
+      <w:pPr>
+        <w:spacing w:after="200" w:line="240" w:lineRule="auto"/>
+        <w:rPr>
+          <w:rFonts w:ascii="Quattrocento Sans" w:cs="Quattrocento Sans" w:eastAsia="Quattrocento Sans" w:hAnsi="Quattrocento Sans"/>
+          <w:sz w:val="20"/>
+          <w:szCs w:val="20"/>
+        </w:rPr>
+      </w:pPr>
+      <w:r>
+        <w:rPr>
+          <w:rFonts w:ascii="Quattrocento Sans" w:cs="Quattrocento Sans" w:eastAsia="Quattrocento Sans" w:hAnsi="Quattrocento Sans"/>
+          <w:sz w:val="20"/>
+          <w:szCs w:val="20"/>
+          <w:rtl w:val="0"/>
+        </w:rPr>
+        <w:tab/>
+        <w:t xml:space="preserve">FinMientras</w:t>
       </w:r>
     </w:p>
     <w:p>
@@ -1797,6 +4610,36 @@
           <w:rtl w:val="0"/>
         </w:rPr>
         <w:t xml:space="preserve">FinAlgoritmo</w:t>
+      </w:r>
+    </w:p>
+    <w:p>
+      <w:pPr>
+        <w:spacing w:after="200" w:line="240" w:lineRule="auto"/>
+        <w:rPr>
+          <w:rFonts w:ascii="Quattrocento Sans" w:cs="Quattrocento Sans" w:eastAsia="Quattrocento Sans" w:hAnsi="Quattrocento Sans"/>
+          <w:sz w:val="20"/>
+          <w:szCs w:val="20"/>
+        </w:rPr>
+      </w:pPr>
+      <w:r>
+        <w:rPr>
+          <w:rtl w:val="0"/>
+        </w:rPr>
+      </w:r>
+    </w:p>
+    <w:p>
+      <w:pPr>
+        <w:spacing w:after="200" w:line="240" w:lineRule="auto"/>
+        <w:rPr>
+          <w:rFonts w:ascii="Quattrocento Sans" w:cs="Quattrocento Sans" w:eastAsia="Quattrocento Sans" w:hAnsi="Quattrocento Sans"/>
+          <w:sz w:val="20"/>
+          <w:szCs w:val="20"/>
+        </w:rPr>
+      </w:pPr>
+      <w:r>
+        <w:rPr>
+          <w:rtl w:val="0"/>
+        </w:rPr>
       </w:r>
     </w:p>
     <w:p>
@@ -1816,9 +4659,9 @@
         </w:rPr>
         <w:drawing>
           <wp:inline distB="114300" distT="114300" distL="114300" distR="114300">
-            <wp:extent cx="5731200" cy="7239000"/>
+            <wp:extent cx="5731200" cy="3505200"/>
             <wp:effectExtent b="0" l="0" r="0" t="0"/>
-            <wp:docPr id="2" name="image1.png"/>
+            <wp:docPr id="1" name="image1.png"/>
             <a:graphic>
               <a:graphicData uri="http://schemas.openxmlformats.org/drawingml/2006/picture">
                 <pic:pic>
@@ -1836,7 +4679,7 @@
                   <pic:spPr>
                     <a:xfrm>
                       <a:off x="0" y="0"/>
-                      <a:ext cx="5731200" cy="7239000"/>
+                      <a:ext cx="5731200" cy="3505200"/>
                     </a:xfrm>
                     <a:prstGeom prst="rect"/>
                     <a:ln/>
@@ -3014,7 +5857,7 @@
           <wp:inline distB="114300" distT="114300" distL="114300" distR="114300">
             <wp:extent cx="3819525" cy="8439150"/>
             <wp:effectExtent b="0" l="0" r="0" t="0"/>
-            <wp:docPr id="1" name="image2.png"/>
+            <wp:docPr id="2" name="image2.png"/>
             <a:graphic>
               <a:graphicData uri="http://schemas.openxmlformats.org/drawingml/2006/picture">
                 <pic:pic>
